--- a/05_Funcional/3_Protocolo_Pruebas_Rigurosas.docx
+++ b/05_Funcional/3_Protocolo_Pruebas_Rigurosas.docx
@@ -13168,6 +13168,293 @@
     </w:p>
     <w:p>
       <w:pPr>
+        <w:spacing w:after="160"/>
+        <w:ind w:left="360"/>
+        <w:shd w:val="clear" w:fill="FFF4E5"/>
+      </w:pPr>
+      <w:r>
+        <w:rPr>
+          <w:b w:val="0"/>
+          <w:color w:val="960000"/>
+          <w:sz w:val="20"/>
+        </w:rPr>
+        <w:t>🔵 05/09 — EL MODO MANUAL CAMBIÓ DE COMPORTAMIENTO (</w:t>
+      </w:r>
+      <w:r>
+        <w:rPr>
+          <w:rFonts w:ascii="Consolas" w:hAnsi="Consolas"/>
+          <w:color w:val="960000"/>
+          <w:sz w:val="20"/>
+        </w:rPr>
+        <w:t>N-147</w:t>
+      </w:r>
+      <w:r>
+        <w:rPr>
+          <w:b w:val="0"/>
+          <w:color w:val="960000"/>
+          <w:sz w:val="20"/>
+        </w:rPr>
+        <w:t xml:space="preserve">). LEA ESTO ANTES DE 5.1 </w:t>
+      </w:r>
+      <w:r>
+        <w:rPr>
+          <w:b/>
+          <w:color w:val="960000"/>
+          <w:sz w:val="20"/>
+        </w:rPr>
+        <w:t>Lo que pasaba, reportado en el banco del 04/09:</w:t>
+      </w:r>
+      <w:r>
+        <w:rPr>
+          <w:b w:val="0"/>
+          <w:color w:val="960000"/>
+          <w:sz w:val="20"/>
+        </w:rPr>
+        <w:t xml:space="preserve"> *«el botón dar paso maestro queda en rojo, pasan 15 seg y … pasa a ámbar intermitente»*. El Modo Manual </w:t>
+      </w:r>
+      <w:r>
+        <w:rPr>
+          <w:b/>
+          <w:color w:val="960000"/>
+          <w:sz w:val="20"/>
+        </w:rPr>
+        <w:t>entraba por la puerta del Modo Automático</w:t>
+      </w:r>
+      <w:r>
+        <w:rPr>
+          <w:b w:val="0"/>
+          <w:color w:val="960000"/>
+          <w:sz w:val="20"/>
+        </w:rPr>
+        <w:t xml:space="preserve">, que deja un verde ya programado: </w:t>
+      </w:r>
+      <w:r>
+        <w:rPr>
+          <w:b/>
+          <w:color w:val="960000"/>
+          <w:sz w:val="20"/>
+        </w:rPr>
+        <w:t>DAR PASO se rechazaba durante 15 s</w:t>
+      </w:r>
+      <w:r>
+        <w:rPr>
+          <w:b w:val="0"/>
+          <w:color w:val="960000"/>
+          <w:sz w:val="20"/>
+        </w:rPr>
+        <w:t xml:space="preserve"> —el tiempo de despeje— </w:t>
+      </w:r>
+      <w:r>
+        <w:rPr>
+          <w:b/>
+          <w:color w:val="960000"/>
+          <w:sz w:val="20"/>
+        </w:rPr>
+        <w:t>y al vencer el plazo el cruce cambiaba solo</w:t>
+      </w:r>
+      <w:r>
+        <w:rPr>
+          <w:b w:val="0"/>
+          <w:color w:val="960000"/>
+          <w:sz w:val="20"/>
+        </w:rPr>
+        <w:t xml:space="preserve">, sin que nadie pulsara. </w:t>
+      </w:r>
+      <w:r>
+        <w:rPr>
+          <w:b/>
+          <w:color w:val="960000"/>
+          <w:sz w:val="20"/>
+        </w:rPr>
+        <w:t>Y un tercer defecto que nadie había reportado:</w:t>
+      </w:r>
+      <w:r>
+        <w:rPr>
+          <w:b w:val="0"/>
+          <w:color w:val="960000"/>
+          <w:sz w:val="20"/>
+        </w:rPr>
+        <w:t xml:space="preserve"> </w:t>
+      </w:r>
+      <w:r>
+        <w:rPr>
+          <w:b/>
+          <w:color w:val="960000"/>
+          <w:sz w:val="20"/>
+        </w:rPr>
+        <w:t>cada pulsación reiniciaba el plazo</w:t>
+      </w:r>
+      <w:r>
+        <w:rPr>
+          <w:b w:val="0"/>
+          <w:color w:val="960000"/>
+          <w:sz w:val="20"/>
+        </w:rPr>
+        <w:t xml:space="preserve">, así que pulsando cada 10 s </w:t>
+      </w:r>
+      <w:r>
+        <w:rPr>
+          <w:b/>
+          <w:color w:val="960000"/>
+          <w:sz w:val="20"/>
+        </w:rPr>
+        <w:t>no se veía el verde nunca</w:t>
+      </w:r>
+      <w:r>
+        <w:rPr>
+          <w:b w:val="0"/>
+          <w:color w:val="960000"/>
+          <w:sz w:val="20"/>
+        </w:rPr>
+        <w:t xml:space="preserve"> y cada pulsación contestaba </w:t>
+      </w:r>
+      <w:r>
+        <w:rPr>
+          <w:rFonts w:ascii="Consolas" w:hAnsi="Consolas"/>
+          <w:color w:val="960000"/>
+          <w:sz w:val="20"/>
+        </w:rPr>
+        <w:t>OK</w:t>
+      </w:r>
+      <w:r>
+        <w:rPr>
+          <w:b w:val="0"/>
+          <w:color w:val="960000"/>
+          <w:sz w:val="20"/>
+        </w:rPr>
+        <w:t xml:space="preserve">. </w:t>
+      </w:r>
+      <w:r>
+        <w:rPr>
+          <w:b/>
+          <w:color w:val="960000"/>
+          <w:sz w:val="20"/>
+        </w:rPr>
+        <w:t>Lo que hace ahora:</w:t>
+      </w:r>
+      <w:r>
+        <w:rPr>
+          <w:b w:val="0"/>
+          <w:color w:val="960000"/>
+          <w:sz w:val="20"/>
+        </w:rPr>
+        <w:t xml:space="preserve"> al entrar en Manual el equipo </w:t>
+      </w:r>
+      <w:r>
+        <w:rPr>
+          <w:b/>
+          <w:color w:val="960000"/>
+          <w:sz w:val="20"/>
+        </w:rPr>
+        <w:t>se pone en todo-rojo y se queda quieto, sin plazo ninguno</w:t>
+      </w:r>
+      <w:r>
+        <w:rPr>
+          <w:b w:val="0"/>
+          <w:color w:val="960000"/>
+          <w:sz w:val="20"/>
+        </w:rPr>
+        <w:t xml:space="preserve">. La primera pulsación de DAR PASO </w:t>
+      </w:r>
+      <w:r>
+        <w:rPr>
+          <w:b/>
+          <w:color w:val="960000"/>
+          <w:sz w:val="20"/>
+        </w:rPr>
+        <w:t>se acepta</w:t>
+      </w:r>
+      <w:r>
+        <w:rPr>
+          <w:b w:val="0"/>
+          <w:color w:val="960000"/>
+          <w:sz w:val="20"/>
+        </w:rPr>
+        <w:t xml:space="preserve">. 🛑 </w:t>
+      </w:r>
+      <w:r>
+        <w:rPr>
+          <w:b/>
+          <w:color w:val="960000"/>
+          <w:sz w:val="20"/>
+        </w:rPr>
+        <w:t>`SFTY-4` NO SE HA DEBILITADO, y la prueba 5.2 es la que lo comprueba:</w:t>
+      </w:r>
+      <w:r>
+        <w:rPr>
+          <w:b w:val="0"/>
+          <w:color w:val="960000"/>
+          <w:sz w:val="20"/>
+        </w:rPr>
+        <w:t xml:space="preserve"> un cambio </w:t>
+      </w:r>
+      <w:r>
+        <w:rPr>
+          <w:b/>
+          <w:color w:val="960000"/>
+          <w:sz w:val="20"/>
+        </w:rPr>
+        <w:t>de verde a verde</w:t>
+      </w:r>
+      <w:r>
+        <w:rPr>
+          <w:b w:val="0"/>
+          <w:color w:val="960000"/>
+          <w:sz w:val="20"/>
+        </w:rPr>
+        <w:t xml:space="preserve"> sigue pasando por </w:t>
+      </w:r>
+      <w:r>
+        <w:rPr>
+          <w:b/>
+          <w:color w:val="960000"/>
+          <w:sz w:val="20"/>
+        </w:rPr>
+        <w:t>su todo-rojo y su despeje completos</w:t>
+      </w:r>
+      <w:r>
+        <w:rPr>
+          <w:b w:val="0"/>
+          <w:color w:val="960000"/>
+          <w:sz w:val="20"/>
+        </w:rPr>
+        <w:t xml:space="preserve">. Lo único que se dejó de cobrar es un despeje </w:t>
+      </w:r>
+      <w:r>
+        <w:rPr>
+          <w:b/>
+          <w:color w:val="960000"/>
+          <w:sz w:val="20"/>
+        </w:rPr>
+        <w:t>ya cumplido</w:t>
+      </w:r>
+      <w:r>
+        <w:rPr>
+          <w:b w:val="0"/>
+          <w:color w:val="960000"/>
+          <w:sz w:val="20"/>
+        </w:rPr>
+        <w:t xml:space="preserve">. 🔴 </w:t>
+      </w:r>
+      <w:r>
+        <w:rPr>
+          <w:b/>
+          <w:color w:val="960000"/>
+          <w:sz w:val="20"/>
+        </w:rPr>
+        <w:t>NADA DE ESTO SE HA EJERCIDO EN TARJETA.</w:t>
+      </w:r>
+      <w:r>
+        <w:rPr>
+          <w:b w:val="0"/>
+          <w:color w:val="960000"/>
+          <w:sz w:val="20"/>
+        </w:rPr>
+        <w:t xml:space="preserve"> Las pruebas 5.0, 5.1 y 5.2 son justo las que lo deciden.</w:t>
+      </w:r>
+    </w:p>
+    <w:p>
+      <w:pPr>
         <w:spacing w:after="120"/>
       </w:pPr>
       <w:r>
@@ -13175,28 +13462,28 @@
           <w:b/>
           <w:sz w:val="21"/>
         </w:rPr>
-        <w:t>5.1 Primer cambio de carril</w:t>
-      </w:r>
-      <w:r>
-        <w:rPr>
-          <w:b w:val="0"/>
-          <w:sz w:val="21"/>
-        </w:rPr>
-        <w:t xml:space="preserve"> — ♻️ </w:t>
-      </w:r>
-      <w:r>
-        <w:rPr>
-          <w:b/>
-          <w:sz w:val="21"/>
-        </w:rPr>
-        <w:t>SE REESCRIBE</w:t>
-      </w:r>
-      <w:r>
-        <w:rPr>
-          <w:b w:val="0"/>
-          <w:sz w:val="21"/>
-        </w:rPr>
-        <w:t xml:space="preserve"> *(antes: «presionar Botón 1»)*</w:t>
+        <w:t>5.0 🆕 Al entrar en Manual, el equipo NO programa nada</w:t>
+      </w:r>
+      <w:r>
+        <w:rPr>
+          <w:b w:val="0"/>
+          <w:sz w:val="21"/>
+        </w:rPr>
+        <w:t xml:space="preserve"> — *(prueba nueva, </w:t>
+      </w:r>
+      <w:r>
+        <w:rPr>
+          <w:rFonts w:ascii="Consolas" w:hAnsi="Consolas"/>
+          <w:sz w:val="21"/>
+        </w:rPr>
+        <w:t>N-147</w:t>
+      </w:r>
+      <w:r>
+        <w:rPr>
+          <w:b w:val="0"/>
+          <w:sz w:val="21"/>
+        </w:rPr>
+        <w:t>)*</w:t>
       </w:r>
     </w:p>
     <w:p>
@@ -13210,7 +13497,7 @@
           <w:b w:val="0"/>
           <w:sz w:val="21"/>
         </w:rPr>
-        <w:t xml:space="preserve">*Acción:* con </w:t>
+        <w:t xml:space="preserve">*Acción:* desde cualquier modo, mandar </w:t>
       </w:r>
       <w:r>
         <w:rPr>
@@ -13224,21 +13511,19 @@
           <w:b w:val="0"/>
           <w:sz w:val="21"/>
         </w:rPr>
-        <w:t xml:space="preserve"> puesto, mandar </w:t>
-      </w:r>
-      <w:r>
-        <w:rPr>
-          <w:rFonts w:ascii="Consolas" w:hAnsi="Consolas"/>
-          <w:sz w:val="21"/>
-        </w:rPr>
-        <w:t>CMD:PIN:1234:MANUAL:CAMBIAR_TURNO</w:t>
-      </w:r>
-      <w:r>
-        <w:rPr>
-          <w:b w:val="0"/>
-          <w:sz w:val="21"/>
-        </w:rPr>
-        <w:t>.</w:t>
+        <w:t xml:space="preserve"> y **NO tocar nada durante 60</w:t>
+      </w:r>
+    </w:p>
+    <w:p>
+      <w:pPr>
+        <w:spacing w:after="120"/>
+      </w:pPr>
+      <w:r>
+        <w:rPr>
+          <w:b w:val="0"/>
+          <w:sz w:val="21"/>
+        </w:rPr>
+        <w:t>segundos**, con el cronómetro en la mano y mirando las dos puntas.</w:t>
       </w:r>
     </w:p>
     <w:p>
@@ -13252,13 +13537,393 @@
           <w:b w:val="0"/>
           <w:sz w:val="21"/>
         </w:rPr>
+        <w:t xml:space="preserve">*Esperado:* el cruce va a </w:t>
+      </w:r>
+      <w:r>
+        <w:rPr>
+          <w:b/>
+          <w:sz w:val="21"/>
+        </w:rPr>
+        <w:t>todo-rojo</w:t>
+      </w:r>
+      <w:r>
+        <w:rPr>
+          <w:b w:val="0"/>
+          <w:sz w:val="21"/>
+        </w:rPr>
+        <w:t xml:space="preserve"> y </w:t>
+      </w:r>
+      <w:r>
+        <w:rPr>
+          <w:b/>
+          <w:sz w:val="21"/>
+        </w:rPr>
+        <w:t>se queda ahí</w:t>
+      </w:r>
+      <w:r>
+        <w:rPr>
+          <w:b w:val="0"/>
+          <w:sz w:val="21"/>
+        </w:rPr>
+        <w:t>. 🛑 **Si a los ~15 s se pone en ámbar y</w:t>
+      </w:r>
+    </w:p>
+    <w:p>
+      <w:pPr>
+        <w:spacing w:after="120"/>
+      </w:pPr>
+      <w:r>
+        <w:rPr>
+          <w:b w:val="0"/>
+          <w:sz w:val="21"/>
+        </w:rPr>
+        <w:t>luego da un verde que nadie pidió, el defecto NO está arreglado.**</w:t>
+      </w:r>
+    </w:p>
+    <w:p>
+      <w:pPr>
+        <w:pStyle w:val="ListBullet"/>
+        <w:spacing w:after="60"/>
+        <w:ind w:left="360"/>
+      </w:pPr>
+      <w:r>
+        <w:rPr>
+          <w:b w:val="0"/>
+          <w:sz w:val="21"/>
+        </w:rPr>
+        <w:t>Tiempo observado hasta cualquier movimiento espontáneo: ________ s *(lo correcto es: ninguno)*</w:t>
+      </w:r>
+    </w:p>
+    <w:p>
+      <w:pPr>
+        <w:pStyle w:val="ListBullet"/>
+        <w:spacing w:after="60"/>
+        <w:ind w:left="360"/>
+      </w:pPr>
+      <w:r>
+        <w:rPr>
+          <w:b w:val="0"/>
+          <w:sz w:val="21"/>
+        </w:rPr>
+        <w:t xml:space="preserve">Resultado: </w:t>
+      </w:r>
+      <w:r>
+        <w:rPr>
+          <w:rFonts w:ascii="Consolas" w:hAnsi="Consolas"/>
+          <w:sz w:val="21"/>
+        </w:rPr>
+        <w:t>[ ] CUMPLE  [ ] NO CUMPLE</w:t>
+      </w:r>
+      <w:r>
+        <w:rPr>
+          <w:b w:val="0"/>
+          <w:sz w:val="21"/>
+        </w:rPr>
+        <w:t xml:space="preserve"> — Observación: ________________________________</w:t>
+      </w:r>
+    </w:p>
+    <w:p>
+      <w:pPr>
+        <w:spacing w:after="120"/>
+      </w:pPr>
+      <w:r>
+        <w:rPr>
+          <w:b/>
+          <w:sz w:val="21"/>
+        </w:rPr>
+        <w:t>5.0-bis 🆕 Pulsar rápido no esconde el verde</w:t>
+      </w:r>
+      <w:r>
+        <w:rPr>
+          <w:b w:val="0"/>
+          <w:sz w:val="21"/>
+        </w:rPr>
+        <w:t xml:space="preserve"> — *(prueba nueva, el tercer defecto de </w:t>
+      </w:r>
+      <w:r>
+        <w:rPr>
+          <w:rFonts w:ascii="Consolas" w:hAnsi="Consolas"/>
+          <w:sz w:val="21"/>
+        </w:rPr>
+        <w:t>N-147</w:t>
+      </w:r>
+      <w:r>
+        <w:rPr>
+          <w:b w:val="0"/>
+          <w:sz w:val="21"/>
+        </w:rPr>
+        <w:t>)*</w:t>
+      </w:r>
+    </w:p>
+    <w:p>
+      <w:pPr>
+        <w:pStyle w:val="ListBullet"/>
+        <w:spacing w:after="60"/>
+        <w:ind w:left="360"/>
+      </w:pPr>
+      <w:r>
+        <w:rPr>
+          <w:b w:val="0"/>
+          <w:sz w:val="21"/>
+        </w:rPr>
+        <w:t xml:space="preserve">*Acción:* en Manual y con el cruce en rojo, mandar </w:t>
+      </w:r>
+      <w:r>
+        <w:rPr>
+          <w:rFonts w:ascii="Consolas" w:hAnsi="Consolas"/>
+          <w:sz w:val="21"/>
+        </w:rPr>
+        <w:t>MANUAL:CAMBIAR_TURNO</w:t>
+      </w:r>
+      <w:r>
+        <w:rPr>
+          <w:b w:val="0"/>
+          <w:sz w:val="21"/>
+        </w:rPr>
+        <w:t xml:space="preserve"> **tres veces seguidas,</w:t>
+      </w:r>
+    </w:p>
+    <w:p>
+      <w:pPr>
+        <w:spacing w:after="120"/>
+      </w:pPr>
+      <w:r>
+        <w:rPr>
+          <w:b w:val="0"/>
+          <w:sz w:val="21"/>
+        </w:rPr>
+        <w:t>separadas ~5 segundos**, sin esperar a que nada acabe.</w:t>
+      </w:r>
+    </w:p>
+    <w:p>
+      <w:pPr>
+        <w:pStyle w:val="ListBullet"/>
+        <w:spacing w:after="60"/>
+        <w:ind w:left="360"/>
+      </w:pPr>
+      <w:r>
+        <w:rPr>
+          <w:b w:val="0"/>
+          <w:sz w:val="21"/>
+        </w:rPr>
         <w:t xml:space="preserve">*Esperado:* </w:t>
       </w:r>
       <w:r>
         <w:rPr>
+          <w:b/>
+          <w:sz w:val="21"/>
+        </w:rPr>
+        <w:t>el verde llega.</w:t>
+      </w:r>
+      <w:r>
+        <w:rPr>
+          <w:b w:val="0"/>
+          <w:sz w:val="21"/>
+        </w:rPr>
+        <w:t xml:space="preserve"> 🛑 **Si cada orden contesta </w:t>
+      </w:r>
+      <w:r>
+        <w:rPr>
           <w:rFonts w:ascii="Consolas" w:hAnsi="Consolas"/>
           <w:sz w:val="21"/>
         </w:rPr>
+        <w:t>OK</w:t>
+      </w:r>
+      <w:r>
+        <w:rPr>
+          <w:b w:val="0"/>
+          <w:sz w:val="21"/>
+        </w:rPr>
+        <w:t xml:space="preserve"> y el cruce nunca abre, es el</w:t>
+      </w:r>
+    </w:p>
+    <w:p>
+      <w:pPr>
+        <w:spacing w:after="120"/>
+      </w:pPr>
+      <w:r>
+        <w:rPr>
+          <w:b w:val="0"/>
+          <w:sz w:val="21"/>
+        </w:rPr>
+        <w:t xml:space="preserve">defecto de </w:t>
+      </w:r>
+      <w:r>
+        <w:rPr>
+          <w:rFonts w:ascii="Consolas" w:hAnsi="Consolas"/>
+          <w:sz w:val="21"/>
+        </w:rPr>
+        <w:t>tRef</w:t>
+      </w:r>
+      <w:r>
+        <w:rPr>
+          <w:b w:val="0"/>
+          <w:sz w:val="21"/>
+        </w:rPr>
+        <w:t xml:space="preserve"> y NO está arreglado** — obedecer y no avanzar es la peor forma de fallar, porque</w:t>
+      </w:r>
+    </w:p>
+    <w:p>
+      <w:pPr>
+        <w:spacing w:after="120"/>
+      </w:pPr>
+      <w:r>
+        <w:rPr>
+          <w:b w:val="0"/>
+          <w:sz w:val="21"/>
+        </w:rPr>
+        <w:t>no deja rastro de avería.</w:t>
+      </w:r>
+    </w:p>
+    <w:p>
+      <w:pPr>
+        <w:pStyle w:val="ListBullet"/>
+        <w:spacing w:after="60"/>
+        <w:ind w:left="360"/>
+      </w:pPr>
+      <w:r>
+        <w:rPr>
+          <w:b w:val="0"/>
+          <w:sz w:val="21"/>
+        </w:rPr>
+        <w:t xml:space="preserve">¿Llegó el verde? </w:t>
+      </w:r>
+      <w:r>
+        <w:rPr>
+          <w:rFonts w:ascii="Consolas" w:hAnsi="Consolas"/>
+          <w:sz w:val="21"/>
+        </w:rPr>
+        <w:t>[ ] SÍ  [ ] NO</w:t>
+      </w:r>
+      <w:r>
+        <w:rPr>
+          <w:b w:val="0"/>
+          <w:sz w:val="21"/>
+        </w:rPr>
+        <w:t xml:space="preserve"> — ¿en cuántas órdenes? ________</w:t>
+      </w:r>
+    </w:p>
+    <w:p>
+      <w:pPr>
+        <w:pStyle w:val="ListBullet"/>
+        <w:spacing w:after="60"/>
+        <w:ind w:left="360"/>
+      </w:pPr>
+      <w:r>
+        <w:rPr>
+          <w:b w:val="0"/>
+          <w:sz w:val="21"/>
+        </w:rPr>
+        <w:t xml:space="preserve">Resultado: </w:t>
+      </w:r>
+      <w:r>
+        <w:rPr>
+          <w:rFonts w:ascii="Consolas" w:hAnsi="Consolas"/>
+          <w:sz w:val="21"/>
+        </w:rPr>
+        <w:t>[ ] CUMPLE  [ ] NO CUMPLE</w:t>
+      </w:r>
+      <w:r>
+        <w:rPr>
+          <w:b w:val="0"/>
+          <w:sz w:val="21"/>
+        </w:rPr>
+        <w:t xml:space="preserve"> — Observación: ________________________________</w:t>
+      </w:r>
+    </w:p>
+    <w:p>
+      <w:pPr>
+        <w:spacing w:after="120"/>
+      </w:pPr>
+      <w:r>
+        <w:rPr>
+          <w:b/>
+          <w:sz w:val="21"/>
+        </w:rPr>
+        <w:t>5.1 Primer cambio de carril</w:t>
+      </w:r>
+      <w:r>
+        <w:rPr>
+          <w:b w:val="0"/>
+          <w:sz w:val="21"/>
+        </w:rPr>
+        <w:t xml:space="preserve"> — ♻️ </w:t>
+      </w:r>
+      <w:r>
+        <w:rPr>
+          <w:b/>
+          <w:sz w:val="21"/>
+        </w:rPr>
+        <w:t>SE REESCRIBE</w:t>
+      </w:r>
+      <w:r>
+        <w:rPr>
+          <w:b w:val="0"/>
+          <w:sz w:val="21"/>
+        </w:rPr>
+        <w:t xml:space="preserve"> *(antes: «presionar Botón 1»)*</w:t>
+      </w:r>
+    </w:p>
+    <w:p>
+      <w:pPr>
+        <w:pStyle w:val="ListBullet"/>
+        <w:spacing w:after="60"/>
+        <w:ind w:left="360"/>
+      </w:pPr>
+      <w:r>
+        <w:rPr>
+          <w:b w:val="0"/>
+          <w:sz w:val="21"/>
+        </w:rPr>
+        <w:t xml:space="preserve">*Acción:* con </w:t>
+      </w:r>
+      <w:r>
+        <w:rPr>
+          <w:rFonts w:ascii="Consolas" w:hAnsi="Consolas"/>
+          <w:sz w:val="21"/>
+        </w:rPr>
+        <w:t>CMD:PIN:1234:SET_MODO:MANUAL</w:t>
+      </w:r>
+      <w:r>
+        <w:rPr>
+          <w:b w:val="0"/>
+          <w:sz w:val="21"/>
+        </w:rPr>
+        <w:t xml:space="preserve"> puesto, mandar </w:t>
+      </w:r>
+      <w:r>
+        <w:rPr>
+          <w:rFonts w:ascii="Consolas" w:hAnsi="Consolas"/>
+          <w:sz w:val="21"/>
+        </w:rPr>
+        <w:t>CMD:PIN:1234:MANUAL:CAMBIAR_TURNO</w:t>
+      </w:r>
+      <w:r>
+        <w:rPr>
+          <w:b w:val="0"/>
+          <w:sz w:val="21"/>
+        </w:rPr>
+        <w:t>.</w:t>
+      </w:r>
+    </w:p>
+    <w:p>
+      <w:pPr>
+        <w:pStyle w:val="ListBullet"/>
+        <w:spacing w:after="60"/>
+        <w:ind w:left="360"/>
+      </w:pPr>
+      <w:r>
+        <w:rPr>
+          <w:b w:val="0"/>
+          <w:sz w:val="21"/>
+        </w:rPr>
+        <w:t xml:space="preserve">*Esperado:* </w:t>
+      </w:r>
+      <w:r>
+        <w:rPr>
+          <w:rFonts w:ascii="Consolas" w:hAnsi="Consolas"/>
+          <w:sz w:val="21"/>
+        </w:rPr>
         <w:t>$ACK,CMD:CAMBIAR_TURNO,RESULT:OK</w:t>
       </w:r>
       <w:r>
@@ -13279,6 +13944,131 @@
           <w:sz w:val="21"/>
         </w:rPr>
         <w:t>y los 4 s de Amarillo.</w:t>
+      </w:r>
+    </w:p>
+    <w:p>
+      <w:pPr>
+        <w:spacing w:after="160"/>
+        <w:ind w:left="360"/>
+        <w:shd w:val="clear" w:fill="FFF4E5"/>
+      </w:pPr>
+      <w:r>
+        <w:rPr>
+          <w:b w:val="0"/>
+          <w:color w:val="960000"/>
+          <w:sz w:val="20"/>
+        </w:rPr>
+        <w:t xml:space="preserve">⚠️ </w:t>
+      </w:r>
+      <w:r>
+        <w:rPr>
+          <w:b/>
+          <w:color w:val="960000"/>
+          <w:sz w:val="20"/>
+        </w:rPr>
+        <w:t>MATIZ DEL 05/09 (`N-147`), y hay que anotarlo o esta prueba se lee como un fallo:</w:t>
+      </w:r>
+      <w:r>
+        <w:rPr>
+          <w:b w:val="0"/>
+          <w:color w:val="960000"/>
+          <w:sz w:val="20"/>
+        </w:rPr>
+        <w:t xml:space="preserve"> si el cruce </w:t>
+      </w:r>
+      <w:r>
+        <w:rPr>
+          <w:b/>
+          <w:color w:val="960000"/>
+          <w:sz w:val="20"/>
+        </w:rPr>
+        <w:t>ya lleva un rato en todo-rojo</w:t>
+      </w:r>
+      <w:r>
+        <w:rPr>
+          <w:b w:val="0"/>
+          <w:color w:val="960000"/>
+          <w:sz w:val="20"/>
+        </w:rPr>
+        <w:t xml:space="preserve"> —que es lo normal recién entrado en Manual— </w:t>
+      </w:r>
+      <w:r>
+        <w:rPr>
+          <w:b/>
+          <w:color w:val="960000"/>
+          <w:sz w:val="20"/>
+        </w:rPr>
+        <w:t>el despeje ya está cumplido y NO se vuelve a cobrar</w:t>
+      </w:r>
+      <w:r>
+        <w:rPr>
+          <w:b w:val="0"/>
+          <w:color w:val="960000"/>
+          <w:sz w:val="20"/>
+        </w:rPr>
+        <w:t xml:space="preserve">: el verde puede entrar </w:t>
+      </w:r>
+      <w:r>
+        <w:rPr>
+          <w:b/>
+          <w:color w:val="960000"/>
+          <w:sz w:val="20"/>
+        </w:rPr>
+        <w:t>enseguida</w:t>
+      </w:r>
+      <w:r>
+        <w:rPr>
+          <w:b w:val="0"/>
+          <w:color w:val="960000"/>
+          <w:sz w:val="20"/>
+        </w:rPr>
+        <w:t xml:space="preserve">, tras sus 4 s de Amarillo. </w:t>
+      </w:r>
+      <w:r>
+        <w:rPr>
+          <w:b/>
+          <w:color w:val="960000"/>
+          <w:sz w:val="20"/>
+        </w:rPr>
+        <w:t>Eso es lo correcto, no un salto de barrera.</w:t>
+      </w:r>
+      <w:r>
+        <w:rPr>
+          <w:b w:val="0"/>
+          <w:color w:val="960000"/>
+          <w:sz w:val="20"/>
+        </w:rPr>
+        <w:t xml:space="preserve"> El despeje que sí tiene que verse entero es el de </w:t>
+      </w:r>
+      <w:r>
+        <w:rPr>
+          <w:b/>
+          <w:color w:val="960000"/>
+          <w:sz w:val="20"/>
+        </w:rPr>
+        <w:t>verde a verde</w:t>
+      </w:r>
+      <w:r>
+        <w:rPr>
+          <w:b w:val="0"/>
+          <w:color w:val="960000"/>
+          <w:sz w:val="20"/>
+        </w:rPr>
+        <w:t>, y lo mide la prueba 5.2.</w:t>
+      </w:r>
+    </w:p>
+    <w:p>
+      <w:pPr>
+        <w:pStyle w:val="ListBullet"/>
+        <w:spacing w:after="60"/>
+        <w:ind w:left="360"/>
+      </w:pPr>
+      <w:r>
+        <w:rPr>
+          <w:b w:val="0"/>
+          <w:sz w:val="21"/>
+        </w:rPr>
+        <w:t>¿Cuánto tardó en abrir desde la orden? ________ s</w:t>
       </w:r>
     </w:p>
     <w:p>
@@ -29125,21 +29915,28 @@
           <w:b/>
           <w:sz w:val="21"/>
         </w:rPr>
-        <w:t>12.5 Selector de cruces en el corredor (multicruce con un teléfono)</w:t>
-      </w:r>
-      <w:r>
-        <w:rPr>
-          <w:b w:val="0"/>
-          <w:sz w:val="21"/>
-        </w:rPr>
-        <w:t xml:space="preserve"> — ⏸️ </w:t>
-      </w:r>
-      <w:r>
-        <w:rPr>
-          <w:b/>
-          <w:sz w:val="21"/>
-        </w:rPr>
-        <w:t>SE APLAZA</w:t>
+        <w:t>12.4-bis 🆕 El ámbar después de un ROJO TOTAL — el botón que se quedaba muerto</w:t>
+      </w:r>
+      <w:r>
+        <w:rPr>
+          <w:b w:val="0"/>
+          <w:sz w:val="21"/>
+        </w:rPr>
+        <w:t xml:space="preserve"> (</w:t>
+      </w:r>
+      <w:r>
+        <w:rPr>
+          <w:rFonts w:ascii="Consolas" w:hAnsi="Consolas"/>
+          <w:sz w:val="21"/>
+        </w:rPr>
+        <w:t>N-146</w:t>
+      </w:r>
+      <w:r>
+        <w:rPr>
+          <w:b w:val="0"/>
+          <w:sz w:val="21"/>
+        </w:rPr>
+        <w:t>)</w:t>
       </w:r>
     </w:p>
     <w:p>
@@ -29150,17 +29947,24 @@
       </w:pPr>
       <w:r>
         <w:rPr>
-          <w:b/>
-          <w:sz w:val="21"/>
-        </w:rPr>
-        <w:t>Falta:</w:t>
-      </w:r>
-      <w:r>
-        <w:rPr>
-          <w:b w:val="0"/>
-          <w:sz w:val="21"/>
-        </w:rPr>
-        <w:t xml:space="preserve"> dos módulos ESP32 montados con nombres distinguibles, la app, y dos cruces. Depende</w:t>
+          <w:b w:val="0"/>
+          <w:sz w:val="21"/>
+        </w:rPr>
+        <w:t xml:space="preserve">*Por qué existe:* en la cinta del 04/09 hay </w:t>
+      </w:r>
+      <w:r>
+        <w:rPr>
+          <w:b/>
+          <w:sz w:val="21"/>
+        </w:rPr>
+        <w:t>seis</w:t>
+      </w:r>
+      <w:r>
+        <w:rPr>
+          <w:b w:val="0"/>
+          <w:sz w:val="21"/>
+        </w:rPr>
+        <w:t xml:space="preserve"> órdenes de ámbar seguidas, las **seis</w:t>
       </w:r>
     </w:p>
     <w:p>
@@ -29172,7 +29976,47 @@
           <w:b w:val="0"/>
           <w:sz w:val="21"/>
         </w:rPr>
-        <w:t>entera de 12.1.</w:t>
+        <w:t xml:space="preserve">contestadas </w:t>
+      </w:r>
+      <w:r>
+        <w:rPr>
+          <w:rFonts w:ascii="Consolas" w:hAnsi="Consolas"/>
+          <w:sz w:val="21"/>
+        </w:rPr>
+        <w:t>RESULT:OK</w:t>
+      </w:r>
+      <w:r>
+        <w:rPr>
+          <w:b/>
+          <w:sz w:val="21"/>
+        </w:rPr>
+        <w:t xml:space="preserve">, y el cruce </w:t>
+      </w:r>
+      <w:r>
+        <w:rPr>
+          <w:b w:val="0"/>
+          <w:sz w:val="21"/>
+        </w:rPr>
+        <w:t>en rojo durante 47 tramas**. El equipo obedecía y no</w:t>
+      </w:r>
+    </w:p>
+    <w:p>
+      <w:pPr>
+        <w:spacing w:after="120"/>
+      </w:pPr>
+      <w:r>
+        <w:rPr>
+          <w:b w:val="0"/>
+          <w:sz w:val="21"/>
+        </w:rPr>
+        <w:t xml:space="preserve">encendía nada. </w:t>
+      </w:r>
+      <w:r>
+        <w:rPr>
+          <w:b/>
+          <w:sz w:val="21"/>
+        </w:rPr>
+        <w:t>Esta prueba es la única que lo caza, y el orden de los tres pasos ES la prueba.</w:t>
       </w:r>
     </w:p>
     <w:p>
@@ -29183,10 +30027,106 @@
       </w:pPr>
       <w:r>
         <w:rPr>
-          <w:b/>
-          <w:sz w:val="21"/>
-        </w:rPr>
-        <w:t>No se firma.</w:t>
+          <w:b w:val="0"/>
+          <w:sz w:val="21"/>
+        </w:rPr>
+        <w:t xml:space="preserve">*Acción:* </w:t>
+      </w:r>
+      <w:r>
+        <w:rPr>
+          <w:b/>
+          <w:sz w:val="21"/>
+        </w:rPr>
+        <w:t>exactamente en este orden</w:t>
+      </w:r>
+      <w:r>
+        <w:rPr>
+          <w:b w:val="0"/>
+          <w:sz w:val="21"/>
+        </w:rPr>
+        <w:t xml:space="preserve">, sobre el </w:t>
+      </w:r>
+      <w:r>
+        <w:rPr>
+          <w:b/>
+          <w:sz w:val="21"/>
+        </w:rPr>
+        <w:t>Maestro</w:t>
+      </w:r>
+      <w:r>
+        <w:rPr>
+          <w:b w:val="0"/>
+          <w:sz w:val="21"/>
+        </w:rPr>
+        <w:t>:</w:t>
+      </w:r>
+    </w:p>
+    <w:p>
+      <w:pPr>
+        <w:pStyle w:val="ListNumber"/>
+        <w:spacing w:after="60"/>
+      </w:pPr>
+      <w:r>
+        <w:rPr>
+          <w:rFonts w:ascii="Consolas" w:hAnsi="Consolas"/>
+          <w:sz w:val="21"/>
+        </w:rPr>
+        <w:t>CMD:PIN:1234:SET_MODO:AMBAR</w:t>
+      </w:r>
+      <w:r>
+        <w:rPr>
+          <w:b w:val="0"/>
+          <w:sz w:val="21"/>
+        </w:rPr>
+        <w:t xml:space="preserve"> → el cruce se pone en </w:t>
+      </w:r>
+      <w:r>
+        <w:rPr>
+          <w:b/>
+          <w:sz w:val="21"/>
+        </w:rPr>
+        <w:t>ámbar intermitente</w:t>
+      </w:r>
+      <w:r>
+        <w:rPr>
+          <w:b w:val="0"/>
+          <w:sz w:val="21"/>
+        </w:rPr>
+        <w:t>.</w:t>
+      </w:r>
+    </w:p>
+    <w:p>
+      <w:pPr>
+        <w:pStyle w:val="ListNumber"/>
+        <w:spacing w:after="60"/>
+      </w:pPr>
+      <w:r>
+        <w:rPr>
+          <w:rFonts w:ascii="Consolas" w:hAnsi="Consolas"/>
+          <w:sz w:val="21"/>
+        </w:rPr>
+        <w:t>CMD:FORZAR_ROJO</w:t>
+      </w:r>
+      <w:r>
+        <w:rPr>
+          <w:b w:val="0"/>
+          <w:sz w:val="21"/>
+        </w:rPr>
+        <w:t xml:space="preserve"> (sin PIN) → el cruce se pone en </w:t>
+      </w:r>
+      <w:r>
+        <w:rPr>
+          <w:b/>
+          <w:sz w:val="21"/>
+        </w:rPr>
+        <w:t>ROJO TOTAL</w:t>
+      </w:r>
+      <w:r>
+        <w:rPr>
+          <w:b w:val="0"/>
+          <w:sz w:val="21"/>
+        </w:rPr>
+        <w:t>. *(El modo sigue siendo ÁMBAR:</w:t>
       </w:r>
     </w:p>
     <w:p>
@@ -29195,24 +30135,51 @@
       </w:pPr>
       <w:r>
         <w:rPr>
-          <w:b/>
-          <w:sz w:val="21"/>
-        </w:rPr>
-        <w:t>12.6 Sincronización Puente Móvil (Courier RTC)</w:t>
-      </w:r>
-      <w:r>
-        <w:rPr>
-          <w:b w:val="0"/>
-          <w:sz w:val="21"/>
-        </w:rPr>
-        <w:t xml:space="preserve"> — ⏸️ </w:t>
-      </w:r>
-      <w:r>
-        <w:rPr>
-          <w:b/>
-          <w:sz w:val="21"/>
-        </w:rPr>
-        <w:t>SE APLAZA</w:t>
+          <w:rFonts w:ascii="Consolas" w:hAnsi="Consolas"/>
+          <w:sz w:val="21"/>
+        </w:rPr>
+        <w:t>FORZAR_ROJO</w:t>
+      </w:r>
+      <w:r>
+        <w:rPr>
+          <w:b w:val="0"/>
+          <w:sz w:val="21"/>
+        </w:rPr>
+        <w:t xml:space="preserve"> cambia la LUZ, no el MODO. Eso es deliberado.)*</w:t>
+      </w:r>
+    </w:p>
+    <w:p>
+      <w:pPr>
+        <w:pStyle w:val="ListNumber"/>
+        <w:spacing w:after="60"/>
+      </w:pPr>
+      <w:r>
+        <w:rPr>
+          <w:rFonts w:ascii="Consolas" w:hAnsi="Consolas"/>
+          <w:sz w:val="21"/>
+        </w:rPr>
+        <w:t>CMD:PIN:1234:SET_MODO:AMBAR</w:t>
+      </w:r>
+      <w:r>
+        <w:rPr>
+          <w:b w:val="0"/>
+          <w:sz w:val="21"/>
+        </w:rPr>
+        <w:t xml:space="preserve"> </w:t>
+      </w:r>
+      <w:r>
+        <w:rPr>
+          <w:b/>
+          <w:sz w:val="21"/>
+        </w:rPr>
+        <w:t>otra vez</w:t>
+      </w:r>
+      <w:r>
+        <w:rPr>
+          <w:b w:val="0"/>
+          <w:sz w:val="21"/>
+        </w:rPr>
+        <w:t>.</w:t>
       </w:r>
     </w:p>
     <w:p>
@@ -29226,7 +30193,21 @@
           <w:b w:val="0"/>
           <w:sz w:val="21"/>
         </w:rPr>
-        <w:t>*Qué mediría:* capturar la hora en el Maestro, desplazarse hasta el Esclavo e inyectarla</w:t>
+        <w:t xml:space="preserve">*Esperado en el paso 3:* el cruce </w:t>
+      </w:r>
+      <w:r>
+        <w:rPr>
+          <w:b/>
+          <w:sz w:val="21"/>
+        </w:rPr>
+        <w:t>vuelve a ámbar intermitente</w:t>
+      </w:r>
+      <w:r>
+        <w:rPr>
+          <w:b w:val="0"/>
+          <w:sz w:val="21"/>
+        </w:rPr>
+        <w:t>, y la respuesta es</w:t>
       </w:r>
     </w:p>
     <w:p>
@@ -29235,10 +30216,55 @@
       </w:pPr>
       <w:r>
         <w:rPr>
-          <w:b w:val="0"/>
-          <w:sz w:val="21"/>
-        </w:rPr>
-        <w:t>compensando el tiempo de viaje.</w:t>
+          <w:b/>
+          <w:sz w:val="21"/>
+        </w:rPr>
+        <w:t>`$ACK,CMD:SET_MODO:AMBAR,RESULT:REARMADO`</w:t>
+      </w:r>
+      <w:r>
+        <w:rPr>
+          <w:b w:val="0"/>
+          <w:sz w:val="21"/>
+        </w:rPr>
+        <w:t xml:space="preserve"> — 🔵 </w:t>
+      </w:r>
+      <w:r>
+        <w:rPr>
+          <w:b/>
+          <w:sz w:val="21"/>
+        </w:rPr>
+        <w:t>`REARMADO`, no `OK`. Las dos son un ÉXITO</w:t>
+      </w:r>
+      <w:r>
+        <w:rPr>
+          <w:b w:val="0"/>
+          <w:sz w:val="21"/>
+        </w:rPr>
+        <w:t>;</w:t>
+      </w:r>
+    </w:p>
+    <w:p>
+      <w:pPr>
+        <w:spacing w:after="120"/>
+      </w:pPr>
+      <w:r>
+        <w:rPr>
+          <w:b w:val="0"/>
+          <w:sz w:val="21"/>
+        </w:rPr>
+        <w:t>se dicen distinto porque son dos cosas distintas y el diario de órdenes tiene que poder</w:t>
+      </w:r>
+    </w:p>
+    <w:p>
+      <w:pPr>
+        <w:spacing w:after="120"/>
+      </w:pPr>
+      <w:r>
+        <w:rPr>
+          <w:b w:val="0"/>
+          <w:sz w:val="21"/>
+        </w:rPr>
+        <w:t>separarlas.</w:t>
       </w:r>
     </w:p>
     <w:p>
@@ -29252,6 +30278,1063 @@
           <w:b w:val="0"/>
           <w:sz w:val="21"/>
         </w:rPr>
+        <w:t xml:space="preserve">🛑 </w:t>
+      </w:r>
+      <w:r>
+        <w:rPr>
+          <w:b/>
+          <w:sz w:val="21"/>
+        </w:rPr>
+        <w:t>Si contesta `OK` y el cruce SIGUE EN ROJO, el defecto NO está arreglado</w:t>
+      </w:r>
+      <w:r>
+        <w:rPr>
+          <w:b w:val="0"/>
+          <w:sz w:val="21"/>
+        </w:rPr>
+        <w:t>, y es grave: es una</w:t>
+      </w:r>
+    </w:p>
+    <w:p>
+      <w:pPr>
+        <w:spacing w:after="120"/>
+      </w:pPr>
+      <w:r>
+        <w:rPr>
+          <w:b/>
+          <w:sz w:val="21"/>
+        </w:rPr>
+        <w:t>salida de emergencia</w:t>
+      </w:r>
+      <w:r>
+        <w:rPr>
+          <w:b w:val="0"/>
+          <w:sz w:val="21"/>
+        </w:rPr>
+        <w:t xml:space="preserve"> que dice que sí y no hace nada.</w:t>
+      </w:r>
+    </w:p>
+    <w:p>
+      <w:pPr>
+        <w:pStyle w:val="ListBullet"/>
+        <w:spacing w:after="60"/>
+        <w:ind w:left="360"/>
+      </w:pPr>
+      <w:r>
+        <w:rPr>
+          <w:b w:val="0"/>
+          <w:sz w:val="21"/>
+        </w:rPr>
+        <w:t>Respuesta literal del paso 3: ______________________________________</w:t>
+      </w:r>
+    </w:p>
+    <w:p>
+      <w:pPr>
+        <w:pStyle w:val="ListBullet"/>
+        <w:spacing w:after="60"/>
+        <w:ind w:left="360"/>
+      </w:pPr>
+      <w:r>
+        <w:rPr>
+          <w:b w:val="0"/>
+          <w:sz w:val="21"/>
+        </w:rPr>
+        <w:t xml:space="preserve">¿Volvió el ámbar? </w:t>
+      </w:r>
+      <w:r>
+        <w:rPr>
+          <w:rFonts w:ascii="Consolas" w:hAnsi="Consolas"/>
+          <w:sz w:val="21"/>
+        </w:rPr>
+        <w:t>[ ] SÍ  [ ] NO</w:t>
+      </w:r>
+    </w:p>
+    <w:p>
+      <w:pPr>
+        <w:pStyle w:val="ListBullet"/>
+        <w:spacing w:after="60"/>
+        <w:ind w:left="360"/>
+      </w:pPr>
+      <w:r>
+        <w:rPr>
+          <w:b w:val="0"/>
+          <w:sz w:val="21"/>
+        </w:rPr>
+        <w:t xml:space="preserve">Resultado: </w:t>
+      </w:r>
+      <w:r>
+        <w:rPr>
+          <w:rFonts w:ascii="Consolas" w:hAnsi="Consolas"/>
+          <w:sz w:val="21"/>
+        </w:rPr>
+        <w:t>[ ] CUMPLE  [ ] NO CUMPLE</w:t>
+      </w:r>
+      <w:r>
+        <w:rPr>
+          <w:b w:val="0"/>
+          <w:sz w:val="21"/>
+        </w:rPr>
+        <w:t xml:space="preserve"> — Observación: ________________________________</w:t>
+      </w:r>
+    </w:p>
+    <w:p>
+      <w:pPr>
+        <w:spacing w:after="120"/>
+      </w:pPr>
+      <w:r>
+        <w:rPr>
+          <w:b/>
+          <w:sz w:val="21"/>
+        </w:rPr>
+        <w:t>12.4-ter 🆕 El ámbar del Poste 2 llega al Poste 1</w:t>
+      </w:r>
+      <w:r>
+        <w:rPr>
+          <w:b w:val="0"/>
+          <w:sz w:val="21"/>
+        </w:rPr>
+        <w:t xml:space="preserve"> (</w:t>
+      </w:r>
+      <w:r>
+        <w:rPr>
+          <w:rFonts w:ascii="Consolas" w:hAnsi="Consolas"/>
+          <w:sz w:val="21"/>
+        </w:rPr>
+        <w:t>N-142</w:t>
+      </w:r>
+      <w:r>
+        <w:rPr>
+          <w:b w:val="0"/>
+          <w:sz w:val="21"/>
+        </w:rPr>
+        <w:t>) — **necesita las DOS puntas vivas y</w:t>
+      </w:r>
+    </w:p>
+    <w:p>
+      <w:pPr>
+        <w:spacing w:after="120"/>
+      </w:pPr>
+      <w:r>
+        <w:rPr>
+          <w:b w:val="0"/>
+          <w:sz w:val="21"/>
+        </w:rPr>
+        <w:t>el enlace de radio en pie**</w:t>
+      </w:r>
+    </w:p>
+    <w:p>
+      <w:pPr>
+        <w:pStyle w:val="ListBullet"/>
+        <w:spacing w:after="60"/>
+        <w:ind w:left="360"/>
+      </w:pPr>
+      <w:r>
+        <w:rPr>
+          <w:b w:val="0"/>
+          <w:sz w:val="21"/>
+        </w:rPr>
+        <w:t>*Por qué existe, y es lo más grave que se encontró:* si un operario ponía ámbar de emergencia desde</w:t>
+      </w:r>
+    </w:p>
+    <w:p>
+      <w:pPr>
+        <w:spacing w:after="120"/>
+      </w:pPr>
+      <w:r>
+        <w:rPr>
+          <w:b w:val="0"/>
+          <w:sz w:val="21"/>
+        </w:rPr>
+        <w:t xml:space="preserve">la app </w:t>
+      </w:r>
+      <w:r>
+        <w:rPr>
+          <w:b/>
+          <w:sz w:val="21"/>
+        </w:rPr>
+        <w:t>en el Esclavo</w:t>
+      </w:r>
+      <w:r>
+        <w:rPr>
+          <w:b w:val="0"/>
+          <w:sz w:val="21"/>
+        </w:rPr>
+        <w:t xml:space="preserve">, el Maestro </w:t>
+      </w:r>
+      <w:r>
+        <w:rPr>
+          <w:b/>
+          <w:sz w:val="21"/>
+        </w:rPr>
+        <w:t>no se enteraba</w:t>
+      </w:r>
+      <w:r>
+        <w:rPr>
+          <w:b w:val="0"/>
+          <w:sz w:val="21"/>
+        </w:rPr>
+        <w:t xml:space="preserve"> — y el Esclavo **seguía contestando al</w:t>
+      </w:r>
+    </w:p>
+    <w:p>
+      <w:pPr>
+        <w:spacing w:after="120"/>
+      </w:pPr>
+      <w:r>
+        <w:rPr>
+          <w:b w:val="0"/>
+          <w:sz w:val="21"/>
+        </w:rPr>
+        <w:t>latido</w:t>
+      </w:r>
+      <w:r>
+        <w:rPr>
+          <w:b/>
+          <w:sz w:val="21"/>
+        </w:rPr>
+        <w:t xml:space="preserve">, así que el enlace le parecía perfecto—. Con el Maestro en VERDE, </w:t>
+      </w:r>
+      <w:r>
+        <w:rPr>
+          <w:b w:val="0"/>
+          <w:sz w:val="21"/>
+        </w:rPr>
+        <w:t>seguía dándolo hasta</w:t>
+      </w:r>
+    </w:p>
+    <w:p>
+      <w:pPr>
+        <w:spacing w:after="120"/>
+      </w:pPr>
+      <w:r>
+        <w:rPr>
+          <w:b w:val="0"/>
+          <w:sz w:val="21"/>
+        </w:rPr>
+        <w:t>3 minutos</w:t>
+      </w:r>
+      <w:r>
+        <w:rPr>
+          <w:b/>
+          <w:sz w:val="21"/>
+        </w:rPr>
+        <w:t xml:space="preserve"> con el otro lado en ámbar: </w:t>
+      </w:r>
+      <w:r>
+        <w:rPr>
+          <w:b w:val="0"/>
+          <w:sz w:val="21"/>
+        </w:rPr>
+        <w:t>los dos sentidos podían entrar al carril**.</w:t>
+      </w:r>
+    </w:p>
+    <w:p>
+      <w:pPr>
+        <w:pStyle w:val="ListBullet"/>
+        <w:spacing w:after="60"/>
+        <w:ind w:left="360"/>
+      </w:pPr>
+      <w:r>
+        <w:rPr>
+          <w:b w:val="0"/>
+          <w:sz w:val="21"/>
+        </w:rPr>
+        <w:t xml:space="preserve">*Acción:* con el cruce </w:t>
+      </w:r>
+      <w:r>
+        <w:rPr>
+          <w:b/>
+          <w:sz w:val="21"/>
+        </w:rPr>
+        <w:t>ciclando en Automático</w:t>
+      </w:r>
+      <w:r>
+        <w:rPr>
+          <w:b w:val="0"/>
+          <w:sz w:val="21"/>
+        </w:rPr>
+        <w:t xml:space="preserve"> y esperando a que </w:t>
+      </w:r>
+      <w:r>
+        <w:rPr>
+          <w:b/>
+          <w:sz w:val="21"/>
+        </w:rPr>
+        <w:t>el MAESTRO esté en VERDE</w:t>
+      </w:r>
+      <w:r>
+        <w:rPr>
+          <w:b w:val="0"/>
+          <w:sz w:val="21"/>
+        </w:rPr>
+        <w:t>,</w:t>
+      </w:r>
+    </w:p>
+    <w:p>
+      <w:pPr>
+        <w:spacing w:after="120"/>
+      </w:pPr>
+      <w:r>
+        <w:rPr>
+          <w:b w:val="0"/>
+          <w:sz w:val="21"/>
+        </w:rPr>
+        <w:t xml:space="preserve">mandar al </w:t>
+      </w:r>
+      <w:r>
+        <w:rPr>
+          <w:b/>
+          <w:sz w:val="21"/>
+        </w:rPr>
+        <w:t>Esclavo</w:t>
+      </w:r>
+      <w:r>
+        <w:rPr>
+          <w:b w:val="0"/>
+          <w:sz w:val="21"/>
+        </w:rPr>
+        <w:t xml:space="preserve"> </w:t>
+      </w:r>
+      <w:r>
+        <w:rPr>
+          <w:rFonts w:ascii="Consolas" w:hAnsi="Consolas"/>
+          <w:sz w:val="21"/>
+        </w:rPr>
+        <w:t>CMD:AMBAR_EMERGENCIA</w:t>
+      </w:r>
+      <w:r>
+        <w:rPr>
+          <w:b w:val="0"/>
+          <w:sz w:val="21"/>
+        </w:rPr>
+        <w:t xml:space="preserve"> (sin PIN).</w:t>
+      </w:r>
+    </w:p>
+    <w:p>
+      <w:pPr>
+        <w:pStyle w:val="ListBullet"/>
+        <w:spacing w:after="60"/>
+        <w:ind w:left="360"/>
+      </w:pPr>
+      <w:r>
+        <w:rPr>
+          <w:b w:val="0"/>
+          <w:sz w:val="21"/>
+        </w:rPr>
+        <w:t xml:space="preserve">*Esperado:* el Esclavo pasa a ámbar intermitente </w:t>
+      </w:r>
+      <w:r>
+        <w:rPr>
+          <w:b/>
+          <w:sz w:val="21"/>
+        </w:rPr>
+        <w:t>y el MAESTRO también, en segundos</w:t>
+      </w:r>
+      <w:r>
+        <w:rPr>
+          <w:b w:val="0"/>
+          <w:sz w:val="21"/>
+        </w:rPr>
+        <w:t xml:space="preserve"> — no en</w:t>
+      </w:r>
+    </w:p>
+    <w:p>
+      <w:pPr>
+        <w:spacing w:after="120"/>
+      </w:pPr>
+      <w:r>
+        <w:rPr>
+          <w:b w:val="0"/>
+          <w:sz w:val="21"/>
+        </w:rPr>
+        <w:t xml:space="preserve">minutos y no esperando a que se agote nada. El Maestro </w:t>
+      </w:r>
+      <w:r>
+        <w:rPr>
+          <w:b/>
+          <w:sz w:val="21"/>
+        </w:rPr>
+        <w:t>deja de ciclar</w:t>
+      </w:r>
+      <w:r>
+        <w:rPr>
+          <w:b w:val="0"/>
+          <w:sz w:val="21"/>
+        </w:rPr>
+        <w:t>.</w:t>
+      </w:r>
+    </w:p>
+    <w:p>
+      <w:pPr>
+        <w:pStyle w:val="ListBullet"/>
+        <w:spacing w:after="60"/>
+        <w:ind w:left="360"/>
+      </w:pPr>
+      <w:r>
+        <w:rPr>
+          <w:b w:val="0"/>
+          <w:sz w:val="21"/>
+        </w:rPr>
+        <w:t xml:space="preserve">🛑 </w:t>
+      </w:r>
+      <w:r>
+        <w:rPr>
+          <w:b/>
+          <w:sz w:val="21"/>
+        </w:rPr>
+        <w:t>Si el Maestro sigue en verde, PARE la prueba y anótelo: es la ventana de verde simultáneo.</w:t>
+      </w:r>
+    </w:p>
+    <w:p>
+      <w:pPr>
+        <w:pStyle w:val="ListBullet"/>
+        <w:spacing w:after="60"/>
+        <w:ind w:left="360"/>
+      </w:pPr>
+      <w:r>
+        <w:rPr>
+          <w:b w:val="0"/>
+          <w:sz w:val="21"/>
+        </w:rPr>
+        <w:t xml:space="preserve">Tiempo desde la orden hasta que el </w:t>
+      </w:r>
+      <w:r>
+        <w:rPr>
+          <w:b/>
+          <w:sz w:val="21"/>
+        </w:rPr>
+        <w:t>Maestro</w:t>
+      </w:r>
+      <w:r>
+        <w:rPr>
+          <w:b w:val="0"/>
+          <w:sz w:val="21"/>
+        </w:rPr>
+        <w:t xml:space="preserve"> deja el verde: ________ s</w:t>
+      </w:r>
+    </w:p>
+    <w:p>
+      <w:pPr>
+        <w:pStyle w:val="ListBullet"/>
+        <w:spacing w:after="60"/>
+        <w:ind w:left="360"/>
+      </w:pPr>
+      <w:r>
+        <w:rPr>
+          <w:b w:val="0"/>
+          <w:sz w:val="21"/>
+        </w:rPr>
+        <w:t xml:space="preserve">Resultado: </w:t>
+      </w:r>
+      <w:r>
+        <w:rPr>
+          <w:rFonts w:ascii="Consolas" w:hAnsi="Consolas"/>
+          <w:sz w:val="21"/>
+        </w:rPr>
+        <w:t>[ ] CUMPLE  [ ] NO CUMPLE</w:t>
+      </w:r>
+      <w:r>
+        <w:rPr>
+          <w:b w:val="0"/>
+          <w:sz w:val="21"/>
+        </w:rPr>
+        <w:t xml:space="preserve"> — Observación: ________________________________</w:t>
+      </w:r>
+    </w:p>
+    <w:p>
+      <w:pPr>
+        <w:pStyle w:val="ListBullet"/>
+        <w:spacing w:after="60"/>
+        <w:ind w:left="360"/>
+      </w:pPr>
+      <w:r>
+        <w:rPr>
+          <w:b w:val="0"/>
+          <w:sz w:val="21"/>
+        </w:rPr>
+        <w:t xml:space="preserve">&gt; ⚠️ </w:t>
+      </w:r>
+      <w:r>
+        <w:rPr>
+          <w:b/>
+          <w:sz w:val="21"/>
+        </w:rPr>
+        <w:t>Y compruebe también lo que NO debe pasar, que es la otra mitad (`SFTY-21`):</w:t>
+      </w:r>
+      <w:r>
+        <w:rPr>
+          <w:b w:val="0"/>
+          <w:sz w:val="21"/>
+        </w:rPr>
+        <w:t xml:space="preserve"> mientras el</w:t>
+      </w:r>
+    </w:p>
+    <w:p>
+      <w:pPr>
+        <w:spacing w:after="160"/>
+        <w:ind w:left="360"/>
+        <w:shd w:val="clear" w:fill="FFF4E5"/>
+      </w:pPr>
+      <w:r>
+        <w:rPr>
+          <w:b w:val="0"/>
+          <w:color w:val="960000"/>
+          <w:sz w:val="20"/>
+        </w:rPr>
+        <w:t xml:space="preserve">ámbar del Esclavo esté puesto, </w:t>
+      </w:r>
+      <w:r>
+        <w:rPr>
+          <w:b/>
+          <w:color w:val="960000"/>
+          <w:sz w:val="20"/>
+        </w:rPr>
+        <w:t>el Maestro no puede quitárselo</w:t>
+      </w:r>
+      <w:r>
+        <w:rPr>
+          <w:b w:val="0"/>
+          <w:color w:val="960000"/>
+          <w:sz w:val="20"/>
+        </w:rPr>
+        <w:t xml:space="preserve">. Si en algún momento el Esclavo </w:t>
+      </w:r>
+      <w:r>
+        <w:rPr>
+          <w:b/>
+          <w:color w:val="960000"/>
+          <w:sz w:val="20"/>
+        </w:rPr>
+        <w:t>se sale solo del ámbar</w:t>
+      </w:r>
+      <w:r>
+        <w:rPr>
+          <w:b w:val="0"/>
+          <w:color w:val="960000"/>
+          <w:sz w:val="20"/>
+        </w:rPr>
+        <w:t xml:space="preserve"> a los pocos segundos, eso es el veto caído y </w:t>
+      </w:r>
+      <w:r>
+        <w:rPr>
+          <w:b/>
+          <w:color w:val="960000"/>
+          <w:sz w:val="20"/>
+        </w:rPr>
+        <w:t>es un `NO CUMPLE`</w:t>
+      </w:r>
+      <w:r>
+        <w:rPr>
+          <w:b w:val="0"/>
+          <w:color w:val="960000"/>
+          <w:sz w:val="20"/>
+        </w:rPr>
+        <w:t xml:space="preserve">, aunque el cruce parezca funcionar. Se sale con </w:t>
+      </w:r>
+      <w:r>
+        <w:rPr>
+          <w:rFonts w:ascii="Consolas" w:hAnsi="Consolas"/>
+          <w:color w:val="960000"/>
+          <w:sz w:val="20"/>
+        </w:rPr>
+        <w:t>CANCELAR_AMBAR</w:t>
+      </w:r>
+      <w:r>
+        <w:rPr>
+          <w:b w:val="0"/>
+          <w:color w:val="960000"/>
+          <w:sz w:val="20"/>
+        </w:rPr>
+        <w:t xml:space="preserve"> </w:t>
+      </w:r>
+      <w:r>
+        <w:rPr>
+          <w:b/>
+          <w:color w:val="960000"/>
+          <w:sz w:val="20"/>
+        </w:rPr>
+        <w:t>con PIN, y desde el Esclavo</w:t>
+      </w:r>
+      <w:r>
+        <w:rPr>
+          <w:b w:val="0"/>
+          <w:color w:val="960000"/>
+          <w:sz w:val="20"/>
+        </w:rPr>
+        <w:t>.</w:t>
+      </w:r>
+    </w:p>
+    <w:p>
+      <w:pPr>
+        <w:spacing w:after="120"/>
+      </w:pPr>
+      <w:r>
+        <w:rPr>
+          <w:b/>
+          <w:sz w:val="21"/>
+        </w:rPr>
+        <w:t>12.4-quater 🆕 El campo del estado del Esclavo en la telemetría del Maestro</w:t>
+      </w:r>
+      <w:r>
+        <w:rPr>
+          <w:b w:val="0"/>
+          <w:sz w:val="21"/>
+        </w:rPr>
+        <w:t xml:space="preserve"> (</w:t>
+      </w:r>
+      <w:r>
+        <w:rPr>
+          <w:rFonts w:ascii="Consolas" w:hAnsi="Consolas"/>
+          <w:sz w:val="21"/>
+        </w:rPr>
+        <w:t>N-149</w:t>
+      </w:r>
+      <w:r>
+        <w:rPr>
+          <w:b w:val="0"/>
+          <w:sz w:val="21"/>
+        </w:rPr>
+        <w:t>)</w:t>
+      </w:r>
+    </w:p>
+    <w:p>
+      <w:pPr>
+        <w:pStyle w:val="ListBullet"/>
+        <w:spacing w:after="60"/>
+        <w:ind w:left="360"/>
+      </w:pPr>
+      <w:r>
+        <w:rPr>
+          <w:b w:val="0"/>
+          <w:sz w:val="21"/>
+        </w:rPr>
+        <w:t xml:space="preserve">*Acción:* conectado al </w:t>
+      </w:r>
+      <w:r>
+        <w:rPr>
+          <w:b/>
+          <w:sz w:val="21"/>
+        </w:rPr>
+        <w:t>Maestro</w:t>
+      </w:r>
+      <w:r>
+        <w:rPr>
+          <w:b w:val="0"/>
+          <w:sz w:val="21"/>
+        </w:rPr>
+        <w:t xml:space="preserve">, mirar una trama </w:t>
+      </w:r>
+      <w:r>
+        <w:rPr>
+          <w:rFonts w:ascii="Consolas" w:hAnsi="Consolas"/>
+          <w:sz w:val="21"/>
+        </w:rPr>
+        <w:t>$STATUS</w:t>
+      </w:r>
+      <w:r>
+        <w:rPr>
+          <w:b w:val="0"/>
+          <w:sz w:val="21"/>
+        </w:rPr>
+        <w:t xml:space="preserve"> y localizar el campo </w:t>
+      </w:r>
+      <w:r>
+        <w:rPr>
+          <w:b/>
+          <w:sz w:val="21"/>
+        </w:rPr>
+        <w:t>`ESC:`</w:t>
+      </w:r>
+      <w:r>
+        <w:rPr>
+          <w:b w:val="0"/>
+          <w:sz w:val="21"/>
+        </w:rPr>
+        <w:t xml:space="preserve"> (va</w:t>
+      </w:r>
+    </w:p>
+    <w:p>
+      <w:pPr>
+        <w:spacing w:after="120"/>
+      </w:pPr>
+      <w:r>
+        <w:rPr>
+          <w:b w:val="0"/>
+          <w:sz w:val="21"/>
+        </w:rPr>
+        <w:t xml:space="preserve">el último). Después </w:t>
+      </w:r>
+      <w:r>
+        <w:rPr>
+          <w:b/>
+          <w:sz w:val="21"/>
+        </w:rPr>
+        <w:t>desconectar la antena del Esclavo</w:t>
+      </w:r>
+      <w:r>
+        <w:rPr>
+          <w:b w:val="0"/>
+          <w:sz w:val="21"/>
+        </w:rPr>
+        <w:t xml:space="preserve"> y esperar a que el enlace caiga.</w:t>
+      </w:r>
+    </w:p>
+    <w:p>
+      <w:pPr>
+        <w:pStyle w:val="ListBullet"/>
+        <w:spacing w:after="60"/>
+        <w:ind w:left="360"/>
+      </w:pPr>
+      <w:r>
+        <w:rPr>
+          <w:b w:val="0"/>
+          <w:sz w:val="21"/>
+        </w:rPr>
+        <w:t xml:space="preserve">*Esperado:* con enlace, </w:t>
+      </w:r>
+      <w:r>
+        <w:rPr>
+          <w:rFonts w:ascii="Consolas" w:hAnsi="Consolas"/>
+          <w:sz w:val="21"/>
+        </w:rPr>
+        <w:t>ESC:</w:t>
+      </w:r>
+      <w:r>
+        <w:rPr>
+          <w:b w:val="0"/>
+          <w:sz w:val="21"/>
+        </w:rPr>
+        <w:t xml:space="preserve"> dice </w:t>
+      </w:r>
+      <w:r>
+        <w:rPr>
+          <w:b/>
+          <w:sz w:val="21"/>
+        </w:rPr>
+        <w:t>`ROJO`</w:t>
+      </w:r>
+      <w:r>
+        <w:rPr>
+          <w:b w:val="0"/>
+          <w:sz w:val="21"/>
+        </w:rPr>
+        <w:t xml:space="preserve">, </w:t>
+      </w:r>
+      <w:r>
+        <w:rPr>
+          <w:b/>
+          <w:sz w:val="21"/>
+        </w:rPr>
+        <w:t>`VERDE`</w:t>
+      </w:r>
+      <w:r>
+        <w:rPr>
+          <w:b w:val="0"/>
+          <w:sz w:val="21"/>
+        </w:rPr>
+        <w:t xml:space="preserve"> o </w:t>
+      </w:r>
+      <w:r>
+        <w:rPr>
+          <w:b/>
+          <w:sz w:val="21"/>
+        </w:rPr>
+        <w:t>`AMBAR`</w:t>
+      </w:r>
+      <w:r>
+        <w:rPr>
+          <w:b w:val="0"/>
+          <w:sz w:val="21"/>
+        </w:rPr>
+        <w:t xml:space="preserve">; </w:t>
+      </w:r>
+      <w:r>
+        <w:rPr>
+          <w:b/>
+          <w:sz w:val="21"/>
+        </w:rPr>
+        <w:t>sin enlace dice `?`</w:t>
+      </w:r>
+      <w:r>
+        <w:rPr>
+          <w:b w:val="0"/>
+          <w:sz w:val="21"/>
+        </w:rPr>
+        <w:t>.</w:t>
+      </w:r>
+    </w:p>
+    <w:p>
+      <w:pPr>
+        <w:pStyle w:val="ListBullet"/>
+        <w:spacing w:after="60"/>
+        <w:ind w:left="360"/>
+      </w:pPr>
+      <w:r>
+        <w:rPr>
+          <w:b w:val="0"/>
+          <w:sz w:val="21"/>
+        </w:rPr>
+        <w:t xml:space="preserve">🔵 **El </w:t>
+      </w:r>
+      <w:r>
+        <w:rPr>
+          <w:rFonts w:ascii="Consolas" w:hAnsi="Consolas"/>
+          <w:sz w:val="21"/>
+        </w:rPr>
+        <w:t>?</w:t>
+      </w:r>
+      <w:r>
+        <w:rPr>
+          <w:b w:val="0"/>
+          <w:sz w:val="21"/>
+        </w:rPr>
+        <w:t xml:space="preserve"> significa «el enlace está caído y esta punta no sabe de qué color está la otra». NO</w:t>
+      </w:r>
+    </w:p>
+    <w:p>
+      <w:pPr>
+        <w:spacing w:after="120"/>
+      </w:pPr>
+      <w:r>
+        <w:rPr>
+          <w:b w:val="0"/>
+          <w:sz w:val="21"/>
+        </w:rPr>
+        <w:t>significa «sin medida», y NO es un hueco: es la respuesta correcta.**</w:t>
+      </w:r>
+    </w:p>
+    <w:p>
+      <w:pPr>
+        <w:pStyle w:val="ListBullet"/>
+        <w:spacing w:after="60"/>
+        <w:ind w:left="360"/>
+      </w:pPr>
+      <w:r>
+        <w:rPr>
+          <w:b w:val="0"/>
+          <w:sz w:val="21"/>
+        </w:rPr>
+        <w:t xml:space="preserve">⚠️ </w:t>
+      </w:r>
+      <w:r>
+        <w:rPr>
+          <w:b/>
+          <w:sz w:val="21"/>
+        </w:rPr>
+        <w:t>El ESCLAVO no emite este campo, y es a propósito</w:t>
+      </w:r>
+      <w:r>
+        <w:rPr>
+          <w:b w:val="0"/>
+          <w:sz w:val="21"/>
+        </w:rPr>
+        <w:t xml:space="preserve"> — no tiene de dónde sacarlo. **Que falte</w:t>
+      </w:r>
+    </w:p>
+    <w:p>
+      <w:pPr>
+        <w:spacing w:after="120"/>
+      </w:pPr>
+      <w:r>
+        <w:rPr>
+          <w:b w:val="0"/>
+          <w:sz w:val="21"/>
+        </w:rPr>
+        <w:t>en la telemetría del Esclavo NO es un fallo.**</w:t>
+      </w:r>
+    </w:p>
+    <w:p>
+      <w:pPr>
+        <w:pStyle w:val="ListBullet"/>
+        <w:spacing w:after="60"/>
+        <w:ind w:left="360"/>
+      </w:pPr>
+      <w:r>
+        <w:rPr>
+          <w:b w:val="0"/>
+          <w:sz w:val="21"/>
+        </w:rPr>
+        <w:t>Trama literal con enlace: ______________________________________</w:t>
+      </w:r>
+    </w:p>
+    <w:p>
+      <w:pPr>
+        <w:pStyle w:val="ListBullet"/>
+        <w:spacing w:after="60"/>
+        <w:ind w:left="360"/>
+      </w:pPr>
+      <w:r>
+        <w:rPr>
+          <w:b w:val="0"/>
+          <w:sz w:val="21"/>
+        </w:rPr>
+        <w:t>Trama literal sin enlace: ______________________________________</w:t>
+      </w:r>
+    </w:p>
+    <w:p>
+      <w:pPr>
+        <w:pStyle w:val="ListBullet"/>
+        <w:spacing w:after="60"/>
+        <w:ind w:left="360"/>
+      </w:pPr>
+      <w:r>
+        <w:rPr>
+          <w:b w:val="0"/>
+          <w:sz w:val="21"/>
+        </w:rPr>
+        <w:t xml:space="preserve">Resultado: </w:t>
+      </w:r>
+      <w:r>
+        <w:rPr>
+          <w:rFonts w:ascii="Consolas" w:hAnsi="Consolas"/>
+          <w:sz w:val="21"/>
+        </w:rPr>
+        <w:t>[ ] CUMPLE  [ ] NO CUMPLE</w:t>
+      </w:r>
+      <w:r>
+        <w:rPr>
+          <w:b w:val="0"/>
+          <w:sz w:val="21"/>
+        </w:rPr>
+        <w:t xml:space="preserve"> — Observación: ________________________________</w:t>
+      </w:r>
+    </w:p>
+    <w:p>
+      <w:pPr>
+        <w:spacing w:after="120"/>
+      </w:pPr>
+      <w:r>
+        <w:rPr>
+          <w:b/>
+          <w:sz w:val="21"/>
+        </w:rPr>
+        <w:t>12.5 Selector de cruces en el corredor (multicruce con un teléfono)</w:t>
+      </w:r>
+      <w:r>
+        <w:rPr>
+          <w:b w:val="0"/>
+          <w:sz w:val="21"/>
+        </w:rPr>
+        <w:t xml:space="preserve"> — ⏸️ </w:t>
+      </w:r>
+      <w:r>
+        <w:rPr>
+          <w:b/>
+          <w:sz w:val="21"/>
+        </w:rPr>
+        <w:t>SE APLAZA</w:t>
+      </w:r>
+    </w:p>
+    <w:p>
+      <w:pPr>
+        <w:pStyle w:val="ListBullet"/>
+        <w:spacing w:after="60"/>
+        <w:ind w:left="360"/>
+      </w:pPr>
+      <w:r>
+        <w:rPr>
+          <w:b/>
+          <w:sz w:val="21"/>
+        </w:rPr>
+        <w:t>Falta:</w:t>
+      </w:r>
+      <w:r>
+        <w:rPr>
+          <w:b w:val="0"/>
+          <w:sz w:val="21"/>
+        </w:rPr>
+        <w:t xml:space="preserve"> dos módulos ESP32 montados con nombres distinguibles, la app, y dos cruces. Depende</w:t>
+      </w:r>
+    </w:p>
+    <w:p>
+      <w:pPr>
+        <w:spacing w:after="120"/>
+      </w:pPr>
+      <w:r>
+        <w:rPr>
+          <w:b w:val="0"/>
+          <w:sz w:val="21"/>
+        </w:rPr>
+        <w:t>entera de 12.1.</w:t>
+      </w:r>
+    </w:p>
+    <w:p>
+      <w:pPr>
+        <w:pStyle w:val="ListBullet"/>
+        <w:spacing w:after="60"/>
+        <w:ind w:left="360"/>
+      </w:pPr>
+      <w:r>
+        <w:rPr>
+          <w:b/>
+          <w:sz w:val="21"/>
+        </w:rPr>
+        <w:t>No se firma.</w:t>
+      </w:r>
+    </w:p>
+    <w:p>
+      <w:pPr>
+        <w:spacing w:after="120"/>
+      </w:pPr>
+      <w:r>
+        <w:rPr>
+          <w:b/>
+          <w:sz w:val="21"/>
+        </w:rPr>
+        <w:t>12.6 Sincronización Puente Móvil (Courier RTC)</w:t>
+      </w:r>
+      <w:r>
+        <w:rPr>
+          <w:b w:val="0"/>
+          <w:sz w:val="21"/>
+        </w:rPr>
+        <w:t xml:space="preserve"> — ⏸️ </w:t>
+      </w:r>
+      <w:r>
+        <w:rPr>
+          <w:b/>
+          <w:sz w:val="21"/>
+        </w:rPr>
+        <w:t>SE APLAZA</w:t>
+      </w:r>
+    </w:p>
+    <w:p>
+      <w:pPr>
+        <w:pStyle w:val="ListBullet"/>
+        <w:spacing w:after="60"/>
+        <w:ind w:left="360"/>
+      </w:pPr>
+      <w:r>
+        <w:rPr>
+          <w:b w:val="0"/>
+          <w:sz w:val="21"/>
+        </w:rPr>
+        <w:t>*Qué mediría:* capturar la hora en el Maestro, desplazarse hasta el Esclavo e inyectarla</w:t>
+      </w:r>
+    </w:p>
+    <w:p>
+      <w:pPr>
+        <w:spacing w:after="120"/>
+      </w:pPr>
+      <w:r>
+        <w:rPr>
+          <w:b w:val="0"/>
+          <w:sz w:val="21"/>
+        </w:rPr>
+        <w:t>compensando el tiempo de viaje.</w:t>
+      </w:r>
+    </w:p>
+    <w:p>
+      <w:pPr>
+        <w:pStyle w:val="ListBullet"/>
+        <w:spacing w:after="60"/>
+        <w:ind w:left="360"/>
+      </w:pPr>
+      <w:r>
+        <w:rPr>
+          <w:b w:val="0"/>
+          <w:sz w:val="21"/>
+        </w:rPr>
         <w:t>~~</w:t>
       </w:r>
       <w:r>
@@ -29292,7 +31375,7 @@
           <w:b w:val="0"/>
           <w:sz w:val="21"/>
         </w:rPr>
-        <w:t xml:space="preserve">su propia pila.~~ </w:t>
+        <w:t>su propia pila.~~ ~~</w:t>
       </w:r>
       <w:r>
         <w:rPr>
@@ -29360,7 +31443,246 @@
           <w:b w:val="0"/>
           <w:sz w:val="21"/>
         </w:rPr>
-        <w:t xml:space="preserve"> (paso 23).</w:t>
+        <w:t xml:space="preserve"> (paso 23).~~</w:t>
+      </w:r>
+    </w:p>
+    <w:p>
+      <w:pPr>
+        <w:spacing w:after="160"/>
+        <w:ind w:left="360"/>
+        <w:shd w:val="clear" w:fill="FFF4E5"/>
+      </w:pPr>
+      <w:r>
+        <w:rPr>
+          <w:b w:val="0"/>
+          <w:color w:val="960000"/>
+          <w:sz w:val="20"/>
+        </w:rPr>
+        <w:t xml:space="preserve">🛑 </w:t>
+      </w:r>
+      <w:r>
+        <w:rPr>
+          <w:b/>
+          <w:color w:val="960000"/>
+          <w:sz w:val="20"/>
+        </w:rPr>
+        <w:t>ESA FRASE ES FALSA Y SE TACHA — 05/09. EL `DS3231` NO ESTÁ COMPRADO NI CONECTADO, y la confusión es exactamente la que `CLAUDE.md` §2.ter describe: se citó un PROTOCOLO como si fuera un RESULTADO.</w:t>
+      </w:r>
+      <w:r>
+        <w:rPr>
+          <w:b w:val="0"/>
+          <w:color w:val="960000"/>
+          <w:sz w:val="20"/>
+        </w:rPr>
+        <w:t xml:space="preserve"> El «paso 22» de la Guía de banco se titula *«la placa del módulo: cómo tiene que ser»* — </w:t>
+      </w:r>
+      <w:r>
+        <w:rPr>
+          <w:b/>
+          <w:color w:val="960000"/>
+          <w:sz w:val="20"/>
+        </w:rPr>
+        <w:t>es un dibujo de cómo debe quedar cableado, no un acta de que se cableó</w:t>
+      </w:r>
+      <w:r>
+        <w:rPr>
+          <w:b w:val="0"/>
+          <w:color w:val="960000"/>
+          <w:sz w:val="20"/>
+        </w:rPr>
+        <w:t xml:space="preserve">. Lo que sí es un resultado es el paso 23: la </w:t>
+      </w:r>
+      <w:r>
+        <w:rPr>
+          <w:b/>
+          <w:color w:val="960000"/>
+          <w:sz w:val="20"/>
+        </w:rPr>
+        <w:t>masa común</w:t>
+      </w:r>
+      <w:r>
+        <w:rPr>
+          <w:b w:val="0"/>
+          <w:color w:val="960000"/>
+          <w:sz w:val="20"/>
+        </w:rPr>
+        <w:t xml:space="preserve"> medida en </w:t>
+      </w:r>
+      <w:r>
+        <w:rPr>
+          <w:rFonts w:ascii="Consolas" w:hAnsi="Consolas"/>
+          <w:color w:val="960000"/>
+          <w:sz w:val="20"/>
+        </w:rPr>
+        <w:t>0 V</w:t>
+      </w:r>
+      <w:r>
+        <w:rPr>
+          <w:b w:val="0"/>
+          <w:color w:val="960000"/>
+          <w:sz w:val="20"/>
+        </w:rPr>
+        <w:t xml:space="preserve">, y esa medida </w:t>
+      </w:r>
+      <w:r>
+        <w:rPr>
+          <w:b/>
+          <w:color w:val="960000"/>
+          <w:sz w:val="20"/>
+        </w:rPr>
+        <w:t>no necesita reloj</w:t>
+      </w:r>
+      <w:r>
+        <w:rPr>
+          <w:b w:val="0"/>
+          <w:color w:val="960000"/>
+          <w:sz w:val="20"/>
+        </w:rPr>
+        <w:t xml:space="preserve">. </w:t>
+      </w:r>
+      <w:r>
+        <w:rPr>
+          <w:b/>
+          <w:color w:val="960000"/>
+          <w:sz w:val="20"/>
+        </w:rPr>
+        <w:t>La Guía de banco de esta noche lo dice con todas las letras y hay que respetarlo al firmar:</w:t>
+      </w:r>
+      <w:r>
+        <w:rPr>
+          <w:b w:val="0"/>
+          <w:color w:val="960000"/>
+          <w:sz w:val="20"/>
+        </w:rPr>
+        <w:t xml:space="preserve"> *«el </w:t>
+      </w:r>
+      <w:r>
+        <w:rPr>
+          <w:rFonts w:ascii="Consolas" w:hAnsi="Consolas"/>
+          <w:color w:val="960000"/>
+          <w:sz w:val="20"/>
+        </w:rPr>
+        <w:t>DS3231</w:t>
+      </w:r>
+      <w:r>
+        <w:rPr>
+          <w:b w:val="0"/>
+          <w:color w:val="960000"/>
+          <w:sz w:val="20"/>
+        </w:rPr>
+        <w:t xml:space="preserve"> no está comprado … márcalo "No se pudo probar" y escribe "no hay DS3231". NO lo marques "NO CUMPLE"»*. </w:t>
+      </w:r>
+      <w:r>
+        <w:rPr>
+          <w:b/>
+          <w:color w:val="960000"/>
+          <w:sz w:val="20"/>
+        </w:rPr>
+        <w:t>Un paso que no se pudo ejercer no es un suspenso — y tampoco un aprobado.</w:t>
+      </w:r>
+      <w:r>
+        <w:rPr>
+          <w:b w:val="0"/>
+          <w:color w:val="960000"/>
+          <w:sz w:val="20"/>
+        </w:rPr>
+        <w:t xml:space="preserve"> Línea </w:t>
+      </w:r>
+      <w:r>
+        <w:rPr>
+          <w:rFonts w:ascii="Consolas" w:hAnsi="Consolas"/>
+          <w:color w:val="960000"/>
+          <w:sz w:val="20"/>
+        </w:rPr>
+        <w:t>A6</w:t>
+      </w:r>
+      <w:r>
+        <w:rPr>
+          <w:b w:val="0"/>
+          <w:color w:val="960000"/>
+          <w:sz w:val="20"/>
+        </w:rPr>
+        <w:t xml:space="preserve"> de la lista de compras. 🔵 </w:t>
+      </w:r>
+      <w:r>
+        <w:rPr>
+          <w:b/>
+          <w:color w:val="960000"/>
+          <w:sz w:val="20"/>
+        </w:rPr>
+        <w:t>Y lo que sí cambió el 05/09 (`N-145`), que NO desbloquea esta prueba:</w:t>
+      </w:r>
+      <w:r>
+        <w:rPr>
+          <w:b w:val="0"/>
+          <w:color w:val="960000"/>
+          <w:sz w:val="20"/>
+        </w:rPr>
+        <w:t xml:space="preserve"> el firmware del módulo </w:t>
+      </w:r>
+      <w:r>
+        <w:rPr>
+          <w:b/>
+          <w:color w:val="960000"/>
+          <w:sz w:val="20"/>
+        </w:rPr>
+        <w:t>ya lee su `DS3231` y ya rellena el hueco de hora</w:t>
+      </w:r>
+      <w:r>
+        <w:rPr>
+          <w:b w:val="0"/>
+          <w:color w:val="960000"/>
+          <w:sz w:val="20"/>
+        </w:rPr>
+        <w:t xml:space="preserve"> de las tramas del equipo. </w:t>
+      </w:r>
+      <w:r>
+        <w:rPr>
+          <w:b/>
+          <w:color w:val="960000"/>
+          <w:sz w:val="20"/>
+        </w:rPr>
+        <w:t>Sin módulo en el bus, la hora seguirá saliendo `--:--:--`, y eso es el firmware negándose a inventar, no fallando.</w:t>
+      </w:r>
+      <w:r>
+        <w:rPr>
+          <w:b w:val="0"/>
+          <w:color w:val="960000"/>
+          <w:sz w:val="20"/>
+        </w:rPr>
+        <w:t xml:space="preserve"> Quien vea el hueco sin </w:t>
+      </w:r>
+      <w:r>
+        <w:rPr>
+          <w:rFonts w:ascii="Consolas" w:hAnsi="Consolas"/>
+          <w:color w:val="960000"/>
+          <w:sz w:val="20"/>
+        </w:rPr>
+        <w:t>DS3231</w:t>
+      </w:r>
+      <w:r>
+        <w:rPr>
+          <w:b w:val="0"/>
+          <w:color w:val="960000"/>
+          <w:sz w:val="20"/>
+        </w:rPr>
+        <w:t xml:space="preserve"> delante </w:t>
+      </w:r>
+      <w:r>
+        <w:rPr>
+          <w:b/>
+          <w:color w:val="960000"/>
+          <w:sz w:val="20"/>
+        </w:rPr>
+        <w:t>no puede concluir nada</w:t>
+      </w:r>
+      <w:r>
+        <w:rPr>
+          <w:b w:val="0"/>
+          <w:color w:val="960000"/>
+          <w:sz w:val="20"/>
+        </w:rPr>
+        <w:t>.</w:t>
       </w:r>
     </w:p>
     <w:p>

--- a/05_Funcional/3_Protocolo_Pruebas_Rigurosas.docx
+++ b/05_Funcional/3_Protocolo_Pruebas_Rigurosas.docx
@@ -955,7 +955,7 @@
                 <w:rFonts w:ascii="Consolas" w:hAnsi="Consolas"/>
                 <w:sz w:val="19"/>
               </w:rPr>
-              <w:t>Maestro/src/botones.cpp:280-281</w:t>
+              <w:t>Maestro/src/botones.cpp:305-306</w:t>
             </w:r>
             <w:r>
               <w:rPr>
@@ -969,7 +969,7 @@
                 <w:rFonts w:ascii="Consolas" w:hAnsi="Consolas"/>
                 <w:sz w:val="19"/>
               </w:rPr>
-              <w:t>Esclavo/src/botones.cpp:294-295</w:t>
+              <w:t>Esclavo/src/botones.cpp:316-317</w:t>
             </w:r>
             <w:r>
               <w:rPr>
@@ -1798,7 +1798,7 @@
           <w:color w:val="960000"/>
           <w:sz w:val="20"/>
         </w:rPr>
-        <w:t>Esclavo/src/botones.cpp:291-293</w:t>
+        <w:t>Esclavo/src/botones.cpp:316-317</w:t>
       </w:r>
       <w:r>
         <w:rPr>
@@ -5587,9 +5587,9 @@
           <w:rFonts w:ascii="Consolas" w:hAnsi="Consolas"/>
           <w:sz w:val="18"/>
         </w:rPr>
-        <w:t>$STATUS,NODE:MAESTRO,SERIE:..,MODO:..,ESTADO:..,T:..,RF:..%,RTT:..ms,BAT:12.6,HORA:HH:MM:SS*CRC</w:t>
+        <w:t>$STATUS,NODE:MAESTRO,SERIE:..,MODO:..,ESTADO:..,T:..,RF:..,RTT:..,BAT:--,HORA:HH:MM:SS,ESC:..*CRC</w:t>
         <w:br/>
-        <w:t>$STATUS,NODE:ESCLAVO,SERIE:..,MODO:SUBORDINADO,ESTADO:..,T:..,RF:98%,RTT:85ms,BAT:12.6,HORA:..*CRC</w:t>
+        <w:t>$STATUS,NODE:ESCLAVO,SERIE:..,MODO:SUBORDINADO,ESTADO:..,T:--,RF:--,RTT:--,BAT:--,HORA:..*CRC</w:t>
         <w:br/>
         <w:t>$ALARM,NODE:..,EVENTO:..,CAUSA:..,ACCION:..,HORA:..*CRC</w:t>
         <w:br/>
@@ -5608,15 +5608,15 @@
           <w:color w:val="960000"/>
           <w:sz w:val="20"/>
         </w:rPr>
-        <w:t xml:space="preserve">⚠️ </w:t>
-      </w:r>
-      <w:r>
-        <w:rPr>
-          <w:b/>
-          <w:color w:val="960000"/>
-          <w:sz w:val="20"/>
-        </w:rPr>
-        <w:t>Campos que NO son medidas y no se reportan como avería</w:t>
+        <w:t xml:space="preserve">🛑 </w:t>
+      </w:r>
+      <w:r>
+        <w:rPr>
+          <w:b/>
+          <w:color w:val="960000"/>
+          <w:sz w:val="20"/>
+        </w:rPr>
+        <w:t>LAS DOS TRAMAS DE ARRIBA ESTABAN MAL EN CINCO CAMPOS — corregidas el 05/09 contra el `snprintf` real</w:t>
       </w:r>
       <w:r>
         <w:rPr>
@@ -5628,35 +5628,67 @@
       </w:r>
       <w:r>
         <w:rPr>
-          <w:b/>
-          <w:color w:val="960000"/>
-          <w:sz w:val="20"/>
-        </w:rPr>
-        <w:t>MEDIDO</w:t>
-      </w:r>
-      <w:r>
-        <w:rPr>
-          <w:b w:val="0"/>
-          <w:color w:val="960000"/>
-          <w:sz w:val="20"/>
-        </w:rPr>
-        <w:t xml:space="preserve">: son literales dentro del </w:t>
-      </w:r>
-      <w:r>
-        <w:rPr>
           <w:rFonts w:ascii="Consolas" w:hAnsi="Consolas"/>
           <w:color w:val="960000"/>
           <w:sz w:val="20"/>
         </w:rPr>
-        <w:t>snprintf</w:t>
-      </w:r>
-      <w:r>
-        <w:rPr>
-          <w:b w:val="0"/>
-          <w:color w:val="960000"/>
-          <w:sz w:val="20"/>
-        </w:rPr>
-        <w:t xml:space="preserve">, no valores leídos): - </w:t>
+        <w:t>Maestro/src/bluetooth.cpp:970</w:t>
+      </w:r>
+      <w:r>
+        <w:rPr>
+          <w:b w:val="0"/>
+          <w:color w:val="960000"/>
+          <w:sz w:val="20"/>
+        </w:rPr>
+        <w:t xml:space="preserve">, </w:t>
+      </w:r>
+      <w:r>
+        <w:rPr>
+          <w:rFonts w:ascii="Consolas" w:hAnsi="Consolas"/>
+          <w:color w:val="960000"/>
+          <w:sz w:val="20"/>
+        </w:rPr>
+        <w:t>Esclavo/src/bluetooth.cpp:832</w:t>
+      </w:r>
+      <w:r>
+        <w:rPr>
+          <w:b w:val="0"/>
+          <w:color w:val="960000"/>
+          <w:sz w:val="20"/>
+        </w:rPr>
+        <w:t xml:space="preserve">). El aviso que las acompañaba era correcto </w:t>
+      </w:r>
+      <w:r>
+        <w:rPr>
+          <w:b/>
+          <w:color w:val="960000"/>
+          <w:sz w:val="20"/>
+        </w:rPr>
+        <w:t>en 2026-08</w:t>
+      </w:r>
+      <w:r>
+        <w:rPr>
+          <w:b w:val="0"/>
+          <w:color w:val="960000"/>
+          <w:sz w:val="20"/>
+        </w:rPr>
+        <w:t xml:space="preserve">; N-108 retiró esos literales el 04/09 y el formato cambió debajo. ⚠️ </w:t>
+      </w:r>
+      <w:r>
+        <w:rPr>
+          <w:b/>
+          <w:color w:val="960000"/>
+          <w:sz w:val="20"/>
+        </w:rPr>
+        <w:t>Campos MARCADOS con `--` porque el equipo no tiene con qué medirlos. Un `--` ES la respuesta correcta: no es una avería y no es un hueco.</w:t>
+      </w:r>
+      <w:r>
+        <w:rPr>
+          <w:b w:val="0"/>
+          <w:color w:val="960000"/>
+          <w:sz w:val="20"/>
+        </w:rPr>
+        <w:t xml:space="preserve"> - ~~</w:t>
       </w:r>
       <w:r>
         <w:rPr>
@@ -5672,7 +5704,71 @@
           <w:color w:val="960000"/>
           <w:sz w:val="20"/>
         </w:rPr>
-        <w:t xml:space="preserve"> en las dos puntas. - </w:t>
+        <w:t xml:space="preserve"> en las dos puntas.~~ → </w:t>
+      </w:r>
+      <w:r>
+        <w:rPr>
+          <w:b/>
+          <w:color w:val="960000"/>
+          <w:sz w:val="20"/>
+        </w:rPr>
+        <w:t>`BAT:--` en las dos.</w:t>
+      </w:r>
+      <w:r>
+        <w:rPr>
+          <w:b w:val="0"/>
+          <w:color w:val="960000"/>
+          <w:sz w:val="20"/>
+        </w:rPr>
+        <w:t xml:space="preserve"> No hay </w:t>
+      </w:r>
+      <w:r>
+        <w:rPr>
+          <w:b/>
+          <w:color w:val="960000"/>
+          <w:sz w:val="20"/>
+        </w:rPr>
+        <w:t>un solo</w:t>
+      </w:r>
+      <w:r>
+        <w:rPr>
+          <w:b w:val="0"/>
+          <w:color w:val="960000"/>
+          <w:sz w:val="20"/>
+        </w:rPr>
+        <w:t xml:space="preserve"> </w:t>
+      </w:r>
+      <w:r>
+        <w:rPr>
+          <w:rFonts w:ascii="Consolas" w:hAnsi="Consolas"/>
+          <w:color w:val="960000"/>
+          <w:sz w:val="20"/>
+        </w:rPr>
+        <w:t>analogRead()</w:t>
+      </w:r>
+      <w:r>
+        <w:rPr>
+          <w:b w:val="0"/>
+          <w:color w:val="960000"/>
+          <w:sz w:val="20"/>
+        </w:rPr>
+        <w:t xml:space="preserve"> en las cuatro carpetas de firmware — </w:t>
+      </w:r>
+      <w:r>
+        <w:rPr>
+          <w:b/>
+          <w:color w:val="960000"/>
+          <w:sz w:val="20"/>
+        </w:rPr>
+        <w:t>MEDIDO, `grep` sin una sola llamada</w:t>
+      </w:r>
+      <w:r>
+        <w:rPr>
+          <w:b w:val="0"/>
+          <w:color w:val="960000"/>
+          <w:sz w:val="20"/>
+        </w:rPr>
+        <w:t xml:space="preserve"> (las dos coincidencias son comentarios). Sin divisor ni entrada analógica no hay batería que leer. - ~~</w:t>
       </w:r>
       <w:r>
         <w:rPr>
@@ -5688,7 +5784,55 @@
           <w:color w:val="960000"/>
           <w:sz w:val="20"/>
         </w:rPr>
-        <w:t xml:space="preserve"> En el Maestro sí son medidos. - </w:t>
+        <w:t xml:space="preserve">~~ → </w:t>
+      </w:r>
+      <w:r>
+        <w:rPr>
+          <w:b/>
+          <w:color w:val="960000"/>
+          <w:sz w:val="20"/>
+        </w:rPr>
+        <w:t>`RF:--` y `RTT:--` en el Esclavo.</w:t>
+      </w:r>
+      <w:r>
+        <w:rPr>
+          <w:b w:val="0"/>
+          <w:color w:val="960000"/>
+          <w:sz w:val="20"/>
+        </w:rPr>
+        <w:t xml:space="preserve"> En el Maestro </w:t>
+      </w:r>
+      <w:r>
+        <w:rPr>
+          <w:b/>
+          <w:color w:val="960000"/>
+          <w:sz w:val="20"/>
+        </w:rPr>
+        <w:t>sí</w:t>
+      </w:r>
+      <w:r>
+        <w:rPr>
+          <w:b w:val="0"/>
+          <w:color w:val="960000"/>
+          <w:sz w:val="20"/>
+        </w:rPr>
+        <w:t xml:space="preserve"> son medidos, y publican </w:t>
+      </w:r>
+      <w:r>
+        <w:rPr>
+          <w:rFonts w:ascii="Consolas" w:hAnsi="Consolas"/>
+          <w:color w:val="960000"/>
+          <w:sz w:val="20"/>
+        </w:rPr>
+        <w:t>--</w:t>
+      </w:r>
+      <w:r>
+        <w:rPr>
+          <w:b w:val="0"/>
+          <w:color w:val="960000"/>
+          <w:sz w:val="20"/>
+        </w:rPr>
+        <w:t xml:space="preserve"> mientras no haya muestras. - ~~</w:t>
       </w:r>
       <w:r>
         <w:rPr>
@@ -5736,7 +5880,167 @@
           <w:color w:val="960000"/>
           <w:sz w:val="20"/>
         </w:rPr>
-        <w:t xml:space="preserve"> el tiempo que le queda a la fase. - </w:t>
+        <w:t xml:space="preserve"> el tiempo que le queda a la fase.~~ → 🔴 </w:t>
+      </w:r>
+      <w:r>
+        <w:rPr>
+          <w:b/>
+          <w:color w:val="960000"/>
+          <w:sz w:val="20"/>
+        </w:rPr>
+        <w:t>AL REVÉS DESDE EL 04/09: en el MAESTRO `T:` SÍ son los segundos que le quedan a la fase</w:t>
+      </w:r>
+      <w:r>
+        <w:rPr>
+          <w:b w:val="0"/>
+          <w:color w:val="960000"/>
+          <w:sz w:val="20"/>
+        </w:rPr>
+        <w:t xml:space="preserve"> (</w:t>
+      </w:r>
+      <w:r>
+        <w:rPr>
+          <w:rFonts w:ascii="Consolas" w:hAnsi="Consolas"/>
+          <w:color w:val="960000"/>
+          <w:sz w:val="20"/>
+        </w:rPr>
+        <w:t>modoAutomatico_segundosRestantesFase()</w:t>
+      </w:r>
+      <w:r>
+        <w:rPr>
+          <w:b w:val="0"/>
+          <w:color w:val="960000"/>
+          <w:sz w:val="20"/>
+        </w:rPr>
+        <w:t xml:space="preserve">), y </w:t>
+      </w:r>
+      <w:r>
+        <w:rPr>
+          <w:rFonts w:ascii="Consolas" w:hAnsi="Consolas"/>
+          <w:color w:val="960000"/>
+          <w:sz w:val="20"/>
+        </w:rPr>
+        <w:t>--</w:t>
+      </w:r>
+      <w:r>
+        <w:rPr>
+          <w:b w:val="0"/>
+          <w:color w:val="960000"/>
+          <w:sz w:val="20"/>
+        </w:rPr>
+        <w:t xml:space="preserve"> cuando ese plazo no existe. </w:t>
+      </w:r>
+      <w:r>
+        <w:rPr>
+          <w:b/>
+          <w:color w:val="960000"/>
+          <w:sz w:val="20"/>
+        </w:rPr>
+        <w:t>En el ESCLAVO es `--` siempre</w:t>
+      </w:r>
+      <w:r>
+        <w:rPr>
+          <w:b w:val="0"/>
+          <w:color w:val="960000"/>
+          <w:sz w:val="20"/>
+        </w:rPr>
+        <w:t xml:space="preserve">: esa punta es subordinada y no conoce el plazo. - 🆕 </w:t>
+      </w:r>
+      <w:r>
+        <w:rPr>
+          <w:b/>
+          <w:color w:val="960000"/>
+          <w:sz w:val="20"/>
+        </w:rPr>
+        <w:t>`ESC:` va SÓLO en la trama del Maestro y es el ÚLTIMO campo</w:t>
+      </w:r>
+      <w:r>
+        <w:rPr>
+          <w:b w:val="0"/>
+          <w:color w:val="960000"/>
+          <w:sz w:val="20"/>
+        </w:rPr>
+        <w:t xml:space="preserve"> (N-149), con valores </w:t>
+      </w:r>
+      <w:r>
+        <w:rPr>
+          <w:rFonts w:ascii="Consolas" w:hAnsi="Consolas"/>
+          <w:color w:val="960000"/>
+          <w:sz w:val="20"/>
+        </w:rPr>
+        <w:t>ROJO</w:t>
+      </w:r>
+      <w:r>
+        <w:rPr>
+          <w:b w:val="0"/>
+          <w:color w:val="960000"/>
+          <w:sz w:val="20"/>
+        </w:rPr>
+        <w:t>/</w:t>
+      </w:r>
+      <w:r>
+        <w:rPr>
+          <w:rFonts w:ascii="Consolas" w:hAnsi="Consolas"/>
+          <w:color w:val="960000"/>
+          <w:sz w:val="20"/>
+        </w:rPr>
+        <w:t>VERDE</w:t>
+      </w:r>
+      <w:r>
+        <w:rPr>
+          <w:b w:val="0"/>
+          <w:color w:val="960000"/>
+          <w:sz w:val="20"/>
+        </w:rPr>
+        <w:t>/</w:t>
+      </w:r>
+      <w:r>
+        <w:rPr>
+          <w:rFonts w:ascii="Consolas" w:hAnsi="Consolas"/>
+          <w:color w:val="960000"/>
+          <w:sz w:val="20"/>
+        </w:rPr>
+        <w:t>AMBAR</w:t>
+      </w:r>
+      <w:r>
+        <w:rPr>
+          <w:b w:val="0"/>
+          <w:color w:val="960000"/>
+          <w:sz w:val="20"/>
+        </w:rPr>
+        <w:t>/</w:t>
+      </w:r>
+      <w:r>
+        <w:rPr>
+          <w:rFonts w:ascii="Consolas" w:hAnsi="Consolas"/>
+          <w:color w:val="960000"/>
+          <w:sz w:val="20"/>
+        </w:rPr>
+        <w:t>?</w:t>
+      </w:r>
+      <w:r>
+        <w:rPr>
+          <w:b w:val="0"/>
+          <w:color w:val="960000"/>
+          <w:sz w:val="20"/>
+        </w:rPr>
+        <w:t xml:space="preserve">. </w:t>
+      </w:r>
+      <w:r>
+        <w:rPr>
+          <w:b/>
+          <w:color w:val="960000"/>
+          <w:sz w:val="20"/>
+        </w:rPr>
+        <w:t>Que falte en el `STATUS` del Esclavo no es un fallo.</w:t>
+      </w:r>
+      <w:r>
+        <w:rPr>
+          <w:b w:val="0"/>
+          <w:color w:val="960000"/>
+          <w:sz w:val="20"/>
+        </w:rPr>
+        <w:t xml:space="preserve"> - </w:t>
       </w:r>
       <w:r>
         <w:rPr>
@@ -5760,7 +6064,7 @@
           <w:color w:val="960000"/>
           <w:sz w:val="20"/>
         </w:rPr>
-        <w:t>desde el `$STATUS` del Esclavo no se puede ver si está en Modo Degradado.</w:t>
+        <w:t>desde el `STATUS` del Esclavo no se puede ver si está en Modo Degradado.</w:t>
       </w:r>
       <w:r>
         <w:rPr>
@@ -5784,7 +6088,7 @@
           <w:color w:val="960000"/>
           <w:sz w:val="20"/>
         </w:rPr>
-        <w:t xml:space="preserve">. </w:t>
+        <w:t xml:space="preserve">. *(Esto no ha cambiado.)* </w:t>
       </w:r>
       <w:r>
         <w:rPr>
@@ -7675,7 +7979,21 @@
                 <w:b w:val="0"/>
                 <w:sz w:val="19"/>
               </w:rPr>
-              <w:t xml:space="preserve"> (paso 22): fuente conmutada, </w:t>
+              <w:t xml:space="preserve">: fuente conmutada, salida a </w:t>
+            </w:r>
+            <w:r>
+              <w:rPr>
+                <w:rFonts w:ascii="Consolas" w:hAnsi="Consolas"/>
+                <w:sz w:val="19"/>
+              </w:rPr>
+              <w:t>J17</w:t>
+            </w:r>
+            <w:r>
+              <w:rPr>
+                <w:b w:val="0"/>
+                <w:sz w:val="19"/>
+              </w:rPr>
+              <w:t xml:space="preserve"> ~~(paso 22): … </w:t>
             </w:r>
             <w:r>
               <w:rPr>
@@ -7717,35 +8035,35 @@
                 <w:b w:val="0"/>
                 <w:sz w:val="19"/>
               </w:rPr>
-              <w:t xml:space="preserve">, salida a </w:t>
+              <w:t xml:space="preserve">~~ 🛑 **corregido el 05/09 — ver §12.6 de este mismo documento, que ya lo había tachado: el «paso 22» es el PLANO (*«cómo tiene que ser»*), no un acta, y el </w:t>
             </w:r>
             <w:r>
               <w:rPr>
                 <w:rFonts w:ascii="Consolas" w:hAnsi="Consolas"/>
                 <w:sz w:val="19"/>
               </w:rPr>
-              <w:t>J17</w:t>
+              <w:t>DS3231</w:t>
             </w:r>
             <w:r>
               <w:rPr>
                 <w:b w:val="0"/>
                 <w:sz w:val="19"/>
               </w:rPr>
-              <w:t xml:space="preserve">. </w:t>
+              <w:t xml:space="preserve"> NO ESTÁ COMPRADO.</w:t>
             </w:r>
             <w:r>
               <w:rPr>
                 <w:b/>
                 <w:sz w:val="19"/>
               </w:rPr>
-              <w:t>Lo que falta es que el módulo se anuncie en el teléfono</w:t>
+              <w:t xml:space="preserve"> </w:t>
             </w:r>
             <w:r>
               <w:rPr>
                 <w:b w:val="0"/>
                 <w:sz w:val="19"/>
               </w:rPr>
-              <w:t xml:space="preserve"> (pasos 10 y 25)</w:t>
+              <w:t>Lo que falta es que el módulo se anuncie en el teléfono** (pasos 10 y 25)</w:t>
             </w:r>
           </w:p>
         </w:tc>
@@ -10790,14 +11108,56 @@
           <w:rFonts w:ascii="Consolas" w:hAnsi="Consolas"/>
           <w:sz w:val="21"/>
         </w:rPr>
-        <w:t>CMD:PIN:1234:SET_TIEMPOS:1,1,15</w:t>
-      </w:r>
-      <w:r>
-        <w:rPr>
-          <w:b w:val="0"/>
-          <w:sz w:val="21"/>
-        </w:rPr>
-        <w:t xml:space="preserve"> y después </w:t>
+        <w:t>CMD:PIN:1234:SET_TIEMPOS:3,3,15</w:t>
+      </w:r>
+      <w:r>
+        <w:rPr>
+          <w:b w:val="0"/>
+          <w:sz w:val="21"/>
+        </w:rPr>
+        <w:t xml:space="preserve"> *(era </w:t>
+      </w:r>
+      <w:r>
+        <w:rPr>
+          <w:rFonts w:ascii="Consolas" w:hAnsi="Consolas"/>
+          <w:sz w:val="21"/>
+        </w:rPr>
+        <w:t>1,1,15</w:t>
+      </w:r>
+      <w:r>
+        <w:rPr>
+          <w:b w:val="0"/>
+          <w:sz w:val="21"/>
+        </w:rPr>
+        <w:t xml:space="preserve">; el mínimo vial subió a 3 min con N-137 y </w:t>
+      </w:r>
+      <w:r>
+        <w:rPr>
+          <w:rFonts w:ascii="Consolas" w:hAnsi="Consolas"/>
+          <w:sz w:val="21"/>
+        </w:rPr>
+        <w:t>1,1,15</w:t>
+      </w:r>
+      <w:r>
+        <w:rPr>
+          <w:b w:val="0"/>
+          <w:sz w:val="21"/>
+        </w:rPr>
+        <w:t xml:space="preserve"> hoy da </w:t>
+      </w:r>
+      <w:r>
+        <w:rPr>
+          <w:rFonts w:ascii="Consolas" w:hAnsi="Consolas"/>
+          <w:sz w:val="21"/>
+        </w:rPr>
+        <w:t>DESC:RANGO</w:t>
+      </w:r>
+      <w:r>
+        <w:rPr>
+          <w:b w:val="0"/>
+          <w:sz w:val="21"/>
+        </w:rPr>
+        <w:t xml:space="preserve">)* y después </w:t>
       </w:r>
       <w:r>
         <w:rPr>
@@ -11630,7 +11990,7 @@
           <w:color w:val="960000"/>
           <w:sz w:val="20"/>
         </w:rPr>
-        <w:t xml:space="preserve"> </w:t>
+        <w:t xml:space="preserve"> ~~</w:t>
       </w:r>
       <w:r>
         <w:rPr>
@@ -11662,7 +12022,39 @@
           <w:color w:val="960000"/>
           <w:sz w:val="20"/>
         </w:rPr>
-        <w:t xml:space="preserve">. Ese es el orden y esas son las unidades: los dos primeros en </w:t>
+        <w:t xml:space="preserve">~~ 🛑 </w:t>
+      </w:r>
+      <w:r>
+        <w:rPr>
+          <w:b/>
+          <w:color w:val="960000"/>
+          <w:sz w:val="20"/>
+        </w:rPr>
+        <w:t>CADUCADO (N-137, 04/09): el mínimo vial subió a TRES minutos y `1,1,15` contesta hoy `ERR,CMD:SET_TIEMPOS,DESC:RANGO`.</w:t>
+      </w:r>
+      <w:r>
+        <w:rPr>
+          <w:b w:val="0"/>
+          <w:color w:val="960000"/>
+          <w:sz w:val="20"/>
+        </w:rPr>
+        <w:t xml:space="preserve"> La configuración vigente es </w:t>
+      </w:r>
+      <w:r>
+        <w:rPr>
+          <w:b/>
+          <w:color w:val="960000"/>
+          <w:sz w:val="20"/>
+        </w:rPr>
+        <w:t>`CMD:PIN:1234:SET_TIEMPOS:3,3,15`</w:t>
+      </w:r>
+      <w:r>
+        <w:rPr>
+          <w:b w:val="0"/>
+          <w:color w:val="960000"/>
+          <w:sz w:val="20"/>
+        </w:rPr>
+        <w:t xml:space="preserve"> — verde 3 min, rojo 3 min, despeje 15 s. Ese es el orden y esas son las unidades: los dos primeros en </w:t>
       </w:r>
       <w:r>
         <w:rPr>
@@ -11710,7 +12102,7 @@
           <w:color w:val="960000"/>
           <w:sz w:val="20"/>
         </w:rPr>
-        <w:t xml:space="preserve">, </w:t>
+        <w:t>, ~~</w:t>
       </w:r>
       <w:r>
         <w:rPr>
@@ -11726,15 +12118,159 @@
           <w:color w:val="960000"/>
           <w:sz w:val="20"/>
         </w:rPr>
-        <w:t xml:space="preserve"> — </w:t>
-      </w:r>
-      <w:r>
-        <w:rPr>
-          <w:b/>
-          <w:color w:val="960000"/>
-          <w:sz w:val="20"/>
-        </w:rPr>
-        <w:t>MEDIDO</w:t>
+        <w:t xml:space="preserve">~~ → </w:t>
+      </w:r>
+      <w:r>
+        <w:rPr>
+          <w:b/>
+          <w:color w:val="960000"/>
+          <w:sz w:val="20"/>
+        </w:rPr>
+        <w:t>`:128`</w:t>
+      </w:r>
+      <w:r>
+        <w:rPr>
+          <w:b w:val="0"/>
+          <w:color w:val="960000"/>
+          <w:sz w:val="20"/>
+        </w:rPr>
+        <w:t xml:space="preserve">; los límites, en </w:t>
+      </w:r>
+      <w:r>
+        <w:rPr>
+          <w:b/>
+          <w:color w:val="960000"/>
+          <w:sz w:val="20"/>
+        </w:rPr>
+        <w:t>`Maestro/include/limites_ciclo.h:54-56`</w:t>
+      </w:r>
+      <w:r>
+        <w:rPr>
+          <w:b w:val="0"/>
+          <w:color w:val="960000"/>
+          <w:sz w:val="20"/>
+        </w:rPr>
+        <w:t xml:space="preserve"> — verde y rojo </w:t>
+      </w:r>
+      <w:r>
+        <w:rPr>
+          <w:b/>
+          <w:color w:val="960000"/>
+          <w:sz w:val="20"/>
+        </w:rPr>
+        <w:t>3-15 min</w:t>
+      </w:r>
+      <w:r>
+        <w:rPr>
+          <w:b w:val="0"/>
+          <w:color w:val="960000"/>
+          <w:sz w:val="20"/>
+        </w:rPr>
+        <w:t xml:space="preserve">, despeje </w:t>
+      </w:r>
+      <w:r>
+        <w:rPr>
+          <w:b/>
+          <w:color w:val="960000"/>
+          <w:sz w:val="20"/>
+        </w:rPr>
+        <w:t>10-90 s</w:t>
+      </w:r>
+      <w:r>
+        <w:rPr>
+          <w:b w:val="0"/>
+          <w:color w:val="960000"/>
+          <w:sz w:val="20"/>
+        </w:rPr>
+        <w:t xml:space="preserve">. Re-medido el 05/09: las seis constantes </w:t>
+      </w:r>
+      <w:r>
+        <w:rPr>
+          <w:b/>
+          <w:color w:val="960000"/>
+          <w:sz w:val="20"/>
+        </w:rPr>
+        <w:t>se mudaron de fichero</w:t>
+      </w:r>
+      <w:r>
+        <w:rPr>
+          <w:b w:val="0"/>
+          <w:color w:val="960000"/>
+          <w:sz w:val="20"/>
+        </w:rPr>
+        <w:t xml:space="preserve"> con N-137, así que la ruta vieja ya no las contiene). ⚠️ </w:t>
+      </w:r>
+      <w:r>
+        <w:rPr>
+          <w:b/>
+          <w:color w:val="960000"/>
+          <w:sz w:val="20"/>
+        </w:rPr>
+        <w:t>Y el coste va escrito, porque cambia la agenda de la sesión:</w:t>
+      </w:r>
+      <w:r>
+        <w:rPr>
+          <w:b w:val="0"/>
+          <w:color w:val="960000"/>
+          <w:sz w:val="20"/>
+        </w:rPr>
+        <w:t xml:space="preserve"> ya </w:t>
+      </w:r>
+      <w:r>
+        <w:rPr>
+          <w:b/>
+          <w:color w:val="960000"/>
+          <w:sz w:val="20"/>
+        </w:rPr>
+        <w:t>NO</w:t>
+      </w:r>
+      <w:r>
+        <w:rPr>
+          <w:b w:val="0"/>
+          <w:color w:val="960000"/>
+          <w:sz w:val="20"/>
+        </w:rPr>
+        <w:t xml:space="preserve"> se puede probar en mesa con ciclos de un minuto. Un ciclo completo son </w:t>
+      </w:r>
+      <w:r>
+        <w:rPr>
+          <w:b/>
+          <w:color w:val="960000"/>
+          <w:sz w:val="20"/>
+        </w:rPr>
+        <w:t>~6,5 min</w:t>
+      </w:r>
+      <w:r>
+        <w:rPr>
+          <w:b w:val="0"/>
+          <w:color w:val="960000"/>
+          <w:sz w:val="20"/>
+        </w:rPr>
+        <w:t xml:space="preserve">, así que </w:t>
+      </w:r>
+      <w:r>
+        <w:rPr>
+          <w:b/>
+          <w:color w:val="960000"/>
+          <w:sz w:val="20"/>
+        </w:rPr>
+        <w:t>el «Verde 60 s» de 3.2 y 3.3 pasa a 180 s, y los «5 ciclos ≈ 12 min» de 3.5 pasan a ≈ 33 min.</w:t>
+      </w:r>
+      <w:r>
+        <w:rPr>
+          <w:b w:val="0"/>
+          <w:color w:val="960000"/>
+          <w:sz w:val="20"/>
+        </w:rPr>
+        <w:t xml:space="preserve"> Lo dice el propio fuente: *«COSTE DECLARADO Y ACEPTADO A SABIENDAS… un banco cae del lado de esperar tres minutos, no del lado de dejar el limite de laboratorio suelto en una carretera»* (</w:t>
+      </w:r>
+      <w:r>
+        <w:rPr>
+          <w:rFonts w:ascii="Consolas" w:hAnsi="Consolas"/>
+          <w:color w:val="960000"/>
+          <w:sz w:val="20"/>
+        </w:rPr>
+        <w:t>limites_ciclo.h:44-46</w:t>
       </w:r>
       <w:r>
         <w:rPr>
@@ -11766,7 +12302,7 @@
           <w:color w:val="960000"/>
           <w:sz w:val="20"/>
         </w:rPr>
-        <w:t>$ERR,CMD:SET_TIEMPOS,DESC:EN_MARCHA_PARE_EL_MODO</w:t>
+        <w:t>ERR,CMD:SET_TIEMPOS,DESC:EN_MARCHA_PARE_EL_MODO</w:t>
       </w:r>
       <w:r>
         <w:rPr>
@@ -20657,7 +21193,7 @@
           <w:rFonts w:ascii="Consolas" w:hAnsi="Consolas"/>
           <w:sz w:val="21"/>
         </w:rPr>
-        <w:t>Esclavo/src/botones.cpp:291-293</w:t>
+        <w:t>Esclavo/src/botones.cpp:316-317</w:t>
       </w:r>
       <w:r>
         <w:rPr>
@@ -29295,7 +29831,7 @@
           <w:b w:val="0"/>
           <w:sz w:val="21"/>
         </w:rPr>
-        <w:t xml:space="preserve">*Esperado:* </w:t>
+        <w:t>*Esperado:* ~~</w:t>
       </w:r>
       <w:r>
         <w:rPr>
@@ -29309,7 +29845,66 @@
           <w:b w:val="0"/>
           <w:sz w:val="21"/>
         </w:rPr>
-        <w:t xml:space="preserve"> en cada punta, con su checksum, en el formato de §0.2.</w:t>
+        <w:t xml:space="preserve">~~ </w:t>
+      </w:r>
+      <w:r>
+        <w:rPr>
+          <w:b/>
+          <w:sz w:val="21"/>
+        </w:rPr>
+        <w:t>una trama cada 2 s</w:t>
+      </w:r>
+      <w:r>
+        <w:rPr>
+          <w:b w:val="0"/>
+          <w:sz w:val="21"/>
+        </w:rPr>
+        <w:t xml:space="preserve"> en cada punta, con su checksum, en</w:t>
+      </w:r>
+    </w:p>
+    <w:p>
+      <w:pPr>
+        <w:spacing w:after="120"/>
+      </w:pPr>
+      <w:r>
+        <w:rPr>
+          <w:b w:val="0"/>
+          <w:sz w:val="21"/>
+        </w:rPr>
+        <w:t>el formato de §0.2 *(cadencia bajada a 2000 ms el 04/09, decisión del responsable — medido en</w:t>
+      </w:r>
+    </w:p>
+    <w:p>
+      <w:pPr>
+        <w:spacing w:after="120"/>
+      </w:pPr>
+      <w:r>
+        <w:rPr>
+          <w:rFonts w:ascii="Consolas" w:hAnsi="Consolas"/>
+          <w:sz w:val="21"/>
+        </w:rPr>
+        <w:t>Maestro/src/bluetooth.cpp:851</w:t>
+      </w:r>
+      <w:r>
+        <w:rPr>
+          <w:b w:val="0"/>
+          <w:sz w:val="21"/>
+        </w:rPr>
+        <w:t xml:space="preserve"> y </w:t>
+      </w:r>
+      <w:r>
+        <w:rPr>
+          <w:rFonts w:ascii="Consolas" w:hAnsi="Consolas"/>
+          <w:sz w:val="21"/>
+        </w:rPr>
+        <w:t>Esclavo/src/bluetooth.cpp:768</w:t>
+      </w:r>
+      <w:r>
+        <w:rPr>
+          <w:b w:val="0"/>
+          <w:sz w:val="21"/>
+        </w:rPr>
+        <w:t>)*.</w:t>
       </w:r>
     </w:p>
     <w:p>
@@ -29377,21 +29972,7 @@
           <w:b w:val="0"/>
           <w:sz w:val="21"/>
         </w:rPr>
-        <w:t xml:space="preserve">*Y lo que hay que confirmar que NO es una medida* —copie los valores y compruebe que </w:t>
-      </w:r>
-      <w:r>
-        <w:rPr>
-          <w:b/>
-          <w:sz w:val="21"/>
-        </w:rPr>
-        <w:t>no varían</w:t>
-      </w:r>
-      <w:r>
-        <w:rPr>
-          <w:b w:val="0"/>
-          <w:sz w:val="21"/>
-        </w:rPr>
-        <w:t>:</w:t>
+        <w:t>*Y lo que hay que confirmar que el equipo NO INVENTA* —copie los valores:</w:t>
       </w:r>
     </w:p>
     <w:p>
@@ -29405,9 +29986,11 @@
           <w:rFonts w:ascii="Consolas" w:hAnsi="Consolas"/>
           <w:sz w:val="18"/>
         </w:rPr>
-        <w:t>BAT del Maestro tras 5 min: ______   BAT del Esclavo: ______   (los dos deben salir 12.6 fijos)</w:t>
+        <w:t>BAT del Maestro tras 5 min: ______   BAT del Esclavo: ______   (los dos deben salir "--")</w:t>
         <w:br/>
-        <w:t>RF y RTT del Esclavo: ______ / ______   (deben salir 98% y 85ms fijos)</w:t>
+        <w:t>T / RF / RTT del Esclavo: ____ / ____ / ____              (los tres deben salir "--")</w:t>
+        <w:br/>
+        <w:t>Campo ESC: del Maestro: ______                            (ROJO / VERDE / AMBAR / ?)</w:t>
       </w:r>
     </w:p>
     <w:p>
@@ -29440,48 +30023,6 @@
     </w:p>
     <w:p>
       <w:pPr>
-        <w:pStyle w:val="ListBullet"/>
-        <w:spacing w:after="60"/>
-        <w:ind w:left="360"/>
-      </w:pPr>
-      <w:r>
-        <w:rPr>
-          <w:b w:val="0"/>
-          <w:sz w:val="21"/>
-        </w:rPr>
-        <w:t xml:space="preserve">&gt; </w:t>
-      </w:r>
-      <w:r>
-        <w:rPr>
-          <w:b/>
-          <w:sz w:val="21"/>
-        </w:rPr>
-        <w:t>No son averías y no se reportan como tales</w:t>
-      </w:r>
-      <w:r>
-        <w:rPr>
-          <w:b w:val="0"/>
-          <w:sz w:val="21"/>
-        </w:rPr>
-        <w:t xml:space="preserve">, pero </w:t>
-      </w:r>
-      <w:r>
-        <w:rPr>
-          <w:b/>
-          <w:sz w:val="21"/>
-        </w:rPr>
-        <w:t>tampoco se usan para decidir nada</w:t>
-      </w:r>
-      <w:r>
-        <w:rPr>
-          <w:b w:val="0"/>
-          <w:sz w:val="21"/>
-        </w:rPr>
-        <w:t>. Un</w:t>
-      </w:r>
-    </w:p>
-    <w:p>
-      <w:pPr>
         <w:spacing w:after="160"/>
         <w:ind w:left="360"/>
         <w:shd w:val="clear" w:fill="FFF4E5"/>
@@ -29492,7 +30033,327 @@
           <w:color w:val="960000"/>
           <w:sz w:val="20"/>
         </w:rPr>
-        <w:t>campo que siempre da el mismo número no es un dato: es un adorno con formato de medida.</w:t>
+        <w:t xml:space="preserve">🛑 </w:t>
+      </w:r>
+      <w:r>
+        <w:rPr>
+          <w:b/>
+          <w:color w:val="960000"/>
+          <w:sz w:val="20"/>
+        </w:rPr>
+        <w:t>ESTA PRUEBA EXIGÍA EL DEFECTO, y por eso se invierte — 05/09.</w:t>
+      </w:r>
+      <w:r>
+        <w:rPr>
+          <w:b w:val="0"/>
+          <w:color w:val="960000"/>
+          <w:sz w:val="20"/>
+        </w:rPr>
+        <w:t xml:space="preserve"> Pedía *«los dos deben salir </w:t>
+      </w:r>
+      <w:r>
+        <w:rPr>
+          <w:b/>
+          <w:color w:val="960000"/>
+          <w:sz w:val="20"/>
+        </w:rPr>
+        <w:t>`12.6` fijos</w:t>
+      </w:r>
+      <w:r>
+        <w:rPr>
+          <w:b w:val="0"/>
+          <w:color w:val="960000"/>
+          <w:sz w:val="20"/>
+        </w:rPr>
+        <w:t xml:space="preserve">»* y *«deben salir </w:t>
+      </w:r>
+      <w:r>
+        <w:rPr>
+          <w:b/>
+          <w:color w:val="960000"/>
+          <w:sz w:val="20"/>
+        </w:rPr>
+        <w:t>`98%` y `85ms` fijos</w:t>
+      </w:r>
+      <w:r>
+        <w:rPr>
+          <w:b w:val="0"/>
+          <w:color w:val="960000"/>
+          <w:sz w:val="20"/>
+        </w:rPr>
+        <w:t xml:space="preserve">»*, que es </w:t>
+      </w:r>
+      <w:r>
+        <w:rPr>
+          <w:b/>
+          <w:color w:val="960000"/>
+          <w:sz w:val="20"/>
+        </w:rPr>
+        <w:t>exactamente lo que N-108 retiró el 04/09 por inventarse una medida</w:t>
+      </w:r>
+      <w:r>
+        <w:rPr>
+          <w:b w:val="0"/>
+          <w:color w:val="960000"/>
+          <w:sz w:val="20"/>
+        </w:rPr>
+        <w:t xml:space="preserve">. Tal como estaba escrita, </w:t>
+      </w:r>
+      <w:r>
+        <w:rPr>
+          <w:b/>
+          <w:color w:val="960000"/>
+          <w:sz w:val="20"/>
+        </w:rPr>
+        <w:t>un firmware arreglado salía `NO CUMPLE`</w:t>
+      </w:r>
+      <w:r>
+        <w:rPr>
+          <w:b w:val="0"/>
+          <w:color w:val="960000"/>
+          <w:sz w:val="20"/>
+        </w:rPr>
+        <w:t xml:space="preserve">. </w:t>
+      </w:r>
+      <w:r>
+        <w:rPr>
+          <w:b/>
+          <w:color w:val="960000"/>
+          <w:sz w:val="20"/>
+        </w:rPr>
+        <w:t>MEDIDO</w:t>
+      </w:r>
+      <w:r>
+        <w:rPr>
+          <w:b w:val="0"/>
+          <w:color w:val="960000"/>
+          <w:sz w:val="20"/>
+        </w:rPr>
+        <w:t xml:space="preserve"> —</w:t>
+      </w:r>
+      <w:r>
+        <w:rPr>
+          <w:rFonts w:ascii="Consolas" w:hAnsi="Consolas"/>
+          <w:color w:val="960000"/>
+          <w:sz w:val="20"/>
+        </w:rPr>
+        <w:t>Maestro/src/bluetooth.cpp:970</w:t>
+      </w:r>
+      <w:r>
+        <w:rPr>
+          <w:b w:val="0"/>
+          <w:color w:val="960000"/>
+          <w:sz w:val="20"/>
+        </w:rPr>
+        <w:t xml:space="preserve"> y </w:t>
+      </w:r>
+      <w:r>
+        <w:rPr>
+          <w:rFonts w:ascii="Consolas" w:hAnsi="Consolas"/>
+          <w:color w:val="960000"/>
+          <w:sz w:val="20"/>
+        </w:rPr>
+        <w:t>Esclavo/src/bluetooth.cpp:832</w:t>
+      </w:r>
+      <w:r>
+        <w:rPr>
+          <w:b w:val="0"/>
+          <w:color w:val="960000"/>
+          <w:sz w:val="20"/>
+        </w:rPr>
+        <w:t xml:space="preserve">—: el </w:t>
+      </w:r>
+      <w:r>
+        <w:rPr>
+          <w:rFonts w:ascii="Consolas" w:hAnsi="Consolas"/>
+          <w:color w:val="960000"/>
+          <w:sz w:val="20"/>
+        </w:rPr>
+        <w:t>snprintf</w:t>
+      </w:r>
+      <w:r>
+        <w:rPr>
+          <w:b w:val="0"/>
+          <w:color w:val="960000"/>
+          <w:sz w:val="20"/>
+        </w:rPr>
+        <w:t xml:space="preserve"> de las dos puntas lleva </w:t>
+      </w:r>
+      <w:r>
+        <w:rPr>
+          <w:b/>
+          <w:color w:val="960000"/>
+          <w:sz w:val="20"/>
+        </w:rPr>
+        <w:t>`BAT:--`</w:t>
+      </w:r>
+      <w:r>
+        <w:rPr>
+          <w:b w:val="0"/>
+          <w:color w:val="960000"/>
+          <w:sz w:val="20"/>
+        </w:rPr>
+        <w:t xml:space="preserve"> literal, y el del Esclavo además </w:t>
+      </w:r>
+      <w:r>
+        <w:rPr>
+          <w:b/>
+          <w:color w:val="960000"/>
+          <w:sz w:val="20"/>
+        </w:rPr>
+        <w:t>`T:--,RF:--,RTT:--`</w:t>
+      </w:r>
+      <w:r>
+        <w:rPr>
+          <w:b w:val="0"/>
+          <w:color w:val="960000"/>
+          <w:sz w:val="20"/>
+        </w:rPr>
+        <w:t xml:space="preserve">. La causa está medida y no es un hueco: </w:t>
+      </w:r>
+      <w:r>
+        <w:rPr>
+          <w:b/>
+          <w:color w:val="960000"/>
+          <w:sz w:val="20"/>
+        </w:rPr>
+        <w:t>`grep -rn analogRead` sobre `Maestro/{src,include}` y `Esclavo/{src,include}` devuelve DOS coincidencias y las dos son COMENTARIOS</w:t>
+      </w:r>
+      <w:r>
+        <w:rPr>
+          <w:b w:val="0"/>
+          <w:color w:val="960000"/>
+          <w:sz w:val="20"/>
+        </w:rPr>
+        <w:t xml:space="preserve"> —cero llamadas—. Sin divisor de tensión ni entrada analógica </w:t>
+      </w:r>
+      <w:r>
+        <w:rPr>
+          <w:b/>
+          <w:color w:val="960000"/>
+          <w:sz w:val="20"/>
+        </w:rPr>
+        <w:t>no hay batería que leer</w:t>
+      </w:r>
+      <w:r>
+        <w:rPr>
+          <w:b w:val="0"/>
+          <w:color w:val="960000"/>
+          <w:sz w:val="20"/>
+        </w:rPr>
+        <w:t xml:space="preserve">. </w:t>
+      </w:r>
+      <w:r>
+        <w:rPr>
+          <w:b/>
+          <w:color w:val="960000"/>
+          <w:sz w:val="20"/>
+        </w:rPr>
+        <w:t>Lo que se comprueba ahora es lo contrario de lo que se pedía: que el equipo se NIEGUE a publicar un número que no ha medido. Un `--` es un `CUMPLE`; un `12.6` sería el hallazgo.</w:t>
+      </w:r>
+      <w:r>
+        <w:rPr>
+          <w:b w:val="0"/>
+          <w:color w:val="960000"/>
+          <w:sz w:val="20"/>
+        </w:rPr>
+        <w:t xml:space="preserve"> </w:t>
+      </w:r>
+      <w:r>
+        <w:rPr>
+          <w:b/>
+          <w:color w:val="960000"/>
+          <w:sz w:val="20"/>
+        </w:rPr>
+        <w:t>Y se conserva entera la frase que sigue valiendo</w:t>
+      </w:r>
+      <w:r>
+        <w:rPr>
+          <w:b w:val="0"/>
+          <w:color w:val="960000"/>
+          <w:sz w:val="20"/>
+        </w:rPr>
+        <w:t xml:space="preserve">, que era la mitad buena de la prueba vieja: *un campo que siempre da el mismo número no es un dato, es un adorno con formato de medida.* Eso es justo lo que el </w:t>
+      </w:r>
+      <w:r>
+        <w:rPr>
+          <w:rFonts w:ascii="Consolas" w:hAnsi="Consolas"/>
+          <w:color w:val="960000"/>
+          <w:sz w:val="20"/>
+        </w:rPr>
+        <w:t>--</w:t>
+      </w:r>
+      <w:r>
+        <w:rPr>
+          <w:b w:val="0"/>
+          <w:color w:val="960000"/>
+          <w:sz w:val="20"/>
+        </w:rPr>
+        <w:t xml:space="preserve"> corrige — no se reporta como avería y tampoco se usa para decidir nada. 🆕 </w:t>
+      </w:r>
+      <w:r>
+        <w:rPr>
+          <w:b/>
+          <w:color w:val="960000"/>
+          <w:sz w:val="20"/>
+        </w:rPr>
+        <w:t>`ESC:` sólo va en la trama del MAESTRO y va el último</w:t>
+      </w:r>
+      <w:r>
+        <w:rPr>
+          <w:b w:val="0"/>
+          <w:color w:val="960000"/>
+          <w:sz w:val="20"/>
+        </w:rPr>
+        <w:t xml:space="preserve"> (N-149). Que </w:t>
+      </w:r>
+      <w:r>
+        <w:rPr>
+          <w:b/>
+          <w:color w:val="960000"/>
+          <w:sz w:val="20"/>
+        </w:rPr>
+        <w:t>falte</w:t>
+      </w:r>
+      <w:r>
+        <w:rPr>
+          <w:b w:val="0"/>
+          <w:color w:val="960000"/>
+          <w:sz w:val="20"/>
+        </w:rPr>
+        <w:t xml:space="preserve"> en el </w:t>
+      </w:r>
+      <w:r>
+        <w:rPr>
+          <w:rFonts w:ascii="Consolas" w:hAnsi="Consolas"/>
+          <w:color w:val="960000"/>
+          <w:sz w:val="20"/>
+        </w:rPr>
+        <w:t>$STATUS</w:t>
+      </w:r>
+      <w:r>
+        <w:rPr>
+          <w:b w:val="0"/>
+          <w:color w:val="960000"/>
+          <w:sz w:val="20"/>
+        </w:rPr>
+        <w:t xml:space="preserve"> del Esclavo </w:t>
+      </w:r>
+      <w:r>
+        <w:rPr>
+          <w:b/>
+          <w:color w:val="960000"/>
+          <w:sz w:val="20"/>
+        </w:rPr>
+        <w:t>no es un fallo</w:t>
+      </w:r>
+      <w:r>
+        <w:rPr>
+          <w:b w:val="0"/>
+          <w:color w:val="960000"/>
+          <w:sz w:val="20"/>
+        </w:rPr>
+        <w:t>.</w:t>
       </w:r>
     </w:p>
     <w:p>

--- a/05_Funcional/3_Protocolo_Pruebas_Rigurosas.docx
+++ b/05_Funcional/3_Protocolo_Pruebas_Rigurosas.docx
@@ -2291,6 +2291,130 @@
           </w:p>
         </w:tc>
       </w:tr>
+      <w:tr>
+        <w:tc>
+          <w:tcPr>
+            <w:tcW w:type="dxa" w:w="3120"/>
+          </w:tcPr>
+          <w:p>
+            <w:r/>
+            <w:r>
+              <w:rPr>
+                <w:b w:val="0"/>
+                <w:sz w:val="19"/>
+              </w:rPr>
+              <w:t xml:space="preserve">🎥 </w:t>
+            </w:r>
+            <w:r>
+              <w:rPr>
+                <w:b/>
+                <w:sz w:val="19"/>
+              </w:rPr>
+              <w:t>MEDIDA DE CÁMARA</w:t>
+            </w:r>
+            <w:r>
+              <w:rPr>
+                <w:b w:val="0"/>
+                <w:sz w:val="19"/>
+              </w:rPr>
+              <w:t xml:space="preserve"> *(marca nueva, 05/09)*</w:t>
+            </w:r>
+          </w:p>
+        </w:tc>
+        <w:tc>
+          <w:tcPr>
+            <w:tcW w:type="dxa" w:w="3120"/>
+          </w:tcPr>
+          <w:p>
+            <w:r/>
+            <w:r>
+              <w:rPr>
+                <w:b/>
+                <w:sz w:val="19"/>
+              </w:rPr>
+              <w:t>No es una prueba del equipo: es un dato que sólo existe con la cámara delante.</w:t>
+            </w:r>
+            <w:r>
+              <w:rPr>
+                <w:b w:val="0"/>
+                <w:sz w:val="19"/>
+              </w:rPr>
+              <w:t xml:space="preserve"> Cualquier valor es una respuesta válida; lo que no vale es dejarlo en blanco. Viven todas en la </w:t>
+            </w:r>
+            <w:r>
+              <w:rPr>
+                <w:b/>
+                <w:sz w:val="19"/>
+              </w:rPr>
+              <w:t>§14</w:t>
+            </w:r>
+          </w:p>
+        </w:tc>
+        <w:tc>
+          <w:tcPr>
+            <w:tcW w:type="dxa" w:w="3120"/>
+          </w:tcPr>
+          <w:p>
+            <w:r/>
+            <w:r>
+              <w:rPr>
+                <w:b/>
+                <w:sz w:val="19"/>
+              </w:rPr>
+              <w:t>Hueco de respuesta siempre.</w:t>
+            </w:r>
+            <w:r>
+              <w:rPr>
+                <w:b w:val="0"/>
+                <w:sz w:val="19"/>
+              </w:rPr>
+              <w:t xml:space="preserve"> Casilla </w:t>
+            </w:r>
+            <w:r>
+              <w:rPr>
+                <w:rFonts w:ascii="Consolas" w:hAnsi="Consolas"/>
+                <w:sz w:val="19"/>
+              </w:rPr>
+              <w:t>CUMPLE</w:t>
+            </w:r>
+            <w:r>
+              <w:rPr>
+                <w:b w:val="0"/>
+                <w:sz w:val="19"/>
+              </w:rPr>
+              <w:t>/</w:t>
+            </w:r>
+            <w:r>
+              <w:rPr>
+                <w:rFonts w:ascii="Consolas" w:hAnsi="Consolas"/>
+                <w:sz w:val="19"/>
+              </w:rPr>
+              <w:t>NO CUMPLE</w:t>
+            </w:r>
+            <w:r>
+              <w:rPr>
+                <w:b w:val="0"/>
+                <w:sz w:val="19"/>
+              </w:rPr>
+              <w:t xml:space="preserve"> </w:t>
+            </w:r>
+            <w:r>
+              <w:rPr>
+                <w:b/>
+                <w:sz w:val="19"/>
+              </w:rPr>
+              <w:t>sólo</w:t>
+            </w:r>
+            <w:r>
+              <w:rPr>
+                <w:b w:val="0"/>
+                <w:sz w:val="19"/>
+              </w:rPr>
+              <w:t xml:space="preserve"> cuando hay un umbral que algún resultado pueda suspender</w:t>
+            </w:r>
+          </w:p>
+        </w:tc>
+      </w:tr>
     </w:tbl>
     <w:p>
       <w:pPr>
@@ -2968,6 +3092,101 @@
       <w:pPr>
         <w:spacing w:after="120"/>
       </w:pPr>
+    </w:p>
+    <w:p>
+      <w:pPr>
+        <w:spacing w:after="160"/>
+        <w:ind w:left="360"/>
+        <w:shd w:val="clear" w:fill="FFF4E5"/>
+      </w:pPr>
+      <w:r>
+        <w:rPr>
+          <w:b w:val="0"/>
+          <w:color w:val="960000"/>
+          <w:sz w:val="20"/>
+        </w:rPr>
+        <w:t xml:space="preserve">🎥 </w:t>
+      </w:r>
+      <w:r>
+        <w:rPr>
+          <w:b/>
+          <w:color w:val="960000"/>
+          <w:sz w:val="20"/>
+        </w:rPr>
+        <w:t>Y las OCHO medidas de la §14 no entran en ese 86, ni en el denominador del acta.</w:t>
+      </w:r>
+      <w:r>
+        <w:rPr>
+          <w:b w:val="0"/>
+          <w:color w:val="960000"/>
+          <w:sz w:val="20"/>
+        </w:rPr>
+        <w:t xml:space="preserve"> Se han comprado las cámaras el 05/09 y hay ocho preguntas que sólo se contestan con una delante. </w:t>
+      </w:r>
+      <w:r>
+        <w:rPr>
+          <w:b/>
+          <w:color w:val="960000"/>
+          <w:sz w:val="20"/>
+        </w:rPr>
+        <w:t>No son pruebas del equipo bajo prueba</w:t>
+      </w:r>
+      <w:r>
+        <w:rPr>
+          <w:b w:val="0"/>
+          <w:color w:val="960000"/>
+          <w:sz w:val="20"/>
+        </w:rPr>
+        <w:t xml:space="preserve">: son datos de un componente que todavía no está integrado, y tres de ellos son la fuente de constantes que hoy están escritas sin haberse medido. Van como </w:t>
+      </w:r>
+      <w:r>
+        <w:rPr>
+          <w:rFonts w:ascii="Consolas" w:hAnsi="Consolas"/>
+          <w:color w:val="960000"/>
+          <w:sz w:val="20"/>
+        </w:rPr>
+        <w:t>C-1</w:t>
+      </w:r>
+      <w:r>
+        <w:rPr>
+          <w:b w:val="0"/>
+          <w:color w:val="960000"/>
+          <w:sz w:val="20"/>
+        </w:rPr>
+        <w:t xml:space="preserve"> … </w:t>
+      </w:r>
+      <w:r>
+        <w:rPr>
+          <w:rFonts w:ascii="Consolas" w:hAnsi="Consolas"/>
+          <w:color w:val="960000"/>
+          <w:sz w:val="20"/>
+        </w:rPr>
+        <w:t>C-8</w:t>
+      </w:r>
+      <w:r>
+        <w:rPr>
+          <w:b w:val="0"/>
+          <w:color w:val="960000"/>
+          <w:sz w:val="20"/>
+        </w:rPr>
+        <w:t xml:space="preserve"> justamente para que nadie las sume: </w:t>
+      </w:r>
+      <w:r>
+        <w:rPr>
+          <w:b/>
+          <w:color w:val="960000"/>
+          <w:sz w:val="20"/>
+        </w:rPr>
+        <w:t>contarlas subiría el denominador sin que el semáforo haya hecho nada más</w:t>
+      </w:r>
+      <w:r>
+        <w:rPr>
+          <w:b w:val="0"/>
+          <w:color w:val="960000"/>
+          <w:sz w:val="20"/>
+        </w:rPr>
+        <w:t>.</w:t>
+      </w:r>
     </w:p>
     <w:p>
       <w:pPr>
@@ -28590,14 +28809,26 @@
           <w:b w:val="0"/>
           <w:sz w:val="21"/>
         </w:rPr>
-        <w:t xml:space="preserve"> — ⏸️ </w:t>
-      </w:r>
-      <w:r>
-        <w:rPr>
-          <w:b/>
-          <w:sz w:val="21"/>
-        </w:rPr>
-        <w:t>SE APLAZA</w:t>
+        <w:t xml:space="preserve"> — 🚚 </w:t>
+      </w:r>
+      <w:r>
+        <w:rPr>
+          <w:b/>
+          <w:sz w:val="21"/>
+        </w:rPr>
+        <w:t>SE MUDA A LA §14 (`C-7`)</w:t>
+      </w:r>
+    </w:p>
+    <w:p>
+      <w:pPr>
+        <w:spacing w:after="120"/>
+      </w:pPr>
+      <w:r>
+        <w:rPr>
+          <w:b w:val="0"/>
+          <w:sz w:val="21"/>
+        </w:rPr>
+        <w:t>*(05/09 — dejó de estar aplazada: lo que le faltaba ya está comprado)*</w:t>
       </w:r>
     </w:p>
     <w:p>
@@ -28634,6 +28865,13 @@
       </w:pPr>
       <w:r>
         <w:rPr>
+          <w:b w:val="0"/>
+          <w:sz w:val="21"/>
+        </w:rPr>
+        <w:t>~~</w:t>
+      </w:r>
+      <w:r>
+        <w:rPr>
           <w:b/>
           <w:sz w:val="21"/>
         </w:rPr>
@@ -28644,8 +28882,46 @@
           <w:b w:val="0"/>
           <w:sz w:val="21"/>
         </w:rPr>
-        <w:t xml:space="preserve"> Es una propiedad </w:t>
-      </w:r>
+        <w:t xml:space="preserve">~~ 🟢 **Ese motivo caducó el 05/09: hay dos </w:t>
+      </w:r>
+      <w:r>
+        <w:rPr>
+          <w:rFonts w:ascii="Consolas" w:hAnsi="Consolas"/>
+          <w:sz w:val="21"/>
+        </w:rPr>
+        <w:t>DS-2CD2683G2-IZS</w:t>
+      </w:r>
+    </w:p>
+    <w:p>
+      <w:pPr>
+        <w:spacing w:after="120"/>
+      </w:pPr>
+      <w:r>
+        <w:rPr>
+          <w:b w:val="0"/>
+          <w:sz w:val="21"/>
+        </w:rPr>
+        <w:t>compradas** (</w:t>
+      </w:r>
+      <w:r>
+        <w:rPr>
+          <w:rFonts w:ascii="Consolas" w:hAnsi="Consolas"/>
+          <w:sz w:val="21"/>
+        </w:rPr>
+        <w:t>DECISIONES.md</w:t>
+      </w:r>
+      <w:r>
+        <w:rPr>
+          <w:b w:val="0"/>
+          <w:sz w:val="21"/>
+        </w:rPr>
+        <w:t xml:space="preserve"> D-10). Sigue siendo verdad lo que decía el resto —es una propiedad</w:t>
+      </w:r>
+    </w:p>
+    <w:p>
+      <w:pPr>
+        <w:spacing w:after="120"/>
+      </w:pPr>
       <w:r>
         <w:rPr>
           <w:b/>
@@ -28658,7 +28934,7 @@
           <w:b w:val="0"/>
           <w:sz w:val="21"/>
         </w:rPr>
-        <w:t>, no del semáforo: con</w:t>
+        <w:t>, no del semáforo, y sustituirla por el pulsador sería firmar una</w:t>
       </w:r>
     </w:p>
     <w:p>
@@ -28670,19 +28946,21 @@
           <w:b w:val="0"/>
           <w:sz w:val="21"/>
         </w:rPr>
-        <w:t>un pulsador suelto no se puede ejercer, y sustituirla por el pulsador sería firmar una casilla que</w:t>
-      </w:r>
-    </w:p>
-    <w:p>
-      <w:pPr>
-        <w:spacing w:after="120"/>
-      </w:pPr>
-      <w:r>
-        <w:rPr>
-          <w:b w:val="0"/>
-          <w:sz w:val="21"/>
-        </w:rPr>
-        <w:t>no midió nada.</w:t>
+        <w:t xml:space="preserve">casilla que no midió nada—, pero </w:t>
+      </w:r>
+      <w:r>
+        <w:rPr>
+          <w:b/>
+          <w:sz w:val="21"/>
+        </w:rPr>
+        <w:t>ya se puede ejercer</w:t>
+      </w:r>
+      <w:r>
+        <w:rPr>
+          <w:b w:val="0"/>
+          <w:sz w:val="21"/>
+        </w:rPr>
+        <w:t>.</w:t>
       </w:r>
     </w:p>
     <w:p>
@@ -28696,7 +28974,191 @@
           <w:b/>
           <w:sz w:val="21"/>
         </w:rPr>
-        <w:t>No se firma.</w:t>
+        <w:t>No se firma aquí, y no porque falte nada: porque se mide en otro sitio.</w:t>
+      </w:r>
+      <w:r>
+        <w:rPr>
+          <w:b w:val="0"/>
+          <w:sz w:val="21"/>
+        </w:rPr>
+        <w:t xml:space="preserve"> Va a </w:t>
+      </w:r>
+      <w:r>
+        <w:rPr>
+          <w:rFonts w:ascii="Consolas" w:hAnsi="Consolas"/>
+          <w:sz w:val="21"/>
+        </w:rPr>
+        <w:t>C-7</w:t>
+      </w:r>
+      <w:r>
+        <w:rPr>
+          <w:b w:val="0"/>
+          <w:sz w:val="21"/>
+        </w:rPr>
+        <w:t xml:space="preserve"> de la §14,</w:t>
+      </w:r>
+    </w:p>
+    <w:p>
+      <w:pPr>
+        <w:spacing w:after="120"/>
+      </w:pPr>
+      <w:r>
+        <w:rPr>
+          <w:b w:val="0"/>
+          <w:sz w:val="21"/>
+        </w:rPr>
+        <w:t>y allí cambia en dos cosas que importan:</w:t>
+      </w:r>
+    </w:p>
+    <w:p>
+      <w:pPr>
+        <w:pStyle w:val="ListBullet"/>
+        <w:spacing w:after="60"/>
+        <w:ind w:left="720"/>
+      </w:pPr>
+      <w:r>
+        <w:rPr>
+          <w:b/>
+          <w:sz w:val="21"/>
+        </w:rPr>
+        <w:t>la región es el BARRIDO DE LA PLUMA</w:t>
+      </w:r>
+      <w:r>
+        <w:rPr>
+          <w:b w:val="0"/>
+          <w:sz w:val="21"/>
+        </w:rPr>
+        <w:t>, no la zona de espera (D-13), así que el sujeto ya no es</w:t>
+      </w:r>
+    </w:p>
+    <w:p>
+      <w:pPr>
+        <w:spacing w:after="120"/>
+      </w:pPr>
+      <w:r>
+        <w:rPr>
+          <w:b w:val="0"/>
+          <w:sz w:val="21"/>
+        </w:rPr>
+        <w:t xml:space="preserve">sólo el peatón: son los faros, el </w:t>
+      </w:r>
+      <w:r>
+        <w:rPr>
+          <w:b/>
+          <w:sz w:val="21"/>
+        </w:rPr>
+        <w:t>reflejo IR sobre la propia pluma</w:t>
+      </w:r>
+      <w:r>
+        <w:rPr>
+          <w:b w:val="0"/>
+          <w:sz w:val="21"/>
+        </w:rPr>
+        <w:t>, las sombras y la lluvia;</w:t>
+      </w:r>
+    </w:p>
+    <w:p>
+      <w:pPr>
+        <w:pStyle w:val="ListBullet"/>
+        <w:spacing w:after="60"/>
+        <w:ind w:left="720"/>
+      </w:pPr>
+      <w:r>
+        <w:rPr>
+          <w:b/>
+          <w:sz w:val="21"/>
+        </w:rPr>
+        <w:t>no hay filtro «sólo vehículo» que marcar</w:t>
+      </w:r>
+      <w:r>
+        <w:rPr>
+          <w:b w:val="0"/>
+          <w:sz w:val="21"/>
+        </w:rPr>
+        <w:t xml:space="preserve"> — </w:t>
+      </w:r>
+      <w:r>
+        <w:rPr>
+          <w:rFonts w:ascii="Consolas" w:hAnsi="Consolas"/>
+          <w:sz w:val="21"/>
+        </w:rPr>
+        <w:t>Detection Target</w:t>
+      </w:r>
+      <w:r>
+        <w:rPr>
+          <w:b w:val="0"/>
+          <w:sz w:val="21"/>
+        </w:rPr>
+        <w:t xml:space="preserve"> no está documentado para</w:t>
+      </w:r>
+    </w:p>
+    <w:p>
+      <w:pPr>
+        <w:spacing w:after="120"/>
+      </w:pPr>
+      <w:r>
+        <w:rPr>
+          <w:b w:val="0"/>
+          <w:sz w:val="21"/>
+        </w:rPr>
+        <w:t xml:space="preserve">Intrusión —, así que lo que se ajusta y se anota es el </w:t>
+      </w:r>
+      <w:r>
+        <w:rPr>
+          <w:b/>
+          <w:sz w:val="21"/>
+        </w:rPr>
+        <w:t>`Size Filter`</w:t>
+      </w:r>
+      <w:r>
+        <w:rPr>
+          <w:b w:val="0"/>
+          <w:sz w:val="21"/>
+        </w:rPr>
+        <w:t>.</w:t>
+      </w:r>
+    </w:p>
+    <w:p>
+      <w:pPr>
+        <w:pStyle w:val="ListBullet"/>
+        <w:spacing w:after="60"/>
+        <w:ind w:left="360"/>
+      </w:pPr>
+      <w:r>
+        <w:rPr>
+          <w:b w:val="0"/>
+          <w:sz w:val="21"/>
+        </w:rPr>
+        <w:t xml:space="preserve">&gt; </w:t>
+      </w:r>
+      <w:r>
+        <w:rPr>
+          <w:b/>
+          <w:sz w:val="21"/>
+        </w:rPr>
+        <w:t>Se muda con su motivo, no se borra.</w:t>
+      </w:r>
+      <w:r>
+        <w:rPr>
+          <w:b w:val="0"/>
+          <w:sz w:val="21"/>
+        </w:rPr>
+        <w:t xml:space="preserve"> Una prueba que desaparece en silencio vuelve a</w:t>
+      </w:r>
+    </w:p>
+    <w:p>
+      <w:pPr>
+        <w:spacing w:after="160"/>
+        <w:ind w:left="360"/>
+        <w:shd w:val="clear" w:fill="FFF4E5"/>
+      </w:pPr>
+      <w:r>
+        <w:rPr>
+          <w:b w:val="0"/>
+          <w:color w:val="960000"/>
+          <w:sz w:val="20"/>
+        </w:rPr>
+        <w:t>proponerse dentro de un mes, y la segunda vez nadie recuerda que ya estaba escrita.</w:t>
       </w:r>
     </w:p>
     <w:p>
@@ -33559,6 +34021,6301 @@
           <w:sz w:val="20"/>
         </w:rPr>
         <w:t xml:space="preserve"> Se anota aquí para que no se pierda al retirar la prueba.</w:t>
+      </w:r>
+    </w:p>
+    <w:p>
+      <w:pPr>
+        <w:spacing w:after="80"/>
+      </w:pPr>
+    </w:p>
+    <w:p>
+      <w:pPr>
+        <w:spacing w:before="280" w:after="120"/>
+      </w:pPr>
+      <w:r>
+        <w:rPr>
+          <w:b/>
+          <w:color w:val="003366"/>
+          <w:sz w:val="26"/>
+        </w:rPr>
+        <w:t xml:space="preserve">📑 SECCIÓN 14 — LA CÁMARA </w:t>
+      </w:r>
+      <w:r>
+        <w:rPr>
+          <w:rFonts w:ascii="Consolas" w:hAnsi="Consolas"/>
+          <w:color w:val="003366"/>
+          <w:sz w:val="26"/>
+        </w:rPr>
+        <w:t>DS-2CD2683G2-IZS</w:t>
+      </w:r>
+      <w:r>
+        <w:rPr>
+          <w:b/>
+          <w:color w:val="003366"/>
+          <w:sz w:val="26"/>
+        </w:rPr>
+        <w:t>: LAS OCHO MEDIDAS QUE SÓLO SE CONTESTAN CON ELLA DELANTE</w:t>
+      </w:r>
+    </w:p>
+    <w:p>
+      <w:pPr>
+        <w:spacing w:after="160"/>
+        <w:ind w:left="360"/>
+        <w:shd w:val="clear" w:fill="FFF4E5"/>
+      </w:pPr>
+      <w:r>
+        <w:rPr>
+          <w:b w:val="0"/>
+          <w:color w:val="960000"/>
+          <w:sz w:val="20"/>
+        </w:rPr>
+        <w:t xml:space="preserve">🎥 </w:t>
+      </w:r>
+      <w:r>
+        <w:rPr>
+          <w:b/>
+          <w:color w:val="960000"/>
+          <w:sz w:val="20"/>
+        </w:rPr>
+        <w:t>Sección nueva del 05/09, y no es una sección más.</w:t>
+      </w:r>
+      <w:r>
+        <w:rPr>
+          <w:b w:val="0"/>
+          <w:color w:val="960000"/>
+          <w:sz w:val="20"/>
+        </w:rPr>
+        <w:t xml:space="preserve"> Se han comprado </w:t>
+      </w:r>
+      <w:r>
+        <w:rPr>
+          <w:b/>
+          <w:color w:val="960000"/>
+          <w:sz w:val="20"/>
+        </w:rPr>
+        <w:t>dos cámaras Hikvision `DS-2CD2683G2-IZS`</w:t>
+      </w:r>
+      <w:r>
+        <w:rPr>
+          <w:b w:val="0"/>
+          <w:color w:val="960000"/>
+          <w:sz w:val="20"/>
+        </w:rPr>
+        <w:t xml:space="preserve"> (</w:t>
+      </w:r>
+      <w:r>
+        <w:rPr>
+          <w:rFonts w:ascii="Consolas" w:hAnsi="Consolas"/>
+          <w:color w:val="960000"/>
+          <w:sz w:val="20"/>
+        </w:rPr>
+        <w:t>DECISIONES.md</w:t>
+      </w:r>
+      <w:r>
+        <w:rPr>
+          <w:b w:val="0"/>
+          <w:color w:val="960000"/>
+          <w:sz w:val="20"/>
+        </w:rPr>
+        <w:t xml:space="preserve"> D-10). Hasta hoy </w:t>
+      </w:r>
+      <w:r>
+        <w:rPr>
+          <w:b/>
+          <w:color w:val="960000"/>
+          <w:sz w:val="20"/>
+        </w:rPr>
+        <w:t>todo lo que este documento dice de cámaras se probó con un pulsador suelto o con un puente de cable</w:t>
+      </w:r>
+      <w:r>
+        <w:rPr>
+          <w:b w:val="0"/>
+          <w:color w:val="960000"/>
+          <w:sz w:val="20"/>
+        </w:rPr>
+        <w:t xml:space="preserve">: pasos 17, 18 y 21 de la Guía de banco. </w:t>
+      </w:r>
+      <w:r>
+        <w:rPr>
+          <w:b/>
+          <w:color w:val="960000"/>
+          <w:sz w:val="20"/>
+        </w:rPr>
+        <w:t>Ninguna cámara ha tocado nunca este sistema.</w:t>
+      </w:r>
+    </w:p>
+    <w:p>
+      <w:pPr>
+        <w:spacing w:after="120"/>
+      </w:pPr>
+      <w:r>
+        <w:rPr>
+          <w:b/>
+          <w:sz w:val="21"/>
+        </w:rPr>
+        <w:t>Lo que esta sección NO es, y hay que leerlo antes de firmar nada.</w:t>
+      </w:r>
+      <w:r>
+        <w:rPr>
+          <w:b w:val="0"/>
+          <w:sz w:val="21"/>
+        </w:rPr>
+        <w:t xml:space="preserve"> No certifica el semáforo:</w:t>
+      </w:r>
+    </w:p>
+    <w:p>
+      <w:pPr>
+        <w:spacing w:after="120"/>
+      </w:pPr>
+      <w:r>
+        <w:rPr>
+          <w:b w:val="0"/>
+          <w:sz w:val="21"/>
+        </w:rPr>
+        <w:t xml:space="preserve">certifica </w:t>
+      </w:r>
+      <w:r>
+        <w:rPr>
+          <w:b/>
+          <w:sz w:val="21"/>
+        </w:rPr>
+        <w:t>la cámara y su contacto</w:t>
+      </w:r>
+      <w:r>
+        <w:rPr>
+          <w:b w:val="0"/>
+          <w:sz w:val="21"/>
+        </w:rPr>
+        <w:t xml:space="preserve">. Los ocho puntos de abajo son </w:t>
+      </w:r>
+      <w:r>
+        <w:rPr>
+          <w:b/>
+          <w:sz w:val="21"/>
+        </w:rPr>
+        <w:t>medidas</w:t>
+      </w:r>
+      <w:r>
+        <w:rPr>
+          <w:b w:val="0"/>
+          <w:sz w:val="21"/>
+        </w:rPr>
+        <w:t>, no pruebas del</w:t>
+      </w:r>
+    </w:p>
+    <w:p>
+      <w:pPr>
+        <w:spacing w:after="120"/>
+      </w:pPr>
+      <w:r>
+        <w:rPr>
+          <w:b w:val="0"/>
+          <w:sz w:val="21"/>
+        </w:rPr>
+        <w:t>firmware — cuatro de ellos ni siquiera dependen de que haya un semáforo conectado —, y **de tres de</w:t>
+      </w:r>
+    </w:p>
+    <w:p>
+      <w:pPr>
+        <w:spacing w:after="120"/>
+      </w:pPr>
+      <w:r>
+        <w:rPr>
+          <w:b w:val="0"/>
+          <w:sz w:val="21"/>
+        </w:rPr>
+        <w:t>ellos sale una constante o una decisión de diseño que hoy está escrita sin haberse medido**.</w:t>
+      </w:r>
+    </w:p>
+    <w:p>
+      <w:pPr>
+        <w:spacing w:after="120"/>
+      </w:pPr>
+      <w:r>
+        <w:rPr>
+          <w:b/>
+          <w:sz w:val="21"/>
+        </w:rPr>
+        <w:t>Por qué existen: las ocho preguntas no se pueden contestar desde el PC.</w:t>
+      </w:r>
+      <w:r>
+        <w:rPr>
+          <w:b w:val="0"/>
+          <w:sz w:val="21"/>
+        </w:rPr>
+        <w:t xml:space="preserve"> Un pack de Python</w:t>
+      </w:r>
+    </w:p>
+    <w:p>
+      <w:pPr>
+        <w:spacing w:after="120"/>
+      </w:pPr>
+      <w:r>
+        <w:rPr>
+          <w:b w:val="0"/>
+          <w:sz w:val="21"/>
+        </w:rPr>
+        <w:t>encuentra propiedades del código fuente. Ninguna de estas ocho lo es: son **una casilla de un menú</w:t>
+      </w:r>
+    </w:p>
+    <w:p>
+      <w:pPr>
+        <w:spacing w:after="120"/>
+      </w:pPr>
+      <w:r>
+        <w:rPr>
+          <w:b w:val="0"/>
+          <w:sz w:val="21"/>
+        </w:rPr>
+        <w:t>web, la duración de un pulso, una corriente, un reloj que deriva y un contacto que se oxida**. Es la</w:t>
+      </w:r>
+    </w:p>
+    <w:p>
+      <w:pPr>
+        <w:spacing w:after="120"/>
+      </w:pPr>
+      <w:r>
+        <w:rPr>
+          <w:b w:val="0"/>
+          <w:sz w:val="21"/>
+        </w:rPr>
+        <w:t xml:space="preserve">otra superficie del </w:t>
+      </w:r>
+      <w:r>
+        <w:rPr>
+          <w:rFonts w:ascii="Consolas" w:hAnsi="Consolas"/>
+          <w:sz w:val="21"/>
+        </w:rPr>
+        <w:t>CLAUDE.md</w:t>
+      </w:r>
+      <w:r>
+        <w:rPr>
+          <w:b w:val="0"/>
+          <w:sz w:val="21"/>
+        </w:rPr>
+        <w:t xml:space="preserve"> §2.bis — la que se cobró el banco del 3–4/09 — aplicada a un</w:t>
+      </w:r>
+    </w:p>
+    <w:p>
+      <w:pPr>
+        <w:spacing w:after="120"/>
+      </w:pPr>
+      <w:r>
+        <w:rPr>
+          <w:b w:val="0"/>
+          <w:sz w:val="21"/>
+        </w:rPr>
+        <w:t>componente que acaba de llegar.</w:t>
+      </w:r>
+    </w:p>
+    <w:p>
+      <w:pPr>
+        <w:spacing w:before="200" w:after="120"/>
+      </w:pPr>
+      <w:r>
+        <w:rPr>
+          <w:b/>
+          <w:color w:val="003366"/>
+          <w:sz w:val="23"/>
+        </w:rPr>
+        <w:t>Cómo se numeran y cómo se firman</w:t>
+      </w:r>
+    </w:p>
+    <w:p>
+      <w:pPr>
+        <w:spacing w:after="120"/>
+      </w:pPr>
+      <w:r>
+        <w:rPr>
+          <w:b w:val="0"/>
+          <w:sz w:val="21"/>
+        </w:rPr>
+        <w:t xml:space="preserve">Van como </w:t>
+      </w:r>
+      <w:r>
+        <w:rPr>
+          <w:b/>
+          <w:sz w:val="21"/>
+        </w:rPr>
+        <w:t>`C-1` … `C-8`</w:t>
+      </w:r>
+      <w:r>
+        <w:rPr>
+          <w:b w:val="0"/>
+          <w:sz w:val="21"/>
+        </w:rPr>
+        <w:t xml:space="preserve">, no como </w:t>
+      </w:r>
+      <w:r>
+        <w:rPr>
+          <w:rFonts w:ascii="Consolas" w:hAnsi="Consolas"/>
+          <w:sz w:val="21"/>
+        </w:rPr>
+        <w:t>14.1</w:t>
+      </w:r>
+      <w:r>
+        <w:rPr>
+          <w:b w:val="0"/>
+          <w:sz w:val="21"/>
+        </w:rPr>
+        <w:t xml:space="preserve">, </w:t>
+      </w:r>
+      <w:r>
+        <w:rPr>
+          <w:b/>
+          <w:sz w:val="21"/>
+        </w:rPr>
+        <w:t>a propósito</w:t>
+      </w:r>
+      <w:r>
+        <w:rPr>
+          <w:b w:val="0"/>
+          <w:sz w:val="21"/>
+        </w:rPr>
+        <w:t>: no son pruebas del equipo bajo prueba y</w:t>
+      </w:r>
+    </w:p>
+    <w:p>
+      <w:pPr>
+        <w:spacing w:after="120"/>
+      </w:pPr>
+      <w:r>
+        <w:rPr>
+          <w:b/>
+          <w:sz w:val="21"/>
+        </w:rPr>
+        <w:t>no entran en el denominador del acta</w:t>
+      </w:r>
+      <w:r>
+        <w:rPr>
+          <w:b w:val="0"/>
+          <w:sz w:val="21"/>
+        </w:rPr>
+        <w:t>. Cada una lleva su hueco de respuesta.</w:t>
+      </w:r>
+    </w:p>
+    <w:tbl>
+      <w:tblPr>
+        <w:tblStyle w:val="TableGrid"/>
+        <w:tblW w:type="auto" w:w="0"/>
+        <w:tblLook w:firstColumn="1" w:firstRow="1" w:lastColumn="0" w:lastRow="0" w:noHBand="0" w:noVBand="1" w:val="04A0"/>
+      </w:tblPr>
+      <w:tblGrid>
+        <w:gridCol w:w="3120"/>
+        <w:gridCol w:w="3120"/>
+        <w:gridCol w:w="3120"/>
+      </w:tblGrid>
+      <w:tr>
+        <w:tc>
+          <w:tcPr>
+            <w:tcW w:type="dxa" w:w="3120"/>
+            <w:shd w:val="clear" w:fill="DCE6F1"/>
+          </w:tcPr>
+          <w:p>
+            <w:r/>
+            <w:r>
+              <w:rPr>
+                <w:b/>
+                <w:sz w:val="19"/>
+              </w:rPr>
+              <w:t>marca</w:t>
+            </w:r>
+          </w:p>
+        </w:tc>
+        <w:tc>
+          <w:tcPr>
+            <w:tcW w:type="dxa" w:w="3120"/>
+            <w:shd w:val="clear" w:fill="DCE6F1"/>
+          </w:tcPr>
+          <w:p>
+            <w:r/>
+            <w:r>
+              <w:rPr>
+                <w:b/>
+                <w:sz w:val="19"/>
+              </w:rPr>
+              <w:t>qué significa</w:t>
+            </w:r>
+          </w:p>
+        </w:tc>
+        <w:tc>
+          <w:tcPr>
+            <w:tcW w:type="dxa" w:w="3120"/>
+            <w:shd w:val="clear" w:fill="DCE6F1"/>
+          </w:tcPr>
+          <w:p>
+            <w:r/>
+            <w:r>
+              <w:rPr>
+                <w:b/>
+                <w:sz w:val="19"/>
+              </w:rPr>
+              <w:t>qué se firma</w:t>
+            </w:r>
+          </w:p>
+        </w:tc>
+      </w:tr>
+      <w:tr>
+        <w:tc>
+          <w:tcPr>
+            <w:tcW w:type="dxa" w:w="3120"/>
+          </w:tcPr>
+          <w:p>
+            <w:r/>
+            <w:r>
+              <w:rPr>
+                <w:b w:val="0"/>
+                <w:sz w:val="19"/>
+              </w:rPr>
+              <w:t xml:space="preserve">🎥 </w:t>
+            </w:r>
+            <w:r>
+              <w:rPr>
+                <w:b/>
+                <w:sz w:val="19"/>
+              </w:rPr>
+              <w:t>MEDIDA</w:t>
+            </w:r>
+          </w:p>
+        </w:tc>
+        <w:tc>
+          <w:tcPr>
+            <w:tcW w:type="dxa" w:w="3120"/>
+          </w:tcPr>
+          <w:p>
+            <w:r/>
+            <w:r>
+              <w:rPr>
+                <w:b w:val="0"/>
+                <w:sz w:val="19"/>
+              </w:rPr>
+              <w:t xml:space="preserve">un dato que sólo existe con la cámara delante. </w:t>
+            </w:r>
+            <w:r>
+              <w:rPr>
+                <w:b/>
+                <w:sz w:val="19"/>
+              </w:rPr>
+              <w:t>Cualquier valor es una respuesta válida</w:t>
+            </w:r>
+            <w:r>
+              <w:rPr>
+                <w:b w:val="0"/>
+                <w:sz w:val="19"/>
+              </w:rPr>
+              <w:t xml:space="preserve"> — lo que no vale es dejarlo en blanco</w:t>
+            </w:r>
+          </w:p>
+        </w:tc>
+        <w:tc>
+          <w:tcPr>
+            <w:tcW w:type="dxa" w:w="3120"/>
+          </w:tcPr>
+          <w:p>
+            <w:r/>
+            <w:r>
+              <w:rPr>
+                <w:b/>
+                <w:sz w:val="19"/>
+              </w:rPr>
+              <w:t>el dato</w:t>
+            </w:r>
+            <w:r>
+              <w:rPr>
+                <w:b w:val="0"/>
+                <w:sz w:val="19"/>
+              </w:rPr>
+              <w:t>, no una casilla</w:t>
+            </w:r>
+          </w:p>
+        </w:tc>
+      </w:tr>
+      <w:tr>
+        <w:tc>
+          <w:tcPr>
+            <w:tcW w:type="dxa" w:w="3120"/>
+          </w:tcPr>
+          <w:p>
+            <w:r/>
+            <w:r>
+              <w:rPr>
+                <w:b w:val="0"/>
+                <w:sz w:val="19"/>
+              </w:rPr>
+              <w:t xml:space="preserve">✅ </w:t>
+            </w:r>
+            <w:r>
+              <w:rPr>
+                <w:b/>
+                <w:sz w:val="19"/>
+              </w:rPr>
+              <w:t>CON CRITERIO</w:t>
+            </w:r>
+          </w:p>
+        </w:tc>
+        <w:tc>
+          <w:tcPr>
+            <w:tcW w:type="dxa" w:w="3120"/>
+          </w:tcPr>
+          <w:p>
+            <w:r/>
+            <w:r>
+              <w:rPr>
+                <w:b w:val="0"/>
+                <w:sz w:val="19"/>
+              </w:rPr>
+              <w:t>además del dato hay un umbral que algún resultado puede suspender</w:t>
+            </w:r>
+          </w:p>
+        </w:tc>
+        <w:tc>
+          <w:tcPr>
+            <w:tcW w:type="dxa" w:w="3120"/>
+          </w:tcPr>
+          <w:p>
+            <w:r/>
+            <w:r>
+              <w:rPr>
+                <w:b/>
+                <w:sz w:val="19"/>
+              </w:rPr>
+              <w:t>el dato Y la casilla</w:t>
+            </w:r>
+          </w:p>
+        </w:tc>
+      </w:tr>
+      <w:tr>
+        <w:tc>
+          <w:tcPr>
+            <w:tcW w:type="dxa" w:w="3120"/>
+          </w:tcPr>
+          <w:p>
+            <w:r/>
+            <w:r>
+              <w:rPr>
+                <w:b w:val="0"/>
+                <w:sz w:val="19"/>
+              </w:rPr>
+              <w:t xml:space="preserve">🛑 </w:t>
+            </w:r>
+            <w:r>
+              <w:rPr>
+                <w:b/>
+                <w:sz w:val="19"/>
+              </w:rPr>
+              <w:t>BLOQUEADA</w:t>
+            </w:r>
+          </w:p>
+        </w:tc>
+        <w:tc>
+          <w:tcPr>
+            <w:tcW w:type="dxa" w:w="3120"/>
+          </w:tcPr>
+          <w:p>
+            <w:r/>
+            <w:r>
+              <w:rPr>
+                <w:b w:val="0"/>
+                <w:sz w:val="19"/>
+              </w:rPr>
+              <w:t>falta documentación o material que no está en esta sesión. Va escrito exactamente qué falta</w:t>
+            </w:r>
+          </w:p>
+        </w:tc>
+        <w:tc>
+          <w:tcPr>
+            <w:tcW w:type="dxa" w:w="3120"/>
+          </w:tcPr>
+          <w:p>
+            <w:r/>
+            <w:r>
+              <w:rPr>
+                <w:b/>
+                <w:sz w:val="19"/>
+              </w:rPr>
+              <w:t>nada.</w:t>
+            </w:r>
+            <w:r>
+              <w:rPr>
+                <w:b w:val="0"/>
+                <w:sz w:val="19"/>
+              </w:rPr>
+              <w:t xml:space="preserve"> No se firma</w:t>
+            </w:r>
+          </w:p>
+        </w:tc>
+      </w:tr>
+    </w:tbl>
+    <w:p>
+      <w:pPr>
+        <w:spacing w:after="120"/>
+      </w:pPr>
+    </w:p>
+    <w:p>
+      <w:pPr>
+        <w:spacing w:after="160"/>
+        <w:ind w:left="360"/>
+        <w:shd w:val="clear" w:fill="FFF4E5"/>
+      </w:pPr>
+      <w:r>
+        <w:rPr>
+          <w:b w:val="0"/>
+          <w:color w:val="960000"/>
+          <w:sz w:val="20"/>
+        </w:rPr>
+        <w:t xml:space="preserve">🔴 </w:t>
+      </w:r>
+      <w:r>
+        <w:rPr>
+          <w:b/>
+          <w:color w:val="960000"/>
+          <w:sz w:val="20"/>
+        </w:rPr>
+        <w:t>La regla que gobierna toda la sección, y viene de `CLAUDE.md` §2:</w:t>
+      </w:r>
+      <w:r>
+        <w:rPr>
+          <w:b w:val="0"/>
+          <w:color w:val="960000"/>
+          <w:sz w:val="20"/>
+        </w:rPr>
+        <w:t xml:space="preserve"> *una prueba que ningún resultado puede aprobar no es una prueba*. </w:t>
+      </w:r>
+      <w:r>
+        <w:rPr>
+          <w:rFonts w:ascii="Consolas" w:hAnsi="Consolas"/>
+          <w:color w:val="960000"/>
+          <w:sz w:val="20"/>
+        </w:rPr>
+        <w:t>C-1</w:t>
+      </w:r>
+      <w:r>
+        <w:rPr>
+          <w:b w:val="0"/>
+          <w:color w:val="960000"/>
+          <w:sz w:val="20"/>
+        </w:rPr>
+        <w:t xml:space="preserve"> es el ejemplo puro: la casilla está o no está, y las dos respuestas son ciertas. Ponerle un </w:t>
+      </w:r>
+      <w:r>
+        <w:rPr>
+          <w:rFonts w:ascii="Consolas" w:hAnsi="Consolas"/>
+          <w:color w:val="960000"/>
+          <w:sz w:val="20"/>
+        </w:rPr>
+        <w:t>CUMPLE</w:t>
+      </w:r>
+      <w:r>
+        <w:rPr>
+          <w:b w:val="0"/>
+          <w:color w:val="960000"/>
+          <w:sz w:val="20"/>
+        </w:rPr>
+        <w:t xml:space="preserve"> sería inventar un suspenso para Hikvision. </w:t>
+      </w:r>
+      <w:r>
+        <w:rPr>
+          <w:b/>
+          <w:color w:val="960000"/>
+          <w:sz w:val="20"/>
+        </w:rPr>
+        <w:t>Lo que sí decide es qué diseño se construye</w:t>
+      </w:r>
+      <w:r>
+        <w:rPr>
+          <w:b w:val="0"/>
+          <w:color w:val="960000"/>
+          <w:sz w:val="20"/>
+        </w:rPr>
+        <w:t>, y eso va escrito debajo de cada respuesta.</w:t>
+      </w:r>
+    </w:p>
+    <w:p>
+      <w:pPr>
+        <w:spacing w:before="200" w:after="120"/>
+      </w:pPr>
+      <w:r>
+        <w:rPr>
+          <w:b/>
+          <w:color w:val="003366"/>
+          <w:sz w:val="23"/>
+        </w:rPr>
+        <w:t>Antes de empezar — lo que hace falta encima de la mesa</w:t>
+      </w:r>
+    </w:p>
+    <w:p>
+      <w:pPr>
+        <w:pStyle w:val="ListBullet"/>
+        <w:spacing w:after="60"/>
+        <w:ind w:left="360"/>
+      </w:pPr>
+      <w:r>
+        <w:rPr>
+          <w:b/>
+          <w:sz w:val="21"/>
+        </w:rPr>
+        <w:t>La cámara</w:t>
+      </w:r>
+      <w:r>
+        <w:rPr>
+          <w:b w:val="0"/>
+          <w:sz w:val="21"/>
+        </w:rPr>
+        <w:t xml:space="preserve">, su fuente de </w:t>
+      </w:r>
+      <w:r>
+        <w:rPr>
+          <w:rFonts w:ascii="Consolas" w:hAnsi="Consolas"/>
+          <w:sz w:val="21"/>
+        </w:rPr>
+        <w:t>12 V DC</w:t>
+      </w:r>
+      <w:r>
+        <w:rPr>
+          <w:b w:val="0"/>
+          <w:sz w:val="21"/>
+        </w:rPr>
+        <w:t xml:space="preserve"> (jack Ø 5,5 mm) </w:t>
+      </w:r>
+      <w:r>
+        <w:rPr>
+          <w:b/>
+          <w:sz w:val="21"/>
+        </w:rPr>
+        <w:t>o</w:t>
+      </w:r>
+      <w:r>
+        <w:rPr>
+          <w:b w:val="0"/>
+          <w:sz w:val="21"/>
+        </w:rPr>
+        <w:t xml:space="preserve"> un inyector PoE+ </w:t>
+      </w:r>
+      <w:r>
+        <w:rPr>
+          <w:rFonts w:ascii="Consolas" w:hAnsi="Consolas"/>
+          <w:sz w:val="21"/>
+        </w:rPr>
+        <w:t>802.3at</w:t>
+      </w:r>
+      <w:r>
+        <w:rPr>
+          <w:b w:val="0"/>
+          <w:sz w:val="21"/>
+        </w:rPr>
+        <w:t>.</w:t>
+      </w:r>
+    </w:p>
+    <w:p>
+      <w:pPr>
+        <w:pStyle w:val="ListBullet"/>
+        <w:spacing w:after="60"/>
+        <w:ind w:left="360"/>
+      </w:pPr>
+      <w:r>
+        <w:rPr>
+          <w:b/>
+          <w:sz w:val="21"/>
+        </w:rPr>
+        <w:t>Un PC con navegador y un cable de red directo a la cámara.</w:t>
+      </w:r>
+      <w:r>
+        <w:rPr>
+          <w:b w:val="0"/>
+          <w:sz w:val="21"/>
+        </w:rPr>
+        <w:t xml:space="preserve"> Toda la configuración de esta</w:t>
+      </w:r>
+    </w:p>
+    <w:p>
+      <w:pPr>
+        <w:spacing w:after="120"/>
+      </w:pPr>
+      <w:r>
+        <w:rPr>
+          <w:b w:val="0"/>
+          <w:sz w:val="21"/>
+        </w:rPr>
+        <w:t xml:space="preserve">sección se hace por su web: </w:t>
+      </w:r>
+      <w:r>
+        <w:rPr>
+          <w:b/>
+          <w:sz w:val="21"/>
+        </w:rPr>
+        <w:t>el controlador no habla con la cámara</w:t>
+      </w:r>
+      <w:r>
+        <w:rPr>
+          <w:b w:val="0"/>
+          <w:sz w:val="21"/>
+        </w:rPr>
+        <w:t xml:space="preserve"> (</w:t>
+      </w:r>
+      <w:r>
+        <w:rPr>
+          <w:rFonts w:ascii="Consolas" w:hAnsi="Consolas"/>
+          <w:sz w:val="21"/>
+        </w:rPr>
+        <w:t>DECISIONES.md</w:t>
+      </w:r>
+      <w:r>
+        <w:rPr>
+          <w:b w:val="0"/>
+          <w:sz w:val="21"/>
+        </w:rPr>
+        <w:t xml:space="preserve"> D-12).</w:t>
+      </w:r>
+    </w:p>
+    <w:p>
+      <w:pPr>
+        <w:pStyle w:val="ListBullet"/>
+        <w:spacing w:after="60"/>
+        <w:ind w:left="360"/>
+      </w:pPr>
+      <w:r>
+        <w:rPr>
+          <w:b/>
+          <w:sz w:val="21"/>
+        </w:rPr>
+        <w:t>Un multímetro</w:t>
+      </w:r>
+      <w:r>
+        <w:rPr>
+          <w:b w:val="0"/>
+          <w:sz w:val="21"/>
+        </w:rPr>
+        <w:t xml:space="preserve"> con continuidad y medida de tensión, y </w:t>
+      </w:r>
+      <w:r>
+        <w:rPr>
+          <w:b/>
+          <w:sz w:val="21"/>
+        </w:rPr>
+        <w:t>una pinza amperimétrica de DC</w:t>
+      </w:r>
+      <w:r>
+        <w:rPr>
+          <w:b w:val="0"/>
+          <w:sz w:val="21"/>
+        </w:rPr>
+        <w:t xml:space="preserve"> o una</w:t>
+      </w:r>
+    </w:p>
+    <w:p>
+      <w:pPr>
+        <w:spacing w:after="120"/>
+      </w:pPr>
+      <w:r>
+        <w:rPr>
+          <w:b w:val="0"/>
+          <w:sz w:val="21"/>
+        </w:rPr>
+        <w:t xml:space="preserve">fuente con lectura de corriente (para </w:t>
+      </w:r>
+      <w:r>
+        <w:rPr>
+          <w:rFonts w:ascii="Consolas" w:hAnsi="Consolas"/>
+          <w:sz w:val="21"/>
+        </w:rPr>
+        <w:t>C-8</w:t>
+      </w:r>
+      <w:r>
+        <w:rPr>
+          <w:b w:val="0"/>
+          <w:sz w:val="21"/>
+        </w:rPr>
+        <w:t>).</w:t>
+      </w:r>
+    </w:p>
+    <w:p>
+      <w:pPr>
+        <w:pStyle w:val="ListBullet"/>
+        <w:spacing w:after="60"/>
+        <w:ind w:left="360"/>
+      </w:pPr>
+      <w:r>
+        <w:rPr>
+          <w:b/>
+          <w:sz w:val="21"/>
+        </w:rPr>
+        <w:t>Un cronómetro</w:t>
+      </w:r>
+      <w:r>
+        <w:rPr>
+          <w:b w:val="0"/>
+          <w:sz w:val="21"/>
+        </w:rPr>
+        <w:t xml:space="preserve"> — el del teléfono vale — y algo con que grabar vídeo de la propia escena.</w:t>
+      </w:r>
+    </w:p>
+    <w:p>
+      <w:pPr>
+        <w:pStyle w:val="ListBullet"/>
+        <w:spacing w:after="60"/>
+        <w:ind w:left="360"/>
+      </w:pPr>
+      <w:r>
+        <w:rPr>
+          <w:b/>
+          <w:sz w:val="21"/>
+        </w:rPr>
+        <w:t>La versión de firmware de la cámara, anotada antes de tocar nada.</w:t>
+      </w:r>
+      <w:r>
+        <w:rPr>
+          <w:b w:val="0"/>
+          <w:sz w:val="21"/>
+        </w:rPr>
+        <w:t xml:space="preserve"> El manual que hay en disco</w:t>
+      </w:r>
+    </w:p>
+    <w:p>
+      <w:pPr>
+        <w:spacing w:after="120"/>
+      </w:pPr>
+      <w:r>
+        <w:rPr>
+          <w:b w:val="0"/>
+          <w:sz w:val="21"/>
+        </w:rPr>
+        <w:t xml:space="preserve">es el </w:t>
+      </w:r>
+      <w:r>
+        <w:rPr>
+          <w:b/>
+          <w:sz w:val="21"/>
+        </w:rPr>
+        <w:t>`5.7.20`</w:t>
+      </w:r>
+      <w:r>
+        <w:rPr>
+          <w:b w:val="0"/>
+          <w:sz w:val="21"/>
+        </w:rPr>
+        <w:t>; si la cámara trae otra, los menús pueden no coincidir y eso **es en sí un</w:t>
+      </w:r>
+    </w:p>
+    <w:p>
+      <w:pPr>
+        <w:spacing w:after="120"/>
+      </w:pPr>
+      <w:r>
+        <w:rPr>
+          <w:b w:val="0"/>
+          <w:sz w:val="21"/>
+        </w:rPr>
+        <w:t>hallazgo**, no un contratiempo.</w:t>
+      </w:r>
+    </w:p>
+    <w:p>
+      <w:pPr>
+        <w:spacing w:after="200"/>
+        <w:ind w:left="288"/>
+        <w:shd w:val="clear" w:fill="F4F4F4"/>
+      </w:pPr>
+      <w:r>
+        <w:rPr>
+          <w:rFonts w:ascii="Consolas" w:hAnsi="Consolas"/>
+          <w:sz w:val="18"/>
+        </w:rPr>
+        <w:t xml:space="preserve">  Firmware de la camara, leido en Configuration &gt; System &gt; System Settings:</w:t>
+        <w:br/>
+        <w:t xml:space="preserve">     Camara 1 .... V______________________   Numero de serie ____________________</w:t>
+        <w:br/>
+        <w:t xml:space="preserve">     Camara 2 .... V______________________   Numero de serie ____________________</w:t>
+        <w:br/>
+        <w:t xml:space="preserve">  Manual usado como referencia: UD28967B-C, v5.7.20  (110 pag., en 04_Manuales/)</w:t>
+        <w:br/>
+        <w:t xml:space="preserve">  Coincide el menu con el manual?   [ ] SI   [ ] NO -&gt; anotar la diferencia abajo</w:t>
+        <w:br/>
+        <w:t xml:space="preserve">     ______________________________________________________________________</w:t>
+      </w:r>
+    </w:p>
+    <w:p>
+      <w:pPr>
+        <w:spacing w:after="80"/>
+      </w:pPr>
+    </w:p>
+    <w:p>
+      <w:pPr>
+        <w:spacing w:before="200" w:after="120"/>
+      </w:pPr>
+      <w:r>
+        <w:rPr>
+          <w:b/>
+          <w:color w:val="003366"/>
+          <w:sz w:val="23"/>
+        </w:rPr>
+        <w:t xml:space="preserve">🔴 C-1 · ¿EXISTE </w:t>
+      </w:r>
+      <w:r>
+        <w:rPr>
+          <w:rFonts w:ascii="Consolas" w:hAnsi="Consolas"/>
+          <w:color w:val="003366"/>
+          <w:sz w:val="23"/>
+        </w:rPr>
+        <w:t>Trigger Alarm Output</w:t>
+      </w:r>
+      <w:r>
+        <w:rPr>
+          <w:b/>
+          <w:color w:val="003366"/>
+          <w:sz w:val="23"/>
+        </w:rPr>
+        <w:t xml:space="preserve"> EN LA REGLA DE *INTRUSION DETECTION*? — 🎥 </w:t>
+      </w:r>
+      <w:r>
+        <w:rPr>
+          <w:b/>
+          <w:color w:val="003366"/>
+          <w:sz w:val="23"/>
+        </w:rPr>
+        <w:t>MEDIDA</w:t>
+      </w:r>
+    </w:p>
+    <w:p>
+      <w:pPr>
+        <w:spacing w:after="120"/>
+      </w:pPr>
+      <w:r>
+        <w:rPr>
+          <w:b/>
+          <w:sz w:val="21"/>
+        </w:rPr>
+        <w:t>Es la primera y decide todas las demás.</w:t>
+      </w:r>
+      <w:r>
+        <w:rPr>
+          <w:b w:val="0"/>
+          <w:sz w:val="21"/>
+        </w:rPr>
+        <w:t xml:space="preserve"> Son diez minutos con la cámara delante.</w:t>
+      </w:r>
+    </w:p>
+    <w:p>
+      <w:pPr>
+        <w:spacing w:after="120"/>
+      </w:pPr>
+      <w:r>
+        <w:rPr>
+          <w:b/>
+          <w:sz w:val="21"/>
+        </w:rPr>
+        <w:t>Lo que se sabe hoy, medido sobre el manual y no recordado:</w:t>
+      </w:r>
+      <w:r>
+        <w:rPr>
+          <w:b w:val="0"/>
+          <w:sz w:val="21"/>
+        </w:rPr>
+        <w:t xml:space="preserve"> </w:t>
+      </w:r>
+      <w:r>
+        <w:rPr>
+          <w:rFonts w:ascii="Consolas" w:hAnsi="Consolas"/>
+          <w:sz w:val="21"/>
+        </w:rPr>
+        <w:t>Trigger Alarm Output</w:t>
+      </w:r>
+      <w:r>
+        <w:rPr>
+          <w:b w:val="0"/>
+          <w:sz w:val="21"/>
+        </w:rPr>
+        <w:t xml:space="preserve"> está</w:t>
+      </w:r>
+    </w:p>
+    <w:p>
+      <w:pPr>
+        <w:spacing w:after="120"/>
+      </w:pPr>
+      <w:r>
+        <w:rPr>
+          <w:b w:val="0"/>
+          <w:sz w:val="21"/>
+        </w:rPr>
+        <w:t xml:space="preserve">documentado como método de enlace en *2.8.2 Linkage Method Settings* — **manual </w:t>
+      </w:r>
+      <w:r>
+        <w:rPr>
+          <w:rFonts w:ascii="Consolas" w:hAnsi="Consolas"/>
+          <w:sz w:val="21"/>
+        </w:rPr>
+        <w:t>UD28967B-C</w:t>
+      </w:r>
+      <w:r>
+        <w:rPr>
+          <w:b w:val="0"/>
+          <w:sz w:val="21"/>
+        </w:rPr>
+        <w:t>, PDF</w:t>
+      </w:r>
+    </w:p>
+    <w:p>
+      <w:pPr>
+        <w:spacing w:after="120"/>
+      </w:pPr>
+      <w:r>
+        <w:rPr>
+          <w:b w:val="0"/>
+          <w:sz w:val="21"/>
+        </w:rPr>
+        <w:t>pág. 79 / impresa 67** — y lleva encima esta nota literal:</w:t>
+      </w:r>
+    </w:p>
+    <w:p>
+      <w:pPr>
+        <w:spacing w:after="200"/>
+        <w:ind w:left="288"/>
+        <w:shd w:val="clear" w:fill="F4F4F4"/>
+      </w:pPr>
+      <w:r>
+        <w:rPr>
+          <w:rFonts w:ascii="Consolas" w:hAnsi="Consolas"/>
+          <w:sz w:val="18"/>
+        </w:rPr>
+        <w:t xml:space="preserve">  Note</w:t>
+        <w:br/>
+        <w:t xml:space="preserve">  This function is only supported by certain models.</w:t>
+      </w:r>
+    </w:p>
+    <w:p>
+      <w:pPr>
+        <w:spacing w:after="120"/>
+      </w:pPr>
+      <w:r>
+        <w:rPr>
+          <w:b/>
+          <w:sz w:val="21"/>
+        </w:rPr>
+        <w:t>Ninguna fuente en disco dice si la `DS-2CD2683G2-IZS` es uno de esos modelos.</w:t>
+      </w:r>
+      <w:r>
+        <w:rPr>
+          <w:b w:val="0"/>
+          <w:sz w:val="21"/>
+        </w:rPr>
+        <w:t xml:space="preserve"> La ficha técnica</w:t>
+      </w:r>
+    </w:p>
+    <w:p>
+      <w:pPr>
+        <w:spacing w:after="120"/>
+      </w:pPr>
+      <w:r>
+        <w:rPr>
+          <w:b w:val="0"/>
+          <w:sz w:val="21"/>
+        </w:rPr>
+        <w:t xml:space="preserve">dice </w:t>
+      </w:r>
+      <w:r>
+        <w:rPr>
+          <w:rFonts w:ascii="Consolas" w:hAnsi="Consolas"/>
+          <w:sz w:val="21"/>
+        </w:rPr>
+        <w:t>1 input, 1 output</w:t>
+      </w:r>
+      <w:r>
+        <w:rPr>
+          <w:b w:val="0"/>
+          <w:sz w:val="21"/>
+        </w:rPr>
+        <w:t xml:space="preserve"> en la fila *Alarm*, que es que el </w:t>
+      </w:r>
+      <w:r>
+        <w:rPr>
+          <w:b/>
+          <w:sz w:val="21"/>
+        </w:rPr>
+        <w:t>hardware</w:t>
+      </w:r>
+      <w:r>
+        <w:rPr>
+          <w:b w:val="0"/>
+          <w:sz w:val="21"/>
+        </w:rPr>
+        <w:t xml:space="preserve"> existe; la nota de arriba</w:t>
+      </w:r>
+    </w:p>
+    <w:p>
+      <w:pPr>
+        <w:spacing w:after="120"/>
+      </w:pPr>
+      <w:r>
+        <w:rPr>
+          <w:b w:val="0"/>
+          <w:sz w:val="21"/>
+        </w:rPr>
+        <w:t xml:space="preserve">habla de si el </w:t>
+      </w:r>
+      <w:r>
+        <w:rPr>
+          <w:b/>
+          <w:sz w:val="21"/>
+        </w:rPr>
+        <w:t>menú</w:t>
+      </w:r>
+      <w:r>
+        <w:rPr>
+          <w:b w:val="0"/>
+          <w:sz w:val="21"/>
+        </w:rPr>
+        <w:t xml:space="preserve"> lo ofrece. </w:t>
+      </w:r>
+      <w:r>
+        <w:rPr>
+          <w:b/>
+          <w:sz w:val="21"/>
+        </w:rPr>
+        <w:t>No son la misma pregunta</w:t>
+      </w:r>
+      <w:r>
+        <w:rPr>
+          <w:b w:val="0"/>
+          <w:sz w:val="21"/>
+        </w:rPr>
+        <w:t>, y por eso hace falta mirar.</w:t>
+      </w:r>
+    </w:p>
+    <w:p>
+      <w:pPr>
+        <w:spacing w:after="120"/>
+      </w:pPr>
+      <w:r>
+        <w:rPr>
+          <w:b w:val="0"/>
+          <w:sz w:val="21"/>
+        </w:rPr>
+        <w:t>*Procedimiento:*</w:t>
+      </w:r>
+    </w:p>
+    <w:p>
+      <w:pPr>
+        <w:pStyle w:val="ListNumber"/>
+        <w:spacing w:after="60"/>
+      </w:pPr>
+      <w:r>
+        <w:rPr>
+          <w:b w:val="0"/>
+          <w:sz w:val="21"/>
+        </w:rPr>
+        <w:t xml:space="preserve">Entrar a la cámara, </w:t>
+      </w:r>
+      <w:r>
+        <w:rPr>
+          <w:rFonts w:ascii="Consolas" w:hAnsi="Consolas"/>
+          <w:sz w:val="21"/>
+        </w:rPr>
+        <w:t>Configuration → Event → Smart Event → Intrusion Detection</w:t>
+      </w:r>
+      <w:r>
+        <w:rPr>
+          <w:b w:val="0"/>
+          <w:sz w:val="21"/>
+        </w:rPr>
+        <w:t xml:space="preserve"> (en algunos</w:t>
+      </w:r>
+    </w:p>
+    <w:p>
+      <w:pPr>
+        <w:spacing w:after="120"/>
+      </w:pPr>
+      <w:r>
+        <w:rPr>
+          <w:b w:val="0"/>
+          <w:sz w:val="21"/>
+        </w:rPr>
+        <w:t xml:space="preserve">modelos: </w:t>
+      </w:r>
+      <w:r>
+        <w:rPr>
+          <w:rFonts w:ascii="Consolas" w:hAnsi="Consolas"/>
+          <w:sz w:val="21"/>
+        </w:rPr>
+        <w:t>VCA → Smart Event → Intrusion Detection</w:t>
+      </w:r>
+      <w:r>
+        <w:rPr>
+          <w:b w:val="0"/>
+          <w:sz w:val="21"/>
+        </w:rPr>
+        <w:t xml:space="preserve"> — manual PDF pág. 60 / impresa 48).</w:t>
+      </w:r>
+    </w:p>
+    <w:p>
+      <w:pPr>
+        <w:pStyle w:val="ListNumber"/>
+        <w:spacing w:after="60"/>
+      </w:pPr>
+      <w:r>
+        <w:rPr>
+          <w:b w:val="0"/>
+          <w:sz w:val="21"/>
+        </w:rPr>
+        <w:t xml:space="preserve">Marcar </w:t>
+      </w:r>
+      <w:r>
+        <w:rPr>
+          <w:rFonts w:ascii="Consolas" w:hAnsi="Consolas"/>
+          <w:sz w:val="21"/>
+        </w:rPr>
+        <w:t>Enable</w:t>
+      </w:r>
+      <w:r>
+        <w:rPr>
+          <w:b w:val="0"/>
+          <w:sz w:val="21"/>
+        </w:rPr>
+        <w:t xml:space="preserve">, dibujar una región cualquiera — </w:t>
+      </w:r>
+      <w:r>
+        <w:rPr>
+          <w:b/>
+          <w:sz w:val="21"/>
+        </w:rPr>
+        <w:t>para esta medida da igual dónde</w:t>
+      </w:r>
+      <w:r>
+        <w:rPr>
+          <w:b w:val="0"/>
+          <w:sz w:val="21"/>
+        </w:rPr>
+        <w:t>.</w:t>
+      </w:r>
+    </w:p>
+    <w:p>
+      <w:pPr>
+        <w:pStyle w:val="ListNumber"/>
+        <w:spacing w:after="60"/>
+      </w:pPr>
+      <w:r>
+        <w:rPr>
+          <w:b w:val="0"/>
+          <w:sz w:val="21"/>
+        </w:rPr>
+        <w:t xml:space="preserve">Bajar a </w:t>
+      </w:r>
+      <w:r>
+        <w:rPr>
+          <w:b/>
+          <w:sz w:val="21"/>
+        </w:rPr>
+        <w:t>`Linkage Method`</w:t>
+      </w:r>
+      <w:r>
+        <w:rPr>
+          <w:b w:val="0"/>
+          <w:sz w:val="21"/>
+        </w:rPr>
+        <w:t xml:space="preserve"> y </w:t>
+      </w:r>
+      <w:r>
+        <w:rPr>
+          <w:b/>
+          <w:sz w:val="21"/>
+        </w:rPr>
+        <w:t>leer la lista entera de casillas, copiándola tal cual</w:t>
+      </w:r>
+      <w:r>
+        <w:rPr>
+          <w:b w:val="0"/>
+          <w:sz w:val="21"/>
+        </w:rPr>
+        <w:t>.</w:t>
+      </w:r>
+    </w:p>
+    <w:p>
+      <w:pPr>
+        <w:spacing w:after="200"/>
+        <w:ind w:left="288"/>
+        <w:shd w:val="clear" w:fill="F4F4F4"/>
+      </w:pPr>
+      <w:r>
+        <w:rPr>
+          <w:rFonts w:ascii="Consolas" w:hAnsi="Consolas"/>
+          <w:sz w:val="18"/>
+        </w:rPr>
+        <w:t xml:space="preserve">  LISTA LITERAL DE CASILLAS DE "Linkage Method" EN INTRUSION DETECTION</w:t>
+        <w:br/>
+        <w:t xml:space="preserve">  (se copia lo que se ve, en el orden en que sale, aunque no se entienda)</w:t>
+        <w:br/>
+        <w:br/>
+        <w:t xml:space="preserve">  1 ______________________________  5 ______________________________</w:t>
+        <w:br/>
+        <w:t xml:space="preserve">  2 ______________________________  6 ______________________________</w:t>
+        <w:br/>
+        <w:t xml:space="preserve">  3 ______________________________  7 ______________________________</w:t>
+        <w:br/>
+        <w:t xml:space="preserve">  4 ______________________________  8 ______________________________</w:t>
+      </w:r>
+    </w:p>
+    <w:p>
+      <w:pPr>
+        <w:spacing w:after="120"/>
+      </w:pPr>
+      <w:r>
+        <w:rPr>
+          <w:b w:val="0"/>
+          <w:sz w:val="21"/>
+        </w:rPr>
+        <w:t>*La respuesta, y hay que marcar una:*</w:t>
+      </w:r>
+    </w:p>
+    <w:p>
+      <w:pPr>
+        <w:spacing w:after="80"/>
+        <w:ind w:left="360"/>
+      </w:pPr>
+      <w:r>
+        <w:rPr>
+          <w:b/>
+          <w:sz w:val="24"/>
+        </w:rPr>
+        <w:t xml:space="preserve">☐  </w:t>
+      </w:r>
+      <w:r>
+        <w:rPr>
+          <w:b/>
+          <w:sz w:val="21"/>
+        </w:rPr>
+        <w:t>`Trigger Alarm Output` ESTÁ</w:t>
+      </w:r>
+      <w:r>
+        <w:rPr>
+          <w:b w:val="0"/>
+          <w:sz w:val="21"/>
+        </w:rPr>
+        <w:t xml:space="preserve"> → el diseño de </w:t>
+      </w:r>
+      <w:r>
+        <w:rPr>
+          <w:rFonts w:ascii="Consolas" w:hAnsi="Consolas"/>
+          <w:sz w:val="21"/>
+        </w:rPr>
+        <w:t>DECISIONES.md</w:t>
+      </w:r>
+      <w:r>
+        <w:rPr>
+          <w:b w:val="0"/>
+          <w:sz w:val="21"/>
+        </w:rPr>
+        <w:t xml:space="preserve"> </w:t>
+      </w:r>
+      <w:r>
+        <w:rPr>
+          <w:b/>
+          <w:sz w:val="21"/>
+        </w:rPr>
+        <w:t>D-13 sigue en pie</w:t>
+      </w:r>
+      <w:r>
+        <w:rPr>
+          <w:b w:val="0"/>
+          <w:sz w:val="21"/>
+        </w:rPr>
+        <w:t>. Se</w:t>
+      </w:r>
+    </w:p>
+    <w:p>
+      <w:pPr>
+        <w:spacing w:after="120"/>
+      </w:pPr>
+      <w:r>
+        <w:rPr>
+          <w:b w:val="0"/>
+          <w:sz w:val="21"/>
+        </w:rPr>
+        <w:t xml:space="preserve">continúa por </w:t>
+      </w:r>
+      <w:r>
+        <w:rPr>
+          <w:rFonts w:ascii="Consolas" w:hAnsi="Consolas"/>
+          <w:sz w:val="21"/>
+        </w:rPr>
+        <w:t>C-2</w:t>
+      </w:r>
+      <w:r>
+        <w:rPr>
+          <w:b w:val="0"/>
+          <w:sz w:val="21"/>
+        </w:rPr>
+        <w:t>.</w:t>
+      </w:r>
+    </w:p>
+    <w:p>
+      <w:pPr>
+        <w:spacing w:after="80"/>
+        <w:ind w:left="360"/>
+      </w:pPr>
+      <w:r>
+        <w:rPr>
+          <w:b/>
+          <w:sz w:val="24"/>
+        </w:rPr>
+        <w:t xml:space="preserve">☐  </w:t>
+      </w:r>
+      <w:r>
+        <w:rPr>
+          <w:b/>
+          <w:sz w:val="21"/>
+        </w:rPr>
+        <w:t>`Trigger Alarm Output` NO ESTÁ</w:t>
+      </w:r>
+      <w:r>
+        <w:rPr>
+          <w:b w:val="0"/>
+          <w:sz w:val="21"/>
+        </w:rPr>
+        <w:t xml:space="preserve"> → 🛑 </w:t>
+      </w:r>
+      <w:r>
+        <w:rPr>
+          <w:b/>
+          <w:sz w:val="21"/>
+        </w:rPr>
+        <w:t>PARAR Y AVISAR AL RESPONSABLE ANTES DE SEGUIR.</w:t>
+      </w:r>
+      <w:r>
+        <w:rPr>
+          <w:b w:val="0"/>
+          <w:sz w:val="21"/>
+        </w:rPr>
+        <w:t xml:space="preserve"> La</w:t>
+      </w:r>
+    </w:p>
+    <w:p>
+      <w:pPr>
+        <w:spacing w:after="120"/>
+      </w:pPr>
+      <w:r>
+        <w:rPr>
+          <w:b w:val="0"/>
+          <w:sz w:val="21"/>
+        </w:rPr>
+        <w:t xml:space="preserve">cámara </w:t>
+      </w:r>
+      <w:r>
+        <w:rPr>
+          <w:b/>
+          <w:sz w:val="21"/>
+        </w:rPr>
+        <w:t>no puede darle un bit al controlador</w:t>
+      </w:r>
+      <w:r>
+        <w:rPr>
+          <w:b w:val="0"/>
+          <w:sz w:val="21"/>
+        </w:rPr>
+        <w:t>, y con él se cae entero el diseño de un contacto</w:t>
+      </w:r>
+    </w:p>
+    <w:p>
+      <w:pPr>
+        <w:spacing w:after="120"/>
+      </w:pPr>
+      <w:r>
+        <w:rPr>
+          <w:b w:val="0"/>
+          <w:sz w:val="21"/>
+        </w:rPr>
+        <w:t xml:space="preserve">por poste. Lo que queda en pie es la vía contraria, </w:t>
+      </w:r>
+      <w:r>
+        <w:rPr>
+          <w:b/>
+          <w:sz w:val="21"/>
+        </w:rPr>
+        <w:t>D-14</w:t>
+      </w:r>
+      <w:r>
+        <w:rPr>
+          <w:b w:val="0"/>
+          <w:sz w:val="21"/>
+        </w:rPr>
+        <w:t>: el controlador cierra un contacto en</w:t>
+      </w:r>
+    </w:p>
+    <w:p>
+      <w:pPr>
+        <w:spacing w:after="120"/>
+      </w:pPr>
+      <w:r>
+        <w:rPr>
+          <w:b w:val="0"/>
+          <w:sz w:val="21"/>
+        </w:rPr>
+        <w:t xml:space="preserve">la </w:t>
+      </w:r>
+      <w:r>
+        <w:rPr>
+          <w:rFonts w:ascii="Consolas" w:hAnsi="Consolas"/>
+          <w:sz w:val="21"/>
+        </w:rPr>
+        <w:t>ALARM IN</w:t>
+      </w:r>
+      <w:r>
+        <w:rPr>
+          <w:b w:val="0"/>
+          <w:sz w:val="21"/>
+        </w:rPr>
+        <w:t xml:space="preserve"> de la cámara y la cámara </w:t>
+      </w:r>
+      <w:r>
+        <w:rPr>
+          <w:b/>
+          <w:sz w:val="21"/>
+        </w:rPr>
+        <w:t>graba</w:t>
+      </w:r>
+      <w:r>
+        <w:rPr>
+          <w:b w:val="0"/>
+          <w:sz w:val="21"/>
+        </w:rPr>
+        <w:t xml:space="preserve">. </w:t>
+      </w:r>
+      <w:r>
+        <w:rPr>
+          <w:rFonts w:ascii="Consolas" w:hAnsi="Consolas"/>
+          <w:sz w:val="21"/>
+        </w:rPr>
+        <w:t>C-2</w:t>
+      </w:r>
+      <w:r>
+        <w:rPr>
+          <w:b w:val="0"/>
+          <w:sz w:val="21"/>
+        </w:rPr>
+        <w:t xml:space="preserve">, </w:t>
+      </w:r>
+      <w:r>
+        <w:rPr>
+          <w:rFonts w:ascii="Consolas" w:hAnsi="Consolas"/>
+          <w:sz w:val="21"/>
+        </w:rPr>
+        <w:t>C-3</w:t>
+      </w:r>
+      <w:r>
+        <w:rPr>
+          <w:b w:val="0"/>
+          <w:sz w:val="21"/>
+        </w:rPr>
+        <w:t xml:space="preserve">, </w:t>
+      </w:r>
+      <w:r>
+        <w:rPr>
+          <w:rFonts w:ascii="Consolas" w:hAnsi="Consolas"/>
+          <w:sz w:val="21"/>
+        </w:rPr>
+        <w:t>C-4</w:t>
+      </w:r>
+      <w:r>
+        <w:rPr>
+          <w:b w:val="0"/>
+          <w:sz w:val="21"/>
+        </w:rPr>
+        <w:t xml:space="preserve"> y </w:t>
+      </w:r>
+      <w:r>
+        <w:rPr>
+          <w:rFonts w:ascii="Consolas" w:hAnsi="Consolas"/>
+          <w:sz w:val="21"/>
+        </w:rPr>
+        <w:t>C-7</w:t>
+      </w:r>
+      <w:r>
+        <w:rPr>
+          <w:b w:val="0"/>
+          <w:sz w:val="21"/>
+        </w:rPr>
+        <w:t xml:space="preserve"> **dejan de tener</w:t>
+      </w:r>
+    </w:p>
+    <w:p>
+      <w:pPr>
+        <w:spacing w:after="120"/>
+      </w:pPr>
+      <w:r>
+        <w:rPr>
+          <w:b w:val="0"/>
+          <w:sz w:val="21"/>
+        </w:rPr>
+        <w:t>sentido** y se marcan «sin objeto», no «no ejecutable».</w:t>
+      </w:r>
+    </w:p>
+    <w:p>
+      <w:pPr>
+        <w:spacing w:after="80"/>
+        <w:ind w:left="360"/>
+      </w:pPr>
+      <w:r>
+        <w:rPr>
+          <w:b/>
+          <w:sz w:val="24"/>
+        </w:rPr>
+        <w:t xml:space="preserve">☐  </w:t>
+      </w:r>
+      <w:r>
+        <w:rPr>
+          <w:b/>
+          <w:sz w:val="21"/>
+        </w:rPr>
+        <w:t>Está pero sale en gris / no se deja marcar</w:t>
+      </w:r>
+      <w:r>
+        <w:rPr>
+          <w:b w:val="0"/>
+          <w:sz w:val="21"/>
+        </w:rPr>
+        <w:t xml:space="preserve"> → se anota </w:t>
+      </w:r>
+      <w:r>
+        <w:rPr>
+          <w:b/>
+          <w:sz w:val="21"/>
+        </w:rPr>
+        <w:t>exactamente</w:t>
+      </w:r>
+      <w:r>
+        <w:rPr>
+          <w:b w:val="0"/>
+          <w:sz w:val="21"/>
+        </w:rPr>
+        <w:t xml:space="preserve"> qué dice el aviso al</w:t>
+      </w:r>
+    </w:p>
+    <w:p>
+      <w:pPr>
+        <w:spacing w:after="120"/>
+      </w:pPr>
+      <w:r>
+        <w:rPr>
+          <w:b w:val="0"/>
+          <w:sz w:val="21"/>
+        </w:rPr>
+        <w:t>intentarlo: ______________________________________________________________</w:t>
+      </w:r>
+    </w:p>
+    <w:p>
+      <w:pPr>
+        <w:spacing w:after="120"/>
+      </w:pPr>
+      <w:r>
+        <w:rPr>
+          <w:b w:val="0"/>
+          <w:sz w:val="21"/>
+        </w:rPr>
+        <w:t>*Y las dos comprobaciones que van pegadas a ésta, porque un bit que significa dos cosas no significa</w:t>
+      </w:r>
+    </w:p>
+    <w:p>
+      <w:pPr>
+        <w:spacing w:after="120"/>
+      </w:pPr>
+      <w:r>
+        <w:rPr>
+          <w:b w:val="0"/>
+          <w:sz w:val="21"/>
+        </w:rPr>
+        <w:t>ninguna:*</w:t>
+      </w:r>
+    </w:p>
+    <w:p>
+      <w:pPr>
+        <w:pStyle w:val="ListBullet"/>
+        <w:spacing w:after="60"/>
+        <w:ind w:left="360"/>
+      </w:pPr>
+      <w:r>
+        <w:rPr>
+          <w:b w:val="0"/>
+          <w:sz w:val="21"/>
+        </w:rPr>
+        <w:t xml:space="preserve">¿Hay </w:t>
+      </w:r>
+      <w:r>
+        <w:rPr>
+          <w:b/>
+          <w:sz w:val="21"/>
+        </w:rPr>
+        <w:t>otras reglas armadas</w:t>
+      </w:r>
+      <w:r>
+        <w:rPr>
+          <w:b w:val="0"/>
+          <w:sz w:val="21"/>
+        </w:rPr>
+        <w:t xml:space="preserve"> (Motion, Tampering, Line Crossing, Video Loss, Alarm Input…) que</w:t>
+      </w:r>
+    </w:p>
+    <w:p>
+      <w:pPr>
+        <w:spacing w:after="120"/>
+      </w:pPr>
+      <w:r>
+        <w:rPr>
+          <w:b/>
+          <w:sz w:val="21"/>
+        </w:rPr>
+        <w:t>también</w:t>
+      </w:r>
+      <w:r>
+        <w:rPr>
+          <w:b w:val="0"/>
+          <w:sz w:val="21"/>
+        </w:rPr>
+        <w:t xml:space="preserve"> tengan marcado </w:t>
+      </w:r>
+      <w:r>
+        <w:rPr>
+          <w:rFonts w:ascii="Consolas" w:hAnsi="Consolas"/>
+          <w:sz w:val="21"/>
+        </w:rPr>
+        <w:t>Trigger Alarm Output</w:t>
+      </w:r>
+      <w:r>
+        <w:rPr>
+          <w:b w:val="0"/>
+          <w:sz w:val="21"/>
+        </w:rPr>
+        <w:t>? Se listan todas y **se desmarcan todas menos</w:t>
+      </w:r>
+    </w:p>
+    <w:p>
+      <w:pPr>
+        <w:spacing w:after="120"/>
+      </w:pPr>
+      <w:r>
+        <w:rPr>
+          <w:b w:val="0"/>
+          <w:sz w:val="21"/>
+        </w:rPr>
+        <w:t>Intrusión</w:t>
+      </w:r>
+      <w:r>
+        <w:rPr>
+          <w:b/>
+          <w:sz w:val="21"/>
+        </w:rPr>
+        <w:t xml:space="preserve">: `Trigger Alarm Output` </w:t>
+      </w:r>
+      <w:r>
+        <w:rPr>
+          <w:b w:val="0"/>
+          <w:sz w:val="21"/>
+        </w:rPr>
+        <w:t>sólo en esta regla** (D-13).</w:t>
+      </w:r>
+    </w:p>
+    <w:p>
+      <w:pPr>
+        <w:pStyle w:val="ListBullet"/>
+        <w:spacing w:after="60"/>
+        <w:ind w:left="720"/>
+      </w:pPr>
+      <w:r>
+        <w:rPr>
+          <w:b w:val="0"/>
+          <w:sz w:val="21"/>
+        </w:rPr>
+        <w:t>Reglas que lo tenían marcado al llegar: ______________________________________</w:t>
+      </w:r>
+    </w:p>
+    <w:p>
+      <w:pPr>
+        <w:pStyle w:val="ListBullet"/>
+        <w:spacing w:after="60"/>
+        <w:ind w:left="720"/>
+      </w:pPr>
+      <w:r>
+        <w:rPr>
+          <w:b w:val="0"/>
+          <w:sz w:val="21"/>
+        </w:rPr>
+        <w:t xml:space="preserve">¿Se desmarcaron?  </w:t>
+      </w:r>
+      <w:r>
+        <w:rPr>
+          <w:rFonts w:ascii="Consolas" w:hAnsi="Consolas"/>
+          <w:sz w:val="21"/>
+        </w:rPr>
+        <w:t>[ ] SÍ  [ ] NO, motivo: ____________________________________</w:t>
+      </w:r>
+    </w:p>
+    <w:p>
+      <w:pPr>
+        <w:pStyle w:val="ListBullet"/>
+        <w:spacing w:after="60"/>
+        <w:ind w:left="360"/>
+      </w:pPr>
+      <w:r>
+        <w:rPr>
+          <w:b w:val="0"/>
+          <w:sz w:val="21"/>
+        </w:rPr>
+        <w:t xml:space="preserve">¿Existe una lista </w:t>
+      </w:r>
+      <w:r>
+        <w:rPr>
+          <w:b/>
+          <w:sz w:val="21"/>
+        </w:rPr>
+        <w:t>`Alarm Output No.`</w:t>
+      </w:r>
+      <w:r>
+        <w:rPr>
+          <w:b w:val="0"/>
+          <w:sz w:val="21"/>
+        </w:rPr>
+        <w:t xml:space="preserve"> y cuántas salidas ofrece? ________________</w:t>
+      </w:r>
+    </w:p>
+    <w:p>
+      <w:pPr>
+        <w:spacing w:after="120"/>
+      </w:pPr>
+      <w:r>
+        <w:rPr>
+          <w:b w:val="0"/>
+          <w:sz w:val="21"/>
+        </w:rPr>
+        <w:t xml:space="preserve">*(La ficha dice </w:t>
+      </w:r>
+      <w:r>
+        <w:rPr>
+          <w:rFonts w:ascii="Consolas" w:hAnsi="Consolas"/>
+          <w:sz w:val="21"/>
+        </w:rPr>
+        <w:t>1 output</w:t>
+      </w:r>
+      <w:r>
+        <w:rPr>
+          <w:b w:val="0"/>
+          <w:sz w:val="21"/>
+        </w:rPr>
+        <w:t>; si el menú ofrece 2 ó 3, el menú es genérico y la placa manda.)*</w:t>
+      </w:r>
+    </w:p>
+    <w:p>
+      <w:pPr>
+        <w:pStyle w:val="ListBullet"/>
+        <w:spacing w:after="60"/>
+        <w:ind w:left="360"/>
+      </w:pPr>
+      <w:r>
+        <w:rPr>
+          <w:b w:val="0"/>
+          <w:sz w:val="21"/>
+        </w:rPr>
+        <w:t xml:space="preserve">Resultado: 🎥 </w:t>
+      </w:r>
+      <w:r>
+        <w:rPr>
+          <w:b/>
+          <w:sz w:val="21"/>
+        </w:rPr>
+        <w:t>DATO ANOTADO</w:t>
+      </w:r>
+      <w:r>
+        <w:rPr>
+          <w:b w:val="0"/>
+          <w:sz w:val="21"/>
+        </w:rPr>
+        <w:t xml:space="preserve"> — *(esta medida no lleva </w:t>
+      </w:r>
+      <w:r>
+        <w:rPr>
+          <w:rFonts w:ascii="Consolas" w:hAnsi="Consolas"/>
+          <w:sz w:val="21"/>
+        </w:rPr>
+        <w:t>CUMPLE</w:t>
+      </w:r>
+      <w:r>
+        <w:rPr>
+          <w:b w:val="0"/>
+          <w:sz w:val="21"/>
+        </w:rPr>
+        <w:t>/</w:t>
+      </w:r>
+      <w:r>
+        <w:rPr>
+          <w:rFonts w:ascii="Consolas" w:hAnsi="Consolas"/>
+          <w:sz w:val="21"/>
+        </w:rPr>
+        <w:t>NO CUMPLE</w:t>
+      </w:r>
+      <w:r>
+        <w:rPr>
+          <w:b w:val="0"/>
+          <w:sz w:val="21"/>
+        </w:rPr>
+        <w:t>: ver la regla del</w:t>
+      </w:r>
+    </w:p>
+    <w:p>
+      <w:pPr>
+        <w:spacing w:after="120"/>
+      </w:pPr>
+      <w:r>
+        <w:rPr>
+          <w:b w:val="0"/>
+          <w:sz w:val="21"/>
+        </w:rPr>
+        <w:t>encabezado de la sección)*</w:t>
+      </w:r>
+    </w:p>
+    <w:p>
+      <w:pPr>
+        <w:spacing w:after="80"/>
+      </w:pPr>
+    </w:p>
+    <w:p>
+      <w:pPr>
+        <w:spacing w:before="200" w:after="120"/>
+      </w:pPr>
+      <w:r>
+        <w:rPr>
+          <w:b/>
+          <w:color w:val="003366"/>
+          <w:sz w:val="23"/>
+        </w:rPr>
+        <w:t xml:space="preserve">C-2 · EL </w:t>
+      </w:r>
+      <w:r>
+        <w:rPr>
+          <w:rFonts w:ascii="Consolas" w:hAnsi="Consolas"/>
+          <w:color w:val="003366"/>
+          <w:sz w:val="23"/>
+        </w:rPr>
+        <w:t>Delay</w:t>
+      </w:r>
+      <w:r>
+        <w:rPr>
+          <w:b/>
+          <w:color w:val="003366"/>
+          <w:sz w:val="23"/>
+        </w:rPr>
+        <w:t xml:space="preserve"> DE LA SALIDA — Y QUÉ HACE EL CONTACTO MIENTRAS EL COCHE SIGUE AHÍ — 🎥 </w:t>
+      </w:r>
+      <w:r>
+        <w:rPr>
+          <w:b/>
+          <w:color w:val="003366"/>
+          <w:sz w:val="23"/>
+        </w:rPr>
+        <w:t>MEDIDA</w:t>
+      </w:r>
+    </w:p>
+    <w:p>
+      <w:pPr>
+        <w:spacing w:after="120"/>
+      </w:pPr>
+      <w:r>
+        <w:rPr>
+          <w:b w:val="0"/>
+          <w:sz w:val="21"/>
+        </w:rPr>
+        <w:t>**De aquí sale una constante del firmware, y hoy esa constante se apoya en una cifra que nos</w:t>
+      </w:r>
+    </w:p>
+    <w:p>
+      <w:pPr>
+        <w:spacing w:after="120"/>
+      </w:pPr>
+      <w:r>
+        <w:rPr>
+          <w:b w:val="0"/>
+          <w:sz w:val="21"/>
+        </w:rPr>
+        <w:t>inventamos nosotros.</w:t>
+      </w:r>
+      <w:r>
+        <w:rPr>
+          <w:b/>
+          <w:sz w:val="21"/>
+        </w:rPr>
+        <w:t xml:space="preserve"> Es `DECISIONES.md` </w:t>
+      </w:r>
+      <w:r>
+        <w:rPr>
+          <w:b w:val="0"/>
+          <w:sz w:val="21"/>
+        </w:rPr>
+        <w:t>A-7**, y está medido en el repositorio:</w:t>
+      </w:r>
+    </w:p>
+    <w:p>
+      <w:pPr>
+        <w:spacing w:after="200"/>
+        <w:ind w:left="288"/>
+        <w:shd w:val="clear" w:fill="F4F4F4"/>
+      </w:pPr>
+      <w:r>
+        <w:rPr>
+          <w:rFonts w:ascii="Consolas" w:hAnsi="Consolas"/>
+          <w:sz w:val="18"/>
+        </w:rPr>
+        <w:t>01_Firmware$ grep -rn "cerrado ~1 s\|cierra ~1 s\|PULSO_RELE_MS = " \</w:t>
+        <w:br/>
+        <w:t xml:space="preserve">             --include=*.cpp --include=*.py Maestro Esclavo Simulaciones/banco/packs</w:t>
+        <w:br/>
+        <w:t>Maestro/src/botones.cpp:135:// El rele de la camara mantiene el contacto cerrado ~1 s por deteccion: leer el nivel</w:t>
+        <w:br/>
+        <w:t>Maestro/src/demanda.cpp:5:// de la camara AcuSense cierra ~1 s por deteccion, y un coche detras de otro dispara</w:t>
+        <w:br/>
+        <w:t>Esclavo/src/botones.cpp:155:// El rele de la camara mantiene el contacto cerrado ~1 s por deteccion: leer el nivel</w:t>
+        <w:br/>
+        <w:t>Esclavo/src/demanda.cpp:6:// de la camara AcuSense cierra ~1 s por deteccion, y un coche detras de otro dispara</w:t>
+        <w:br/>
+        <w:t>Esclavo/src/main.cpp:342:  // El rele de la camara mantiene el contacto cerrado ~1 s por deteccion; leer el nivel</w:t>
+        <w:br/>
+        <w:t>Simulaciones/banco/packs/camara_01_demanda.py:39:# El rele de la camara AcuSense cierra ~1 s por deteccion (Manual 9, paso 3 de la</w:t>
+        <w:br/>
+        <w:t>Simulaciones/banco/packs/camara_01_demanda.py:43:PULSO_RELE_MS = 1000</w:t>
+        <w:br/>
+        <w:t>Simulaciones/banco/packs/camara_02_j16.py:89:# El rele de la camara AcuSense cierra ~1 s por deteccion (Manual 9). La ventana de</w:t>
+        <w:br/>
+        <w:t>Simulaciones/banco/packs/camara_02_j16.py:92:PULSO_RELE_MS = 1000</w:t>
+      </w:r>
+    </w:p>
+    <w:p>
+      <w:pPr>
+        <w:spacing w:after="120"/>
+      </w:pPr>
+      <w:r>
+        <w:rPr>
+          <w:b w:val="0"/>
+          <w:sz w:val="21"/>
+        </w:rPr>
+        <w:t xml:space="preserve">**Cinco comentarios del firmware y DOS packs del banco descansan sobre ese </w:t>
+      </w:r>
+      <w:r>
+        <w:rPr>
+          <w:rFonts w:ascii="Consolas" w:hAnsi="Consolas"/>
+          <w:sz w:val="21"/>
+        </w:rPr>
+        <w:t>~1 s</w:t>
+      </w:r>
+      <w:r>
+        <w:rPr>
+          <w:b w:val="0"/>
+          <w:sz w:val="21"/>
+        </w:rPr>
+        <w:t>, y su fuente</w:t>
+      </w:r>
+    </w:p>
+    <w:p>
+      <w:pPr>
+        <w:spacing w:after="120"/>
+      </w:pPr>
+      <w:r>
+        <w:rPr>
+          <w:b w:val="0"/>
+          <w:sz w:val="21"/>
+        </w:rPr>
+        <w:t xml:space="preserve">citada es un manual NUESTRO — no Hikvision.** Los dos packs comparan </w:t>
+      </w:r>
+      <w:r>
+        <w:rPr>
+          <w:rFonts w:ascii="Consolas" w:hAnsi="Consolas"/>
+          <w:sz w:val="21"/>
+        </w:rPr>
+        <w:t>SILENCIO_MS</w:t>
+      </w:r>
+      <w:r>
+        <w:rPr>
+          <w:b w:val="0"/>
+          <w:sz w:val="21"/>
+        </w:rPr>
+        <w:t xml:space="preserve"> contra ese</w:t>
+      </w:r>
+    </w:p>
+    <w:p>
+      <w:pPr>
+        <w:spacing w:after="120"/>
+      </w:pPr>
+      <w:r>
+        <w:rPr>
+          <w:rFonts w:ascii="Consolas" w:hAnsi="Consolas"/>
+          <w:sz w:val="21"/>
+        </w:rPr>
+        <w:t>PULSO_RELE_MS = 1000</w:t>
+      </w:r>
+      <w:r>
+        <w:rPr>
+          <w:b w:val="0"/>
+          <w:sz w:val="21"/>
+        </w:rPr>
+        <w:t xml:space="preserve"> y salen en </w:t>
+      </w:r>
+      <w:r>
+        <w:rPr>
+          <w:b/>
+          <w:sz w:val="21"/>
+        </w:rPr>
+        <w:t>verde midiendo contra un número que nadie ha medido nunca.</w:t>
+      </w:r>
+      <w:r>
+        <w:rPr>
+          <w:b w:val="0"/>
+          <w:sz w:val="21"/>
+        </w:rPr>
+        <w:t xml:space="preserve"> El manual del fabricante define el parámetro </w:t>
+      </w:r>
+      <w:r>
+        <w:rPr>
+          <w:rFonts w:ascii="Consolas" w:hAnsi="Consolas"/>
+          <w:sz w:val="21"/>
+        </w:rPr>
+        <w:t>Delay</w:t>
+      </w:r>
+    </w:p>
+    <w:p>
+      <w:pPr>
+        <w:spacing w:after="120"/>
+      </w:pPr>
+      <w:r>
+        <w:rPr>
+          <w:b w:val="0"/>
+          <w:sz w:val="21"/>
+        </w:rPr>
+        <w:t>—*«the time duration that the alarm output remains after an alarm occurs»*, **PDF pág. 80 / impresa</w:t>
+      </w:r>
+    </w:p>
+    <w:p>
+      <w:pPr>
+        <w:spacing w:after="120"/>
+      </w:pPr>
+      <w:r>
+        <w:rPr>
+          <w:b w:val="0"/>
+          <w:sz w:val="21"/>
+        </w:rPr>
+        <w:t>68</w:t>
+      </w:r>
+      <w:r>
+        <w:rPr>
+          <w:b/>
+          <w:sz w:val="21"/>
+        </w:rPr>
+        <w:t xml:space="preserve">— y </w:t>
+      </w:r>
+      <w:r>
+        <w:rPr>
+          <w:b w:val="0"/>
+          <w:sz w:val="21"/>
+        </w:rPr>
+        <w:t>no publica ni uno solo de sus valores en 110 páginas**.</w:t>
+      </w:r>
+    </w:p>
+    <w:p>
+      <w:pPr>
+        <w:spacing w:after="120"/>
+      </w:pPr>
+      <w:r>
+        <w:rPr>
+          <w:b w:val="0"/>
+          <w:sz w:val="21"/>
+        </w:rPr>
+        <w:t>*Procedimiento:*</w:t>
+      </w:r>
+    </w:p>
+    <w:p>
+      <w:pPr>
+        <w:pStyle w:val="ListNumber"/>
+        <w:spacing w:after="60"/>
+      </w:pPr>
+      <w:r>
+        <w:rPr>
+          <w:rFonts w:ascii="Consolas" w:hAnsi="Consolas"/>
+          <w:sz w:val="21"/>
+        </w:rPr>
+        <w:t>Configuration → Event → Basic Event → Alarm Output</w:t>
+      </w:r>
+      <w:r>
+        <w:rPr>
+          <w:b w:val="0"/>
+          <w:sz w:val="21"/>
+        </w:rPr>
+        <w:t xml:space="preserve">, bloque </w:t>
+      </w:r>
+      <w:r>
+        <w:rPr>
+          <w:b/>
+          <w:sz w:val="21"/>
+        </w:rPr>
+        <w:t>`Automatic Alarm`</w:t>
+      </w:r>
+      <w:r>
+        <w:rPr>
+          <w:b w:val="0"/>
+          <w:sz w:val="21"/>
+        </w:rPr>
+        <w:t>.</w:t>
+      </w:r>
+    </w:p>
+    <w:p>
+      <w:pPr>
+        <w:pStyle w:val="ListNumber"/>
+        <w:spacing w:after="60"/>
+      </w:pPr>
+      <w:r>
+        <w:rPr>
+          <w:b/>
+          <w:sz w:val="21"/>
+        </w:rPr>
+        <w:t>Desplegar `Delay` y copiar la lista entera</w:t>
+      </w:r>
+      <w:r>
+        <w:rPr>
+          <w:b w:val="0"/>
+          <w:sz w:val="21"/>
+        </w:rPr>
+        <w:t>, en su orden.</w:t>
+      </w:r>
+    </w:p>
+    <w:p>
+      <w:pPr>
+        <w:pStyle w:val="ListNumber"/>
+        <w:spacing w:after="60"/>
+      </w:pPr>
+      <w:r>
+        <w:rPr>
+          <w:b w:val="0"/>
+          <w:sz w:val="21"/>
+        </w:rPr>
+        <w:t xml:space="preserve">Elegir </w:t>
+      </w:r>
+      <w:r>
+        <w:rPr>
+          <w:b/>
+          <w:sz w:val="21"/>
+        </w:rPr>
+        <w:t>el valor más pequeño que no sea `Manual`</w:t>
+      </w:r>
+      <w:r>
+        <w:rPr>
+          <w:b w:val="0"/>
+          <w:sz w:val="21"/>
+        </w:rPr>
+        <w:t xml:space="preserve"> y guardar.</w:t>
+      </w:r>
+    </w:p>
+    <w:p>
+      <w:pPr>
+        <w:spacing w:after="200"/>
+        <w:ind w:left="288"/>
+        <w:shd w:val="clear" w:fill="F4F4F4"/>
+      </w:pPr>
+      <w:r>
+        <w:rPr>
+          <w:rFonts w:ascii="Consolas" w:hAnsi="Consolas"/>
+          <w:sz w:val="18"/>
+        </w:rPr>
+        <w:t xml:space="preserve">  VALORES QUE OFRECE EL DESPLEGABLE "Delay"  (copiar literal, con sus unidades)</w:t>
+        <w:br/>
+        <w:t xml:space="preserve">  ______________________________________________________________________________</w:t>
+        <w:br/>
+        <w:t xml:space="preserve">  ______________________________________________________________________________</w:t>
+        <w:br/>
+        <w:br/>
+        <w:t xml:space="preserve">  El MINIMO que ofrece (sin contar "Manual") .......... ____________</w:t>
+        <w:br/>
+        <w:t xml:space="preserve">  Aparece la opcion "Manual" en la lista?  [ ] SI   [ ] NO</w:t>
+        <w:br/>
+        <w:t xml:space="preserve">     -&gt; Si aparece: NO SE ELIGE NUNCA. Con "Manual" el rele se queda cerrado hasta</w:t>
+        <w:br/>
+        <w:t xml:space="preserve">        que alguien lo borre a mano desde el navegador: el pin quedaria ALTO para</w:t>
+        <w:br/>
+        <w:t xml:space="preserve">        siempre, no habria un solo flanco mas, y el equipo dejaria de recibir</w:t>
+        <w:br/>
+        <w:t xml:space="preserve">        demanda de ese carril SIN DAR NINGUN SINTOMA.</w:t>
+        <w:br/>
+        <w:t xml:space="preserve">        (El manual la documenta como valor de Delay: PDF pag. 80 / impresa 68.)</w:t>
+        <w:br/>
+        <w:t xml:space="preserve">  Valor que se deja configurado ....................... ____________</w:t>
+      </w:r>
+    </w:p>
+    <w:p>
+      <w:pPr>
+        <w:spacing w:after="120"/>
+      </w:pPr>
+      <w:r>
+        <w:rPr>
+          <w:b w:val="0"/>
+          <w:sz w:val="21"/>
+        </w:rPr>
+        <w:t>*Y ahora la parte que el manual no contesta de ninguna manera, y es la que decide la constante:*</w:t>
+      </w:r>
+    </w:p>
+    <w:p>
+      <w:pPr>
+        <w:spacing w:after="120"/>
+      </w:pPr>
+      <w:r>
+        <w:rPr>
+          <w:b w:val="0"/>
+          <w:sz w:val="21"/>
+        </w:rPr>
+        <w:t xml:space="preserve">**Con el </w:t>
+      </w:r>
+      <w:r>
+        <w:rPr>
+          <w:rFonts w:ascii="Consolas" w:hAnsi="Consolas"/>
+          <w:sz w:val="21"/>
+        </w:rPr>
+        <w:t>Delay</w:t>
+      </w:r>
+      <w:r>
+        <w:rPr>
+          <w:b w:val="0"/>
+          <w:sz w:val="21"/>
+        </w:rPr>
+        <w:t xml:space="preserve"> en su mínimo, se pone un objeto quieto dentro de la región y se deja ahí dos</w:t>
+      </w:r>
+    </w:p>
+    <w:p>
+      <w:pPr>
+        <w:spacing w:after="120"/>
+      </w:pPr>
+      <w:r>
+        <w:rPr>
+          <w:b w:val="0"/>
+          <w:sz w:val="21"/>
+        </w:rPr>
+        <w:t xml:space="preserve">minutos**, con el multímetro en continuidad sobre </w:t>
+      </w:r>
+      <w:r>
+        <w:rPr>
+          <w:rFonts w:ascii="Consolas" w:hAnsi="Consolas"/>
+          <w:sz w:val="21"/>
+        </w:rPr>
+        <w:t>1A</w:t>
+      </w:r>
+      <w:r>
+        <w:rPr>
+          <w:b w:val="0"/>
+          <w:sz w:val="21"/>
+        </w:rPr>
+        <w:t>–</w:t>
+      </w:r>
+      <w:r>
+        <w:rPr>
+          <w:rFonts w:ascii="Consolas" w:hAnsi="Consolas"/>
+          <w:sz w:val="21"/>
+        </w:rPr>
+        <w:t>1B</w:t>
+      </w:r>
+      <w:r>
+        <w:rPr>
+          <w:b w:val="0"/>
+          <w:sz w:val="21"/>
+        </w:rPr>
+        <w:t xml:space="preserve"> (o mejor, grabando el zumbador del</w:t>
+      </w:r>
+    </w:p>
+    <w:p>
+      <w:pPr>
+        <w:spacing w:after="120"/>
+      </w:pPr>
+      <w:r>
+        <w:rPr>
+          <w:b w:val="0"/>
+          <w:sz w:val="21"/>
+        </w:rPr>
+        <w:t>multímetro en vídeo con la hora a la vista).</w:t>
+      </w:r>
+    </w:p>
+    <w:p>
+      <w:pPr>
+        <w:spacing w:after="200"/>
+        <w:ind w:left="288"/>
+        <w:shd w:val="clear" w:fill="F4F4F4"/>
+      </w:pPr>
+      <w:r>
+        <w:rPr>
+          <w:rFonts w:ascii="Consolas" w:hAnsi="Consolas"/>
+          <w:sz w:val="18"/>
+        </w:rPr>
+        <w:t xml:space="preserve">  MIENTRAS EL OBJETIVO SIGUE DENTRO DE LA REGION, EL CONTACTO:</w:t>
+        <w:br/>
+        <w:t xml:space="preserve">     [ ] se queda CERRADO todo el rato, y solo abre cuando el objeto se va</w:t>
+        <w:br/>
+        <w:t xml:space="preserve">     [ ] cierra, abre al agotarse el Delay, y NO vuelve a cerrar aunque siga ahi</w:t>
+        <w:br/>
+        <w:t xml:space="preserve">     [ ] cierra, abre, y VUELVE A CERRAR cada cierto tiempo</w:t>
+        <w:br/>
+        <w:t xml:space="preserve">             -&gt; hueco entre cierres, medido: ______ s   ______ s   ______ s</w:t>
+        <w:br/>
+        <w:t xml:space="preserve">     [ ] otra cosa: ____________________________________________________</w:t>
+        <w:br/>
+        <w:br/>
+        <w:t xml:space="preserve">  DURACION DEL PULSO, medida con cronometro, tres veces (objeto que entra y sale):</w:t>
+        <w:br/>
+        <w:t xml:space="preserve">     1) ______ s     2) ______ s     3) ______ s     media ______ s</w:t>
+      </w:r>
+    </w:p>
+    <w:p>
+      <w:pPr>
+        <w:spacing w:after="120"/>
+      </w:pPr>
+      <w:r>
+        <w:rPr>
+          <w:b w:val="0"/>
+          <w:sz w:val="21"/>
+        </w:rPr>
+        <w:t>*Qué se hace con el número, y esto va escrito para que no se olvide:*</w:t>
+      </w:r>
+    </w:p>
+    <w:p>
+      <w:pPr>
+        <w:pStyle w:val="ListBullet"/>
+        <w:spacing w:after="60"/>
+        <w:ind w:left="360"/>
+      </w:pPr>
+      <w:r>
+        <w:rPr>
+          <w:b w:val="0"/>
+          <w:sz w:val="21"/>
+        </w:rPr>
+        <w:t xml:space="preserve">Si la media </w:t>
+      </w:r>
+      <w:r>
+        <w:rPr>
+          <w:b/>
+          <w:sz w:val="21"/>
+        </w:rPr>
+        <w:t>no sale `~1 s`</w:t>
+      </w:r>
+      <w:r>
+        <w:rPr>
+          <w:b w:val="0"/>
+          <w:sz w:val="21"/>
+        </w:rPr>
+        <w:t xml:space="preserve">, los </w:t>
+      </w:r>
+      <w:r>
+        <w:rPr>
+          <w:b/>
+          <w:sz w:val="21"/>
+        </w:rPr>
+        <w:t>cinco comentarios</w:t>
+      </w:r>
+      <w:r>
+        <w:rPr>
+          <w:b w:val="0"/>
+          <w:sz w:val="21"/>
+        </w:rPr>
+        <w:t xml:space="preserve"> del firmware de arriba **están mintiendo</w:t>
+      </w:r>
+    </w:p>
+    <w:p>
+      <w:pPr>
+        <w:spacing w:after="120"/>
+      </w:pPr>
+      <w:r>
+        <w:rPr>
+          <w:b w:val="0"/>
+          <w:sz w:val="21"/>
+        </w:rPr>
+        <w:t>con la autoridad de un dato medido</w:t>
+      </w:r>
+      <w:r>
+        <w:rPr>
+          <w:b/>
+          <w:sz w:val="21"/>
+        </w:rPr>
+        <w:t xml:space="preserve"> y hay que corregirlos. </w:t>
+      </w:r>
+      <w:r>
+        <w:rPr>
+          <w:b w:val="0"/>
+          <w:sz w:val="21"/>
+        </w:rPr>
+        <w:t>No se corrigen en esta sesión** —el</w:t>
+      </w:r>
+    </w:p>
+    <w:p>
+      <w:pPr>
+        <w:spacing w:after="120"/>
+      </w:pPr>
+      <w:r>
+        <w:rPr>
+          <w:b w:val="0"/>
+          <w:sz w:val="21"/>
+        </w:rPr>
+        <w:t xml:space="preserve">firmware no se toca en banco— pero </w:t>
+      </w:r>
+      <w:r>
+        <w:rPr>
+          <w:b/>
+          <w:sz w:val="21"/>
+        </w:rPr>
+        <w:t>se anota aquí que hay que hacerlo</w:t>
+      </w:r>
+      <w:r>
+        <w:rPr>
+          <w:b w:val="0"/>
+          <w:sz w:val="21"/>
+        </w:rPr>
+        <w:t>, con el número.</w:t>
+      </w:r>
+    </w:p>
+    <w:p>
+      <w:pPr>
+        <w:pStyle w:val="ListBullet"/>
+        <w:spacing w:after="60"/>
+        <w:ind w:left="360"/>
+      </w:pPr>
+      <w:r>
+        <w:rPr>
+          <w:b w:val="0"/>
+          <w:sz w:val="21"/>
+        </w:rPr>
+        <w:t xml:space="preserve">La ventana de silencio del firmware es </w:t>
+      </w:r>
+      <w:r>
+        <w:rPr>
+          <w:rFonts w:ascii="Consolas" w:hAnsi="Consolas"/>
+          <w:sz w:val="21"/>
+        </w:rPr>
+        <w:t>SILENCIO_MS = 3000</w:t>
+      </w:r>
+      <w:r>
+        <w:rPr>
+          <w:b w:val="0"/>
+          <w:sz w:val="21"/>
+        </w:rPr>
+        <w:t xml:space="preserve"> (</w:t>
+      </w:r>
+      <w:r>
+        <w:rPr>
+          <w:rFonts w:ascii="Consolas" w:hAnsi="Consolas"/>
+          <w:sz w:val="21"/>
+        </w:rPr>
+        <w:t>demanda.cpp</w:t>
+      </w:r>
+      <w:r>
+        <w:rPr>
+          <w:b w:val="0"/>
+          <w:sz w:val="21"/>
+        </w:rPr>
+        <w:t>, las dos puntas). La</w:t>
+      </w:r>
+    </w:p>
+    <w:p>
+      <w:pPr>
+        <w:spacing w:after="120"/>
+      </w:pPr>
+      <w:r>
+        <w:rPr>
+          <w:b w:val="0"/>
+          <w:sz w:val="21"/>
+        </w:rPr>
+        <w:t xml:space="preserve">desigualdad que tiene que cumplirse es </w:t>
+      </w:r>
+      <w:r>
+        <w:rPr>
+          <w:b/>
+          <w:sz w:val="21"/>
+        </w:rPr>
+        <w:t>`SILENCIO_MS &gt; Delay + tiempo de rearme`</w:t>
+      </w:r>
+      <w:r>
+        <w:rPr>
+          <w:b w:val="0"/>
+          <w:sz w:val="21"/>
+        </w:rPr>
+        <w:t>. Con el dato</w:t>
+      </w:r>
+    </w:p>
+    <w:p>
+      <w:pPr>
+        <w:spacing w:after="120"/>
+      </w:pPr>
+      <w:r>
+        <w:rPr>
+          <w:b w:val="0"/>
+          <w:sz w:val="21"/>
+        </w:rPr>
+        <w:t>de arriba se puede comprobar por primera vez:</w:t>
+      </w:r>
+    </w:p>
+    <w:p>
+      <w:pPr>
+        <w:spacing w:after="200"/>
+        <w:ind w:left="288"/>
+        <w:shd w:val="clear" w:fill="F4F4F4"/>
+      </w:pPr>
+      <w:r>
+        <w:rPr>
+          <w:rFonts w:ascii="Consolas" w:hAnsi="Consolas"/>
+          <w:sz w:val="18"/>
+        </w:rPr>
+        <w:t xml:space="preserve">  Delay elegido ______ s  +  rearme observado ______ s  =  ______ s</w:t>
+        <w:br/>
+        <w:t xml:space="preserve">  Es MENOR que los 3 s de SILENCIO_MS?   [ ] SI, la desigualdad se cumple</w:t>
+        <w:br/>
+        <w:t xml:space="preserve">                                         [ ] NO -&gt; HALLAZGO. Se anota y se avisa:</w:t>
+        <w:br/>
+        <w:t xml:space="preserve">                                             una misma deteccion se contaria dos veces</w:t>
+      </w:r>
+    </w:p>
+    <w:p>
+      <w:pPr>
+        <w:pStyle w:val="ListBullet"/>
+        <w:spacing w:after="60"/>
+        <w:ind w:left="360"/>
+      </w:pPr>
+      <w:r>
+        <w:rPr>
+          <w:b w:val="0"/>
+          <w:sz w:val="21"/>
+        </w:rPr>
+        <w:t xml:space="preserve">Resultado: 🎥 </w:t>
+      </w:r>
+      <w:r>
+        <w:rPr>
+          <w:b/>
+          <w:sz w:val="21"/>
+        </w:rPr>
+        <w:t>DATO ANOTADO</w:t>
+      </w:r>
+      <w:r>
+        <w:rPr>
+          <w:b w:val="0"/>
+          <w:sz w:val="21"/>
+        </w:rPr>
+        <w:t xml:space="preserve"> — Observación: ________________________________________</w:t>
+      </w:r>
+    </w:p>
+    <w:p>
+      <w:pPr>
+        <w:spacing w:after="80"/>
+      </w:pPr>
+    </w:p>
+    <w:p>
+      <w:pPr>
+        <w:spacing w:before="200" w:after="120"/>
+      </w:pPr>
+      <w:r>
+        <w:rPr>
+          <w:b/>
+          <w:color w:val="003366"/>
+          <w:sz w:val="23"/>
+        </w:rPr>
+        <w:t xml:space="preserve">C-3 · TIEMPO DE RESPUESTA: ENTRADA EN LA REGIÓN → CONTACTO CERRADO — ✅ </w:t>
+      </w:r>
+      <w:r>
+        <w:rPr>
+          <w:b/>
+          <w:color w:val="003366"/>
+          <w:sz w:val="23"/>
+        </w:rPr>
+        <w:t>CON CRITERIO</w:t>
+      </w:r>
+    </w:p>
+    <w:p>
+      <w:pPr>
+        <w:spacing w:after="120"/>
+      </w:pPr>
+      <w:r>
+        <w:rPr>
+          <w:b/>
+          <w:sz w:val="21"/>
+        </w:rPr>
+        <w:t>Por qué importa y no es un capricho de precisión:</w:t>
+      </w:r>
+      <w:r>
+        <w:rPr>
+          <w:b w:val="0"/>
+          <w:sz w:val="21"/>
+        </w:rPr>
+        <w:t xml:space="preserve"> si la cámara tarda más en cerrar que lo que</w:t>
+      </w:r>
+    </w:p>
+    <w:p>
+      <w:pPr>
+        <w:spacing w:after="120"/>
+      </w:pPr>
+      <w:r>
+        <w:rPr>
+          <w:b w:val="0"/>
+          <w:sz w:val="21"/>
+        </w:rPr>
+        <w:t xml:space="preserve">tarda el vehículo en llegar a la pluma, el bit </w:t>
+      </w:r>
+      <w:r>
+        <w:rPr>
+          <w:b/>
+          <w:sz w:val="21"/>
+        </w:rPr>
+        <w:t>llega tarde</w:t>
+      </w:r>
+      <w:r>
+        <w:rPr>
+          <w:b w:val="0"/>
+          <w:sz w:val="21"/>
+        </w:rPr>
+        <w:t xml:space="preserve"> y el veto que se está pensando para la</w:t>
+      </w:r>
+    </w:p>
+    <w:p>
+      <w:pPr>
+        <w:spacing w:after="120"/>
+      </w:pPr>
+      <w:r>
+        <w:rPr>
+          <w:b w:val="0"/>
+          <w:sz w:val="21"/>
+        </w:rPr>
+        <w:t>fase 5 no protege a nadie. Es el único número de la sección que se puede convertir en distancia.</w:t>
+      </w:r>
+    </w:p>
+    <w:p>
+      <w:pPr>
+        <w:spacing w:after="120"/>
+      </w:pPr>
+      <w:r>
+        <w:rPr>
+          <w:b w:val="0"/>
+          <w:sz w:val="21"/>
+        </w:rPr>
+        <w:t xml:space="preserve">*Preparación:* </w:t>
+      </w:r>
+      <w:r>
+        <w:rPr>
+          <w:rFonts w:ascii="Consolas" w:hAnsi="Consolas"/>
+          <w:sz w:val="21"/>
+        </w:rPr>
+        <w:t>Threshold</w:t>
+      </w:r>
+      <w:r>
+        <w:rPr>
+          <w:b w:val="0"/>
+          <w:sz w:val="21"/>
+        </w:rPr>
+        <w:t xml:space="preserve"> </w:t>
+      </w:r>
+      <w:r>
+        <w:rPr>
+          <w:b/>
+          <w:sz w:val="21"/>
+        </w:rPr>
+        <w:t>al mínimo</w:t>
+      </w:r>
+      <w:r>
+        <w:rPr>
+          <w:b w:val="0"/>
+          <w:sz w:val="21"/>
+        </w:rPr>
+        <w:t xml:space="preserve"> (su definición literal es *«the threshold for the time of</w:t>
+      </w:r>
+    </w:p>
+    <w:p>
+      <w:pPr>
+        <w:spacing w:after="120"/>
+      </w:pPr>
+      <w:r>
+        <w:rPr>
+          <w:b w:val="0"/>
+          <w:sz w:val="21"/>
+        </w:rPr>
+        <w:t xml:space="preserve">the object loitering in the region»*, manual </w:t>
+      </w:r>
+      <w:r>
+        <w:rPr>
+          <w:b/>
+          <w:sz w:val="21"/>
+        </w:rPr>
+        <w:t>PDF pág. 61 / impresa 49</w:t>
+      </w:r>
+      <w:r>
+        <w:rPr>
+          <w:b w:val="0"/>
+          <w:sz w:val="21"/>
+        </w:rPr>
+        <w:t>: es un temporizador de</w:t>
+      </w:r>
+    </w:p>
+    <w:p>
+      <w:pPr>
+        <w:spacing w:after="120"/>
+      </w:pPr>
+      <w:r>
+        <w:rPr>
+          <w:b w:val="0"/>
+          <w:sz w:val="21"/>
+        </w:rPr>
+        <w:t xml:space="preserve">permanencia, así que </w:t>
+      </w:r>
+      <w:r>
+        <w:rPr>
+          <w:b/>
+          <w:sz w:val="21"/>
+        </w:rPr>
+        <w:t>el tiempo de respuesta nunca puede ser menor que el `Threshold`</w:t>
+      </w:r>
+      <w:r>
+        <w:rPr>
+          <w:b w:val="0"/>
+          <w:sz w:val="21"/>
+        </w:rPr>
+        <w:t>),</w:t>
+      </w:r>
+    </w:p>
+    <w:p>
+      <w:pPr>
+        <w:spacing w:after="120"/>
+      </w:pPr>
+      <w:r>
+        <w:rPr>
+          <w:rFonts w:ascii="Consolas" w:hAnsi="Consolas"/>
+          <w:sz w:val="21"/>
+        </w:rPr>
+        <w:t>Sensitivity</w:t>
+      </w:r>
+      <w:r>
+        <w:rPr>
+          <w:b w:val="0"/>
+          <w:sz w:val="21"/>
+        </w:rPr>
+        <w:t xml:space="preserve"> alta, </w:t>
+      </w:r>
+      <w:r>
+        <w:rPr>
+          <w:rFonts w:ascii="Consolas" w:hAnsi="Consolas"/>
+          <w:sz w:val="21"/>
+        </w:rPr>
+        <w:t>Size Filter</w:t>
+      </w:r>
+      <w:r>
+        <w:rPr>
+          <w:b w:val="0"/>
+          <w:sz w:val="21"/>
+        </w:rPr>
+        <w:t xml:space="preserve"> puesto, y el </w:t>
+      </w:r>
+      <w:r>
+        <w:rPr>
+          <w:rFonts w:ascii="Consolas" w:hAnsi="Consolas"/>
+          <w:sz w:val="21"/>
+        </w:rPr>
+        <w:t>Delay</w:t>
+      </w:r>
+      <w:r>
+        <w:rPr>
+          <w:b w:val="0"/>
+          <w:sz w:val="21"/>
+        </w:rPr>
+        <w:t xml:space="preserve"> de </w:t>
+      </w:r>
+      <w:r>
+        <w:rPr>
+          <w:rFonts w:ascii="Consolas" w:hAnsi="Consolas"/>
+          <w:sz w:val="21"/>
+        </w:rPr>
+        <w:t>C-2</w:t>
+      </w:r>
+      <w:r>
+        <w:rPr>
+          <w:b w:val="0"/>
+          <w:sz w:val="21"/>
+        </w:rPr>
+        <w:t>.</w:t>
+      </w:r>
+    </w:p>
+    <w:p>
+      <w:pPr>
+        <w:spacing w:after="120"/>
+      </w:pPr>
+      <w:r>
+        <w:rPr>
+          <w:b w:val="0"/>
+          <w:sz w:val="21"/>
+        </w:rPr>
+        <w:t xml:space="preserve">*Procedimiento:* </w:t>
+      </w:r>
+      <w:r>
+        <w:rPr>
+          <w:b/>
+          <w:sz w:val="21"/>
+        </w:rPr>
+        <w:t>treinta pasadas como mínimo, en tres condiciones.</w:t>
+      </w:r>
+      <w:r>
+        <w:rPr>
+          <w:b w:val="0"/>
+          <w:sz w:val="21"/>
+        </w:rPr>
+        <w:t xml:space="preserve"> Se cronometra desde que el</w:t>
+      </w:r>
+    </w:p>
+    <w:p>
+      <w:pPr>
+        <w:spacing w:after="120"/>
+      </w:pPr>
+      <w:r>
+        <w:rPr>
+          <w:b w:val="0"/>
+          <w:sz w:val="21"/>
+        </w:rPr>
+        <w:t xml:space="preserve">objetivo </w:t>
+      </w:r>
+      <w:r>
+        <w:rPr>
+          <w:b/>
+          <w:sz w:val="21"/>
+        </w:rPr>
+        <w:t>cruza la línea de la región</w:t>
+      </w:r>
+      <w:r>
+        <w:rPr>
+          <w:b w:val="0"/>
+          <w:sz w:val="21"/>
+        </w:rPr>
+        <w:t xml:space="preserve"> hasta que el multímetro pita.</w:t>
+      </w:r>
+    </w:p>
+    <w:p>
+      <w:pPr>
+        <w:spacing w:after="200"/>
+        <w:ind w:left="288"/>
+        <w:shd w:val="clear" w:fill="F4F4F4"/>
+      </w:pPr>
+      <w:r>
+        <w:rPr>
+          <w:rFonts w:ascii="Consolas" w:hAnsi="Consolas"/>
+          <w:sz w:val="18"/>
+        </w:rPr>
+        <w:t xml:space="preserve">  Threshold configurado ______   Sensitivity ______   Size Filter min ______ max ______</w:t>
+        <w:br/>
+        <w:br/>
+        <w:t xml:space="preserve">  A) DE DIA, con luz natural            (10 pasadas)</w:t>
+        <w:br/>
+        <w:t xml:space="preserve">     ___ ___ ___ ___ ___ ___ ___ ___ ___ ___   segundos</w:t>
+        <w:br/>
+        <w:t xml:space="preserve">     minimo ______  maximo ______  media ______   fallos (no cerro) ______</w:t>
+        <w:br/>
+        <w:br/>
+        <w:t xml:space="preserve">  B) DE NOCHE, con los IR encendidos    (10 pasadas)</w:t>
+        <w:br/>
+        <w:t xml:space="preserve">     ___ ___ ___ ___ ___ ___ ___ ___ ___ ___   segundos</w:t>
+        <w:br/>
+        <w:t xml:space="preserve">     minimo ______  maximo ______  media ______   fallos (no cerro) ______</w:t>
+        <w:br/>
+        <w:br/>
+        <w:t xml:space="preserve">  C) CON LLUVIA o con la manguera       (10 pasadas)</w:t>
+        <w:br/>
+        <w:t xml:space="preserve">     ___ ___ ___ ___ ___ ___ ___ ___ ___ ___   segundos</w:t>
+        <w:br/>
+        <w:t xml:space="preserve">     minimo ______  maximo ______  media ______   fallos (no cerro) ______</w:t>
+        <w:br/>
+        <w:t xml:space="preserve">        Si no llueve y no hay manguera: [ ] NO EJECUTADA, motivo anotado.</w:t>
+        <w:br/>
+        <w:t xml:space="preserve">        NO se rellena con los numeros del apartado A.</w:t>
+      </w:r>
+    </w:p>
+    <w:p>
+      <w:pPr>
+        <w:spacing w:after="120"/>
+      </w:pPr>
+      <w:r>
+        <w:rPr>
+          <w:b w:val="0"/>
+          <w:sz w:val="21"/>
+        </w:rPr>
+        <w:t xml:space="preserve">*Criterio, y es lo único de </w:t>
+      </w:r>
+      <w:r>
+        <w:rPr>
+          <w:rFonts w:ascii="Consolas" w:hAnsi="Consolas"/>
+          <w:sz w:val="21"/>
+        </w:rPr>
+        <w:t>C-3</w:t>
+      </w:r>
+      <w:r>
+        <w:rPr>
+          <w:b w:val="0"/>
+          <w:sz w:val="21"/>
+        </w:rPr>
+        <w:t xml:space="preserve"> que se puede suspender:* **el peor caso de las treinta —el máximo</w:t>
+      </w:r>
+    </w:p>
+    <w:p>
+      <w:pPr>
+        <w:spacing w:after="120"/>
+      </w:pPr>
+      <w:r>
+        <w:rPr>
+          <w:b w:val="0"/>
+          <w:sz w:val="21"/>
+        </w:rPr>
+        <w:t>de las tres tandas— es el número que vale.** Una media buena con un máximo de ocho segundos no sirve</w:t>
+      </w:r>
+    </w:p>
+    <w:p>
+      <w:pPr>
+        <w:spacing w:after="120"/>
+      </w:pPr>
+      <w:r>
+        <w:rPr>
+          <w:b w:val="0"/>
+          <w:sz w:val="21"/>
+        </w:rPr>
+        <w:t>para nada: en la calle el que decide es el peor.</w:t>
+      </w:r>
+    </w:p>
+    <w:p>
+      <w:pPr>
+        <w:pStyle w:val="ListBullet"/>
+        <w:spacing w:after="60"/>
+        <w:ind w:left="360"/>
+      </w:pPr>
+      <w:r>
+        <w:rPr>
+          <w:b w:val="0"/>
+          <w:sz w:val="21"/>
+        </w:rPr>
+        <w:t>Peor caso de las 30: ______ s · ¿alguna pasada NO cerró el contacto? ______ de 30</w:t>
+      </w:r>
+    </w:p>
+    <w:p>
+      <w:pPr>
+        <w:pStyle w:val="ListBullet"/>
+        <w:spacing w:after="60"/>
+        <w:ind w:left="360"/>
+      </w:pPr>
+      <w:r>
+        <w:rPr>
+          <w:b w:val="0"/>
+          <w:sz w:val="21"/>
+        </w:rPr>
+        <w:t xml:space="preserve">Resultado: </w:t>
+      </w:r>
+      <w:r>
+        <w:rPr>
+          <w:rFonts w:ascii="Consolas" w:hAnsi="Consolas"/>
+          <w:sz w:val="21"/>
+        </w:rPr>
+        <w:t>[ ] CUMPLE  [ ] NO CUMPLE</w:t>
+      </w:r>
+      <w:r>
+        <w:rPr>
+          <w:b w:val="0"/>
+          <w:sz w:val="21"/>
+        </w:rPr>
+        <w:t xml:space="preserve"> — *(CUMPLE = las 30 cerraron y el peor caso está por debajo</w:t>
+      </w:r>
+    </w:p>
+    <w:p>
+      <w:pPr>
+        <w:spacing w:after="120"/>
+      </w:pPr>
+      <w:r>
+        <w:rPr>
+          <w:b w:val="0"/>
+          <w:sz w:val="21"/>
+        </w:rPr>
+        <w:t>de lo que el responsable fije como aceptable. **Si nadie lo ha fijado, se deja SIN FIRMAR y se</w:t>
+      </w:r>
+    </w:p>
+    <w:p>
+      <w:pPr>
+        <w:spacing w:after="120"/>
+      </w:pPr>
+      <w:r>
+        <w:rPr>
+          <w:b w:val="0"/>
+          <w:sz w:val="21"/>
+        </w:rPr>
+        <w:t>anota el número**: firmar contra un umbral que no existe es inventarlo.)*</w:t>
+      </w:r>
+    </w:p>
+    <w:p>
+      <w:pPr>
+        <w:pStyle w:val="ListBullet"/>
+        <w:spacing w:after="60"/>
+        <w:ind w:left="360"/>
+      </w:pPr>
+      <w:r>
+        <w:rPr>
+          <w:b w:val="0"/>
+          <w:sz w:val="21"/>
+        </w:rPr>
+        <w:t>Umbral aceptable, si el responsable lo fijó ese día: ______ s — quién lo fijó: ____________</w:t>
+      </w:r>
+    </w:p>
+    <w:p>
+      <w:pPr>
+        <w:spacing w:after="80"/>
+      </w:pPr>
+    </w:p>
+    <w:p>
+      <w:pPr>
+        <w:spacing w:before="200" w:after="120"/>
+      </w:pPr>
+      <w:r>
+        <w:rPr>
+          <w:b/>
+          <w:color w:val="003366"/>
+          <w:sz w:val="23"/>
+        </w:rPr>
+        <w:t xml:space="preserve">C-4 · EL CONTACTO: ¿ES RELÉ SECO DE VERDAD, Y QUÉ HACE AL ARRANCAR? — ✅ </w:t>
+      </w:r>
+      <w:r>
+        <w:rPr>
+          <w:b/>
+          <w:color w:val="003366"/>
+          <w:sz w:val="23"/>
+        </w:rPr>
+        <w:t>CON CRITERIO</w:t>
+      </w:r>
+    </w:p>
+    <w:p>
+      <w:pPr>
+        <w:spacing w:after="120"/>
+      </w:pPr>
+      <w:r>
+        <w:rPr>
+          <w:b/>
+          <w:sz w:val="21"/>
+        </w:rPr>
+        <w:t>Lo que hay medido hoy y lo que no.</w:t>
+      </w:r>
+      <w:r>
+        <w:rPr>
+          <w:b w:val="0"/>
+          <w:sz w:val="21"/>
+        </w:rPr>
+        <w:t xml:space="preserve"> La ficha dice </w:t>
+      </w:r>
+      <w:r>
+        <w:rPr>
+          <w:rFonts w:ascii="Consolas" w:hAnsi="Consolas"/>
+          <w:sz w:val="21"/>
+        </w:rPr>
+        <w:t>1 output (max. 24 V DC / 24 V AC, 1 A)</w:t>
+      </w:r>
+      <w:r>
+        <w:rPr>
+          <w:b w:val="0"/>
+          <w:sz w:val="21"/>
+        </w:rPr>
+        <w:t>. La</w:t>
+      </w:r>
+    </w:p>
+    <w:p>
+      <w:pPr>
+        <w:spacing w:after="120"/>
+      </w:pPr>
+      <w:r>
+        <w:rPr>
+          <w:b w:val="0"/>
+          <w:sz w:val="21"/>
+        </w:rPr>
+        <w:t xml:space="preserve">guía rápida que hay en disco trae, en su </w:t>
+      </w:r>
+      <w:r>
+        <w:rPr>
+          <w:b/>
+          <w:sz w:val="21"/>
+        </w:rPr>
+        <w:t>página impresa 8</w:t>
+      </w:r>
+      <w:r>
+        <w:rPr>
+          <w:b w:val="0"/>
+          <w:sz w:val="21"/>
+        </w:rPr>
+        <w:t>, una tabla de interfaces que dice</w:t>
+      </w:r>
+    </w:p>
+    <w:p>
+      <w:pPr>
+        <w:spacing w:after="120"/>
+      </w:pPr>
+      <w:r>
+        <w:rPr>
+          <w:b w:val="0"/>
+          <w:sz w:val="21"/>
+        </w:rPr>
+        <w:t>literalmente:</w:t>
+      </w:r>
+    </w:p>
+    <w:p>
+      <w:pPr>
+        <w:spacing w:after="200"/>
+        <w:ind w:left="288"/>
+        <w:shd w:val="clear" w:fill="F4F4F4"/>
+      </w:pPr>
+      <w:r>
+        <w:rPr>
+          <w:rFonts w:ascii="Consolas" w:hAnsi="Consolas"/>
+          <w:sz w:val="18"/>
+        </w:rPr>
+        <w:t xml:space="preserve">  ALARM OUT   Alarm output interface.</w:t>
+        <w:br/>
+        <w:t xml:space="preserve">              1A and 1B, 2A and 2B, 3A and 3B are three pairs of alarm outputs</w:t>
+        <w:br/>
+        <w:t xml:space="preserve">  ALARM IN    Alarm input interface.</w:t>
+        <w:br/>
+        <w:t xml:space="preserve">              IN1 and GND1, IN2 and GND2 are two pairs of alarm inputs</w:t>
+        <w:br/>
+        <w:t xml:space="preserve">  Note: The interface varies with the models.</w:t>
+        <w:br/>
+        <w:t xml:space="preserve">        Please refer to the product manual for details.</w:t>
+      </w:r>
+    </w:p>
+    <w:p>
+      <w:pPr>
+        <w:spacing w:after="120"/>
+      </w:pPr>
+      <w:r>
+        <w:rPr>
+          <w:b/>
+          <w:sz w:val="21"/>
+        </w:rPr>
+        <w:t>Eso cierra una deducción que estaba escrita como deducción:</w:t>
+      </w:r>
+      <w:r>
+        <w:rPr>
+          <w:b w:val="0"/>
+          <w:sz w:val="21"/>
+        </w:rPr>
+        <w:t xml:space="preserve"> </w:t>
+      </w:r>
+      <w:r>
+        <w:rPr>
+          <w:rFonts w:ascii="Consolas" w:hAnsi="Consolas"/>
+          <w:sz w:val="21"/>
+        </w:rPr>
+        <w:t>1A</w:t>
+      </w:r>
+      <w:r>
+        <w:rPr>
+          <w:b w:val="0"/>
+          <w:sz w:val="21"/>
+        </w:rPr>
+        <w:t xml:space="preserve"> y </w:t>
+      </w:r>
+      <w:r>
+        <w:rPr>
+          <w:rFonts w:ascii="Consolas" w:hAnsi="Consolas"/>
+          <w:sz w:val="21"/>
+        </w:rPr>
+        <w:t>1B</w:t>
+      </w:r>
+      <w:r>
+        <w:rPr>
+          <w:b w:val="0"/>
+          <w:sz w:val="21"/>
+        </w:rPr>
+        <w:t xml:space="preserve"> son **los dos terminales</w:t>
+      </w:r>
+    </w:p>
+    <w:p>
+      <w:pPr>
+        <w:spacing w:after="120"/>
+      </w:pPr>
+      <w:r>
+        <w:rPr>
+          <w:b w:val="0"/>
+          <w:sz w:val="21"/>
+        </w:rPr>
+        <w:t>del MISMO contacto**, no dos salidas — lo dice la palabra *pairs*. Lo que **sigue sin estar en</w:t>
+      </w:r>
+    </w:p>
+    <w:p>
+      <w:pPr>
+        <w:spacing w:after="120"/>
+      </w:pPr>
+      <w:r>
+        <w:rPr>
+          <w:b w:val="0"/>
+          <w:sz w:val="21"/>
+        </w:rPr>
+        <w:t>ninguna parte</w:t>
+      </w:r>
+      <w:r>
+        <w:rPr>
+          <w:b/>
+          <w:sz w:val="21"/>
+        </w:rPr>
+        <w:t xml:space="preserve"> es si ese contacto es </w:t>
+      </w:r>
+      <w:r>
+        <w:rPr>
+          <w:b w:val="0"/>
+          <w:sz w:val="21"/>
+        </w:rPr>
+        <w:t>mecánico o de estado sólido</w:t>
+      </w:r>
+      <w:r>
+        <w:rPr>
+          <w:b/>
+          <w:sz w:val="21"/>
+        </w:rPr>
+        <w:t xml:space="preserve">, su </w:t>
+      </w:r>
+      <w:r>
+        <w:rPr>
+          <w:b w:val="0"/>
+          <w:sz w:val="21"/>
+        </w:rPr>
+        <w:t>corriente mínima de</w:t>
+      </w:r>
+    </w:p>
+    <w:p>
+      <w:pPr>
+        <w:spacing w:after="120"/>
+      </w:pPr>
+      <w:r>
+        <w:rPr>
+          <w:b w:val="0"/>
+          <w:sz w:val="21"/>
+        </w:rPr>
+        <w:t>conmutación</w:t>
+      </w:r>
+      <w:r>
+        <w:rPr>
+          <w:b/>
+          <w:sz w:val="21"/>
+        </w:rPr>
+        <w:t xml:space="preserve"> y su </w:t>
+      </w:r>
+      <w:r>
+        <w:rPr>
+          <w:b w:val="0"/>
+          <w:sz w:val="21"/>
+        </w:rPr>
+        <w:t>material**. Medido sobre las 110 páginas del manual de usuario: las palabras</w:t>
+      </w:r>
+    </w:p>
+    <w:p>
+      <w:pPr>
+        <w:spacing w:after="120"/>
+      </w:pPr>
+      <w:r>
+        <w:rPr>
+          <w:b/>
+          <w:sz w:val="21"/>
+        </w:rPr>
+        <w:t>`relay`, `dry contact`, `Normally Open` y `Normally Closed` aparecen CERO veces</w:t>
+      </w:r>
+      <w:r>
+        <w:rPr>
+          <w:b w:val="0"/>
+          <w:sz w:val="21"/>
+        </w:rPr>
+        <w:t>.</w:t>
+      </w:r>
+    </w:p>
+    <w:p>
+      <w:pPr>
+        <w:spacing w:after="120"/>
+      </w:pPr>
+      <w:r>
+        <w:rPr>
+          <w:b w:val="0"/>
+          <w:sz w:val="21"/>
+        </w:rPr>
+        <w:t>*Procedimiento — con la cámara SIN alimentar primero:*</w:t>
+      </w:r>
+    </w:p>
+    <w:p>
+      <w:pPr>
+        <w:spacing w:after="200"/>
+        <w:ind w:left="288"/>
+        <w:shd w:val="clear" w:fill="F4F4F4"/>
+      </w:pPr>
+      <w:r>
+        <w:rPr>
+          <w:rFonts w:ascii="Consolas" w:hAnsi="Consolas"/>
+          <w:sz w:val="18"/>
+        </w:rPr>
+        <w:t xml:space="preserve">  1) SIN ALIMENTAR, ohmimetro entre 1A y 1B:</w:t>
+        <w:br/>
+        <w:t xml:space="preserve">        Resistencia ________ ohmios      [ ] circuito abierto (OL)</w:t>
+        <w:br/>
+        <w:t xml:space="preserve">     -&gt; Un rele seco sin alimentar esta ABIERTO o CERRADO segun su tipo, pero</w:t>
+        <w:br/>
+        <w:t xml:space="preserve">        NUNCA da una resistencia intermedia estable. Si sale un valor de unos</w:t>
+        <w:br/>
+        <w:t xml:space="preserve">        pocos cientos de ohmios o cambia al invertir las puntas, NO es un</w:t>
+        <w:br/>
+        <w:t xml:space="preserve">        contacto seco: es un semiconductor. Se anota y se avisa.</w:t>
+        <w:br/>
+        <w:t xml:space="preserve">        Invirtiendo las puntas da lo mismo?   [ ] SI   [ ] NO -&gt; HALLAZGO</w:t>
+        <w:br/>
+        <w:br/>
+        <w:t xml:space="preserve">  2) SIN ALIMENTAR, voltimetro en DC entre 1A y 1B:</w:t>
+        <w:br/>
+        <w:t xml:space="preserve">        Tension propia ________ V   -&gt; tiene que ser 0. Si no lo es, la salida</w:t>
+        <w:br/>
+        <w:t xml:space="preserve">                                       lleva tension propia y NO es contacto seco.</w:t>
+        <w:br/>
+        <w:br/>
+        <w:t xml:space="preserve">  3) YA ALIMENTADA y en reposo (sin alarma):</w:t>
+        <w:br/>
+        <w:t xml:space="preserve">        Continuidad 1A-1B:  [ ] ABIERTO -&gt; es NO, es lo que este diseno espera</w:t>
+        <w:br/>
+        <w:t xml:space="preserve">                            [ ] CERRADO -&gt; es NC. PARAR: con el cableado de J16</w:t>
+        <w:br/>
+        <w:t xml:space="preserve">                                           eso es demanda permanente. Buscar si</w:t>
+        <w:br/>
+        <w:t xml:space="preserve">                                           hay ajuste NO/NC y anotarlo abajo.</w:t>
+        <w:br/>
+        <w:t xml:space="preserve">        Existe un ajuste NO/NC en el menu?  [ ] SI, se llama ______________</w:t>
+        <w:br/>
+        <w:t xml:space="preserve">                                            [ ] NO aparece por ningun lado</w:t>
+      </w:r>
+    </w:p>
+    <w:p>
+      <w:pPr>
+        <w:spacing w:after="120"/>
+      </w:pPr>
+      <w:r>
+        <w:rPr>
+          <w:b w:val="0"/>
+          <w:sz w:val="21"/>
+        </w:rPr>
+        <w:t>*Y la parte que nadie ha mirado nunca, que es el arranque:*</w:t>
+      </w:r>
+    </w:p>
+    <w:p>
+      <w:pPr>
+        <w:spacing w:after="120"/>
+      </w:pPr>
+      <w:r>
+        <w:rPr>
+          <w:b/>
+          <w:sz w:val="21"/>
+        </w:rPr>
+        <w:t>Por qué importa, con el símbolo del firmware delante:</w:t>
+      </w:r>
+      <w:r>
+        <w:rPr>
+          <w:b w:val="0"/>
+          <w:sz w:val="21"/>
+        </w:rPr>
+        <w:t xml:space="preserve"> el Maestro y el Esclavo siembran el nivel</w:t>
+      </w:r>
+    </w:p>
+    <w:p>
+      <w:pPr>
+        <w:spacing w:after="120"/>
+      </w:pPr>
+      <w:r>
+        <w:rPr>
+          <w:b w:val="0"/>
+          <w:sz w:val="21"/>
+        </w:rPr>
+        <w:t xml:space="preserve">de reposo de las entradas de cámara </w:t>
+      </w:r>
+      <w:r>
+        <w:rPr>
+          <w:b/>
+          <w:sz w:val="21"/>
+        </w:rPr>
+        <w:t>una sola vez, en el arranque</w:t>
+      </w:r>
+      <w:r>
+        <w:rPr>
+          <w:b w:val="0"/>
+          <w:sz w:val="21"/>
+        </w:rPr>
+        <w:t xml:space="preserve"> —</w:t>
+      </w:r>
+      <w:r>
+        <w:rPr>
+          <w:rFonts w:ascii="Consolas" w:hAnsi="Consolas"/>
+          <w:sz w:val="21"/>
+        </w:rPr>
+        <w:t>camaras_sembrar()</w:t>
+      </w:r>
+      <w:r>
+        <w:rPr>
+          <w:b w:val="0"/>
+          <w:sz w:val="21"/>
+        </w:rPr>
+        <w:t xml:space="preserve"> en</w:t>
+      </w:r>
+    </w:p>
+    <w:p>
+      <w:pPr>
+        <w:spacing w:after="120"/>
+      </w:pPr>
+      <w:r>
+        <w:rPr>
+          <w:rFonts w:ascii="Consolas" w:hAnsi="Consolas"/>
+          <w:sz w:val="21"/>
+        </w:rPr>
+        <w:t>botones.cpp</w:t>
+      </w:r>
+      <w:r>
+        <w:rPr>
+          <w:b w:val="0"/>
+          <w:sz w:val="21"/>
+        </w:rPr>
+        <w:t xml:space="preserve"> de las dos puntas—, y a partir de ahí piden paso </w:t>
+      </w:r>
+      <w:r>
+        <w:rPr>
+          <w:b/>
+          <w:sz w:val="21"/>
+        </w:rPr>
+        <w:t>por flanco</w:t>
+      </w:r>
+      <w:r>
+        <w:rPr>
+          <w:b w:val="0"/>
+          <w:sz w:val="21"/>
+        </w:rPr>
+        <w:t>. Un contacto que dé un</w:t>
+      </w:r>
+    </w:p>
+    <w:p>
+      <w:pPr>
+        <w:spacing w:after="120"/>
+      </w:pPr>
+      <w:r>
+        <w:rPr>
+          <w:b w:val="0"/>
+          <w:sz w:val="21"/>
+        </w:rPr>
+        <w:t>pulso mientras la cámara arranca, con el semáforo ya en marcha, **es un flanco: es una petición de</w:t>
+      </w:r>
+    </w:p>
+    <w:p>
+      <w:pPr>
+        <w:spacing w:after="120"/>
+      </w:pPr>
+      <w:r>
+        <w:rPr>
+          <w:b w:val="0"/>
+          <w:sz w:val="21"/>
+        </w:rPr>
+        <w:t>paso que nadie hizo**.</w:t>
+      </w:r>
+    </w:p>
+    <w:p>
+      <w:pPr>
+        <w:spacing w:after="200"/>
+        <w:ind w:left="288"/>
+        <w:shd w:val="clear" w:fill="F4F4F4"/>
+      </w:pPr>
+      <w:r>
+        <w:rPr>
+          <w:rFonts w:ascii="Consolas" w:hAnsi="Consolas"/>
+          <w:sz w:val="18"/>
+        </w:rPr>
+        <w:t xml:space="preserve">  4) ARRANQUE DE LA CAMARA con el multimetro en continuidad puesto:</w:t>
+        <w:br/>
+        <w:t xml:space="preserve">        Al darle energia, el contacto 1A-1B:</w:t>
+        <w:br/>
+        <w:t xml:space="preserve">           [ ] no se mueve en ningun momento</w:t>
+        <w:br/>
+        <w:t xml:space="preserve">           [ ] da UN pulso     -&gt; duracion ______ s, a los ______ s de encender</w:t>
+        <w:br/>
+        <w:t xml:space="preserve">           [ ] da VARIOS pulsos -&gt; cuantos ______</w:t>
+        <w:br/>
+        <w:t xml:space="preserve">           [ ] se queda cerrado y abre a los ______ s</w:t>
+        <w:br/>
+        <w:t xml:space="preserve">        Cuanto tarda desde que se le da energia hasta que ya detecta</w:t>
+        <w:br/>
+        <w:t xml:space="preserve">        (primera deteccion buena despues de encender) ............ ______ s</w:t>
+        <w:br/>
+        <w:br/>
+        <w:t xml:space="preserve">  5) REINICIO EN MARCHA (Reboot desde el menu, con la camara ya caliente):</w:t>
+        <w:br/>
+        <w:t xml:space="preserve">        El contacto 1A-1B durante el reinicio:</w:t>
+        <w:br/>
+        <w:t xml:space="preserve">           [ ] no se mueve   [ ] da ______ pulsos de ______ s</w:t>
+        <w:br/>
+        <w:t xml:space="preserve">        Y durante un corte de energia BRUSCO (quitar el jack):</w:t>
+        <w:br/>
+        <w:t xml:space="preserve">           [ ] no se mueve   [ ] da ______ pulsos de ______ s</w:t>
+      </w:r>
+    </w:p>
+    <w:p>
+      <w:pPr>
+        <w:pStyle w:val="ListBullet"/>
+        <w:spacing w:after="60"/>
+        <w:ind w:left="360"/>
+      </w:pPr>
+      <w:r>
+        <w:rPr>
+          <w:b w:val="0"/>
+          <w:sz w:val="21"/>
+        </w:rPr>
+        <w:t xml:space="preserve">Resultado: </w:t>
+      </w:r>
+      <w:r>
+        <w:rPr>
+          <w:rFonts w:ascii="Consolas" w:hAnsi="Consolas"/>
+          <w:sz w:val="21"/>
+        </w:rPr>
+        <w:t>[ ] CUMPLE  [ ] NO CUMPLE</w:t>
+      </w:r>
+      <w:r>
+        <w:rPr>
+          <w:b w:val="0"/>
+          <w:sz w:val="21"/>
+        </w:rPr>
+        <w:t xml:space="preserve"> — *(CUMPLE = es contacto seco sin tensión propia, abierto en</w:t>
+      </w:r>
+    </w:p>
+    <w:p>
+      <w:pPr>
+        <w:spacing w:after="120"/>
+      </w:pPr>
+      <w:r>
+        <w:rPr>
+          <w:b w:val="0"/>
+          <w:sz w:val="21"/>
+        </w:rPr>
+        <w:t xml:space="preserve">reposo, </w:t>
+      </w:r>
+      <w:r>
+        <w:rPr>
+          <w:b/>
+          <w:sz w:val="21"/>
+        </w:rPr>
+        <w:t>y no da ningún pulso ni al arrancar ni al reiniciar ni al cortar</w:t>
+      </w:r>
+      <w:r>
+        <w:rPr>
+          <w:b w:val="0"/>
+          <w:sz w:val="21"/>
+        </w:rPr>
+        <w:t>. Cualquier pulso en</w:t>
+      </w:r>
+    </w:p>
+    <w:p>
+      <w:pPr>
+        <w:spacing w:after="120"/>
+      </w:pPr>
+      <w:r>
+        <w:rPr>
+          <w:b w:val="0"/>
+          <w:sz w:val="21"/>
+        </w:rPr>
+        <w:t xml:space="preserve">esos tres momentos es un </w:t>
+      </w:r>
+      <w:r>
+        <w:rPr>
+          <w:rFonts w:ascii="Consolas" w:hAnsi="Consolas"/>
+          <w:sz w:val="21"/>
+        </w:rPr>
+        <w:t>NO CUMPLE</w:t>
+      </w:r>
+      <w:r>
+        <w:rPr>
+          <w:b w:val="0"/>
+          <w:sz w:val="21"/>
+        </w:rPr>
+        <w:t xml:space="preserve"> y hay que escribirlo: el firmware no puede distinguirlo de un</w:t>
+      </w:r>
+    </w:p>
+    <w:p>
+      <w:pPr>
+        <w:spacing w:after="120"/>
+      </w:pPr>
+      <w:r>
+        <w:rPr>
+          <w:b w:val="0"/>
+          <w:sz w:val="21"/>
+        </w:rPr>
+        <w:t>coche.)*</w:t>
+      </w:r>
+    </w:p>
+    <w:p>
+      <w:pPr>
+        <w:pStyle w:val="ListBullet"/>
+        <w:spacing w:after="60"/>
+        <w:ind w:left="360"/>
+      </w:pPr>
+      <w:r>
+        <w:rPr>
+          <w:b w:val="0"/>
+          <w:sz w:val="21"/>
+        </w:rPr>
+        <w:t>Observación: ______________________________________________________________________</w:t>
+      </w:r>
+    </w:p>
+    <w:p>
+      <w:pPr>
+        <w:spacing w:after="80"/>
+      </w:pPr>
+    </w:p>
+    <w:p>
+      <w:pPr>
+        <w:spacing w:before="200" w:after="120"/>
+      </w:pPr>
+      <w:r>
+        <w:rPr>
+          <w:b/>
+          <w:color w:val="003366"/>
+          <w:sz w:val="23"/>
+        </w:rPr>
+        <w:t xml:space="preserve">C-5 · QUÉ ESPERA ELÉCTRICAMENTE LA </w:t>
+      </w:r>
+      <w:r>
+        <w:rPr>
+          <w:b/>
+          <w:color w:val="003366"/>
+          <w:sz w:val="23"/>
+        </w:rPr>
+        <w:t>ENTRADA</w:t>
+      </w:r>
+      <w:r>
+        <w:rPr>
+          <w:b/>
+          <w:color w:val="003366"/>
+          <w:sz w:val="23"/>
+        </w:rPr>
+        <w:t xml:space="preserve"> DE ALARMA (</w:t>
+      </w:r>
+      <w:r>
+        <w:rPr>
+          <w:rFonts w:ascii="Consolas" w:hAnsi="Consolas"/>
+          <w:color w:val="003366"/>
+          <w:sz w:val="23"/>
+        </w:rPr>
+        <w:t>IN1</w:t>
+      </w:r>
+      <w:r>
+        <w:rPr>
+          <w:b/>
+          <w:color w:val="003366"/>
+          <w:sz w:val="23"/>
+        </w:rPr>
+        <w:t>/</w:t>
+      </w:r>
+      <w:r>
+        <w:rPr>
+          <w:rFonts w:ascii="Consolas" w:hAnsi="Consolas"/>
+          <w:color w:val="003366"/>
+          <w:sz w:val="23"/>
+        </w:rPr>
+        <w:t>GND1</w:t>
+      </w:r>
+      <w:r>
+        <w:rPr>
+          <w:b/>
+          <w:color w:val="003366"/>
+          <w:sz w:val="23"/>
+        </w:rPr>
+        <w:t xml:space="preserve">) — 🛑 </w:t>
+      </w:r>
+      <w:r>
+        <w:rPr>
+          <w:b/>
+          <w:color w:val="003366"/>
+          <w:sz w:val="23"/>
+        </w:rPr>
+        <w:t>BLOQUEADA</w:t>
+      </w:r>
+    </w:p>
+    <w:p>
+      <w:pPr>
+        <w:spacing w:after="120"/>
+      </w:pPr>
+      <w:r>
+        <w:rPr>
+          <w:b/>
+          <w:sz w:val="21"/>
+        </w:rPr>
+        <w:t>Esta no se puede contestar hoy y se deja escrita como pregunta, no como paso.</w:t>
+      </w:r>
+      <w:r>
+        <w:rPr>
+          <w:b w:val="0"/>
+          <w:sz w:val="21"/>
+        </w:rPr>
+        <w:t xml:space="preserve"> Es la vía de</w:t>
+      </w:r>
+    </w:p>
+    <w:p>
+      <w:pPr>
+        <w:spacing w:after="120"/>
+      </w:pPr>
+      <w:r>
+        <w:rPr>
+          <w:rFonts w:ascii="Consolas" w:hAnsi="Consolas"/>
+          <w:sz w:val="21"/>
+        </w:rPr>
+        <w:t>DECISIONES.md</w:t>
+      </w:r>
+      <w:r>
+        <w:rPr>
+          <w:b w:val="0"/>
+          <w:sz w:val="21"/>
+        </w:rPr>
+        <w:t xml:space="preserve"> </w:t>
+      </w:r>
+      <w:r>
+        <w:rPr>
+          <w:b/>
+          <w:sz w:val="21"/>
+        </w:rPr>
+        <w:t>D-14</w:t>
+      </w:r>
+      <w:r>
+        <w:rPr>
+          <w:b w:val="0"/>
+          <w:sz w:val="21"/>
+        </w:rPr>
+        <w:t xml:space="preserve"> —el controlador cierra un contacto y la cámara graba— y **es la única que no</w:t>
+      </w:r>
+    </w:p>
+    <w:p>
+      <w:pPr>
+        <w:spacing w:after="120"/>
+      </w:pPr>
+      <w:r>
+        <w:rPr>
+          <w:b w:val="0"/>
+          <w:sz w:val="21"/>
+        </w:rPr>
+        <w:t xml:space="preserve">depende de la casilla de </w:t>
+      </w:r>
+      <w:r>
+        <w:rPr>
+          <w:rFonts w:ascii="Consolas" w:hAnsi="Consolas"/>
+          <w:sz w:val="21"/>
+        </w:rPr>
+        <w:t>C-1</w:t>
+      </w:r>
+      <w:r>
+        <w:rPr>
+          <w:b w:val="0"/>
+          <w:sz w:val="21"/>
+        </w:rPr>
+        <w:t xml:space="preserve">**, así que si </w:t>
+      </w:r>
+      <w:r>
+        <w:rPr>
+          <w:rFonts w:ascii="Consolas" w:hAnsi="Consolas"/>
+          <w:sz w:val="21"/>
+        </w:rPr>
+        <w:t>C-1</w:t>
+      </w:r>
+      <w:r>
+        <w:rPr>
+          <w:b w:val="0"/>
+          <w:sz w:val="21"/>
+        </w:rPr>
+        <w:t xml:space="preserve"> sale mal, ésta pasa a ser la vía principal.</w:t>
+      </w:r>
+    </w:p>
+    <w:p>
+      <w:pPr>
+        <w:spacing w:after="120"/>
+      </w:pPr>
+      <w:r>
+        <w:rPr>
+          <w:b/>
+          <w:sz w:val="21"/>
+        </w:rPr>
+        <w:t>Lo que está `SIN VERIFICAR`, y por qué la búsqueda no es el problema:</w:t>
+      </w:r>
+    </w:p>
+    <w:p>
+      <w:pPr>
+        <w:pStyle w:val="ListBullet"/>
+        <w:spacing w:after="60"/>
+        <w:ind w:left="360"/>
+      </w:pPr>
+      <w:r>
+        <w:rPr>
+          <w:b w:val="0"/>
+          <w:sz w:val="21"/>
+        </w:rPr>
+        <w:t xml:space="preserve">El manual de usuario </w:t>
+      </w:r>
+      <w:r>
+        <w:rPr>
+          <w:b/>
+          <w:sz w:val="21"/>
+        </w:rPr>
+        <w:t>delega el cableado</w:t>
+      </w:r>
+      <w:r>
+        <w:rPr>
+          <w:b w:val="0"/>
+          <w:sz w:val="21"/>
+        </w:rPr>
+        <w:t>: *«Make sure the external alarm device is connected.</w:t>
+      </w:r>
+    </w:p>
+    <w:p>
+      <w:pPr>
+        <w:spacing w:after="120"/>
+      </w:pPr>
+      <w:r>
+        <w:rPr>
+          <w:b/>
+          <w:sz w:val="21"/>
+        </w:rPr>
+        <w:t>See Quick Start Guide for cable connection</w:t>
+      </w:r>
+      <w:r>
+        <w:rPr>
+          <w:b w:val="0"/>
+          <w:sz w:val="21"/>
+        </w:rPr>
+        <w:t>»* (PDF pág. 56 / impresa 44).</w:t>
+      </w:r>
+    </w:p>
+    <w:p>
+      <w:pPr>
+        <w:pStyle w:val="ListBullet"/>
+        <w:spacing w:after="60"/>
+        <w:ind w:left="360"/>
+      </w:pPr>
+      <w:r>
+        <w:rPr>
+          <w:b/>
+          <w:sz w:val="21"/>
+        </w:rPr>
+        <w:t>La Quick Start Guide SÍ está en disco</w:t>
+      </w:r>
+      <w:r>
+        <w:rPr>
+          <w:b w:val="0"/>
+          <w:sz w:val="21"/>
+        </w:rPr>
+        <w:t xml:space="preserve"> —</w:t>
+      </w:r>
+      <w:r>
+        <w:rPr>
+          <w:rFonts w:ascii="Consolas" w:hAnsi="Consolas"/>
+          <w:sz w:val="21"/>
+        </w:rPr>
+        <w:t>04_Manuales/…UD40284B_Baseline_1-3_Series_Multilingual_Quick_Start_Guide_20241115.pdf</w:t>
+      </w:r>
+      <w:r>
+        <w:rPr>
+          <w:b w:val="0"/>
+          <w:sz w:val="21"/>
+        </w:rPr>
+        <w:t>,</w:t>
+      </w:r>
+    </w:p>
+    <w:p>
+      <w:pPr>
+        <w:spacing w:after="120"/>
+      </w:pPr>
+      <w:r>
+        <w:rPr>
+          <w:b w:val="0"/>
+          <w:sz w:val="21"/>
+        </w:rPr>
+        <w:t xml:space="preserve">40 páginas— </w:t>
+      </w:r>
+      <w:r>
+        <w:rPr>
+          <w:b/>
+          <w:sz w:val="21"/>
+        </w:rPr>
+        <w:t>y NO trae ese diagrama.</w:t>
+      </w:r>
+      <w:r>
+        <w:rPr>
+          <w:b w:val="0"/>
+          <w:sz w:val="21"/>
+        </w:rPr>
+        <w:t xml:space="preserve"> Medido: sus 40 páginas son **8 de dibujos de montaje</w:t>
+      </w:r>
+    </w:p>
+    <w:p>
+      <w:pPr>
+        <w:spacing w:after="120"/>
+      </w:pPr>
+      <w:r>
+        <w:rPr>
+          <w:b w:val="0"/>
+          <w:sz w:val="21"/>
+        </w:rPr>
+        <w:t>mecánico y 32 de textos regulatorios en veinte idiomas</w:t>
+      </w:r>
+      <w:r>
+        <w:rPr>
+          <w:b/>
+          <w:sz w:val="21"/>
+        </w:rPr>
+        <w:t xml:space="preserve">, y </w:t>
+      </w:r>
+      <w:r>
+        <w:rPr>
+          <w:b w:val="0"/>
+          <w:sz w:val="21"/>
+        </w:rPr>
+        <w:t>ninguna tiene capa de texto** (cero</w:t>
+      </w:r>
+    </w:p>
+    <w:p>
+      <w:pPr>
+        <w:spacing w:after="120"/>
+      </w:pPr>
+      <w:r>
+        <w:rPr>
+          <w:b w:val="0"/>
+          <w:sz w:val="21"/>
+        </w:rPr>
+        <w:t xml:space="preserve">caracteres extraíbles en las 40), así que **buscarla con </w:t>
+      </w:r>
+      <w:r>
+        <w:rPr>
+          <w:rFonts w:ascii="Consolas" w:hAnsi="Consolas"/>
+          <w:sz w:val="21"/>
+        </w:rPr>
+        <w:t>grep</w:t>
+      </w:r>
+      <w:r>
+        <w:rPr>
+          <w:b w:val="0"/>
+          <w:sz w:val="21"/>
+        </w:rPr>
+        <w:t xml:space="preserve"> da cero por el formato del fichero,</w:t>
+      </w:r>
+    </w:p>
+    <w:p>
+      <w:pPr>
+        <w:spacing w:after="120"/>
+      </w:pPr>
+      <w:r>
+        <w:rPr>
+          <w:b w:val="0"/>
+          <w:sz w:val="21"/>
+        </w:rPr>
+        <w:t xml:space="preserve">no por lo que dice**. Lo único que aporta es la tabla de interfaces de </w:t>
+      </w:r>
+      <w:r>
+        <w:rPr>
+          <w:rFonts w:ascii="Consolas" w:hAnsi="Consolas"/>
+          <w:sz w:val="21"/>
+        </w:rPr>
+        <w:t>C-4</w:t>
+      </w:r>
+      <w:r>
+        <w:rPr>
+          <w:b w:val="0"/>
+          <w:sz w:val="21"/>
+        </w:rPr>
+        <w:t>.</w:t>
+      </w:r>
+    </w:p>
+    <w:p>
+      <w:pPr>
+        <w:pStyle w:val="ListBullet"/>
+        <w:spacing w:after="60"/>
+        <w:ind w:left="360"/>
+      </w:pPr>
+      <w:r>
+        <w:rPr>
+          <w:b w:val="0"/>
+          <w:sz w:val="21"/>
+        </w:rPr>
+        <w:t>Medido sobre el manual de usuario: **</w:t>
+      </w:r>
+      <w:r>
+        <w:rPr>
+          <w:rFonts w:ascii="Consolas" w:hAnsi="Consolas"/>
+          <w:sz w:val="21"/>
+        </w:rPr>
+        <w:t>dry contact</w:t>
+      </w:r>
+      <w:r>
+        <w:rPr>
+          <w:b w:val="0"/>
+          <w:sz w:val="21"/>
+        </w:rPr>
+        <w:t xml:space="preserve"> = 0 apariciones · </w:t>
+      </w:r>
+      <w:r>
+        <w:rPr>
+          <w:rFonts w:ascii="Consolas" w:hAnsi="Consolas"/>
+          <w:sz w:val="21"/>
+        </w:rPr>
+        <w:t>relay</w:t>
+      </w:r>
+      <w:r>
+        <w:rPr>
+          <w:b w:val="0"/>
+          <w:sz w:val="21"/>
+        </w:rPr>
+        <w:t xml:space="preserve"> = 0 · `Normally</w:t>
+      </w:r>
+    </w:p>
+    <w:p>
+      <w:pPr>
+        <w:spacing w:after="120"/>
+      </w:pPr>
+      <w:r>
+        <w:rPr>
+          <w:b w:val="0"/>
+          <w:sz w:val="21"/>
+        </w:rPr>
+        <w:t>Open</w:t>
+      </w:r>
+      <w:r>
+        <w:rPr>
+          <w:rFonts w:ascii="Consolas" w:hAnsi="Consolas"/>
+          <w:sz w:val="21"/>
+        </w:rPr>
+        <w:t xml:space="preserve"> = 0 · </w:t>
+      </w:r>
+      <w:r>
+        <w:rPr>
+          <w:b w:val="0"/>
+          <w:sz w:val="21"/>
+        </w:rPr>
+        <w:t>Normally Closed` = 0</w:t>
+      </w:r>
+      <w:r>
+        <w:rPr>
+          <w:b/>
+          <w:sz w:val="21"/>
+        </w:rPr>
+        <w:t xml:space="preserve">, en 110 páginas. </w:t>
+      </w:r>
+      <w:r>
+        <w:rPr>
+          <w:b w:val="0"/>
+          <w:sz w:val="21"/>
+        </w:rPr>
+        <w:t>No hay tensión, no hay corriente, y no hay</w:t>
+      </w:r>
+    </w:p>
+    <w:p>
+      <w:pPr>
+        <w:spacing w:after="120"/>
+      </w:pPr>
+      <w:r>
+        <w:rPr>
+          <w:b w:val="0"/>
+          <w:sz w:val="21"/>
+        </w:rPr>
+        <w:t>diagrama.**</w:t>
+      </w:r>
+    </w:p>
+    <w:p>
+      <w:pPr>
+        <w:pStyle w:val="ListBullet"/>
+        <w:spacing w:after="60"/>
+        <w:ind w:left="360"/>
+      </w:pPr>
+      <w:r>
+        <w:rPr>
+          <w:b w:val="0"/>
+          <w:sz w:val="21"/>
+        </w:rPr>
+        <w:t xml:space="preserve">Del </w:t>
+      </w:r>
+      <w:r>
+        <w:rPr>
+          <w:b/>
+          <w:sz w:val="21"/>
+        </w:rPr>
+        <w:t>`Alarm Type`</w:t>
+      </w:r>
+      <w:r>
+        <w:rPr>
+          <w:b w:val="0"/>
+          <w:sz w:val="21"/>
+        </w:rPr>
+        <w:t xml:space="preserve"> de la entrada el manual sólo dice *«Select Alarm Input NO. and Alarm Type from</w:t>
+      </w:r>
+    </w:p>
+    <w:p>
+      <w:pPr>
+        <w:spacing w:after="120"/>
+      </w:pPr>
+      <w:r>
+        <w:rPr>
+          <w:b w:val="0"/>
+          <w:sz w:val="21"/>
+        </w:rPr>
+        <w:t xml:space="preserve">the dropdown list»* (PDF pág. 57 / impresa 45) — </w:t>
+      </w:r>
+      <w:r>
+        <w:rPr>
+          <w:b/>
+          <w:sz w:val="21"/>
+        </w:rPr>
+        <w:t>sin publicar sus valores</w:t>
+      </w:r>
+      <w:r>
+        <w:rPr>
+          <w:b w:val="0"/>
+          <w:sz w:val="21"/>
+        </w:rPr>
+        <w:t>.</w:t>
+      </w:r>
+    </w:p>
+    <w:p>
+      <w:pPr>
+        <w:spacing w:after="120"/>
+      </w:pPr>
+      <w:r>
+        <w:rPr>
+          <w:b/>
+          <w:sz w:val="21"/>
+        </w:rPr>
+        <w:t>Lo que sí se puede hacer con la cámara delante, y es lo que se pide:</w:t>
+      </w:r>
+      <w:r>
+        <w:rPr>
+          <w:b w:val="0"/>
+          <w:sz w:val="21"/>
+        </w:rPr>
+        <w:t xml:space="preserve"> *no cablear nada*, sólo</w:t>
+      </w:r>
+    </w:p>
+    <w:p>
+      <w:pPr>
+        <w:spacing w:after="120"/>
+      </w:pPr>
+      <w:r>
+        <w:rPr>
+          <w:b/>
+          <w:sz w:val="21"/>
+        </w:rPr>
+        <w:t>mirar y copiar</w:t>
+      </w:r>
+      <w:r>
+        <w:rPr>
+          <w:b w:val="0"/>
+          <w:sz w:val="21"/>
+        </w:rPr>
+        <w:t>.</w:t>
+      </w:r>
+    </w:p>
+    <w:p>
+      <w:pPr>
+        <w:spacing w:after="200"/>
+        <w:ind w:left="288"/>
+        <w:shd w:val="clear" w:fill="F4F4F4"/>
+      </w:pPr>
+      <w:r>
+        <w:rPr>
+          <w:rFonts w:ascii="Consolas" w:hAnsi="Consolas"/>
+          <w:sz w:val="18"/>
+        </w:rPr>
+        <w:t xml:space="preserve">  ABRIR Configuration &gt; Event &gt; Basic Event &gt; Alarm Input Y COPIAR:</w:t>
+        <w:br/>
+        <w:t xml:space="preserve">     Valores del desplegable "Alarm Type": _______________________________</w:t>
+        <w:br/>
+        <w:t xml:space="preserve">     Numero de entradas que ofrece: ______   (la ficha dice 1)</w:t>
+        <w:br/>
+        <w:br/>
+        <w:t xml:space="preserve">  MIRAR LA COLETA DE CABLES DE LA CAMARA Y COPIAR LAS ETIQUETAS, UNA A UNA,</w:t>
+        <w:br/>
+        <w:t xml:space="preserve">  con su color, tal como vienen impresas (esto es lo que sustituye al diagrama):</w:t>
+        <w:br/>
+        <w:t xml:space="preserve">     ______________________  ______________________  ______________________</w:t>
+        <w:br/>
+        <w:t xml:space="preserve">     ______________________  ______________________  ______________________</w:t>
+        <w:br/>
+        <w:br/>
+        <w:t xml:space="preserve">  Viene una hoja de papel dentro de la caja con el diagrama de cables?</w:t>
+        <w:br/>
+        <w:t xml:space="preserve">     [ ] SI -&gt; SE FOTOGRAFIA ENTERA Y SE ADJUNTA. Cierra este bloqueo.</w:t>
+        <w:br/>
+        <w:t xml:space="preserve">     [ ] NO</w:t>
+      </w:r>
+    </w:p>
+    <w:p>
+      <w:pPr>
+        <w:spacing w:after="160"/>
+        <w:ind w:left="360"/>
+        <w:shd w:val="clear" w:fill="FFF4E5"/>
+      </w:pPr>
+      <w:r>
+        <w:rPr>
+          <w:b w:val="0"/>
+          <w:color w:val="960000"/>
+          <w:sz w:val="20"/>
+        </w:rPr>
+        <w:t xml:space="preserve">🛑 </w:t>
+      </w:r>
+      <w:r>
+        <w:rPr>
+          <w:b/>
+          <w:color w:val="960000"/>
+          <w:sz w:val="20"/>
+        </w:rPr>
+        <w:t>Hasta que exista ese diagrama —de la caja, o pedido a Hikvision— NO SE CONECTA NADA A `IN1`/`GND1`.</w:t>
+      </w:r>
+      <w:r>
+        <w:rPr>
+          <w:b w:val="0"/>
+          <w:color w:val="960000"/>
+          <w:sz w:val="20"/>
+        </w:rPr>
+        <w:t xml:space="preserve"> Meter tensión en una entrada que espera contacto seco, o al revés, se paga con la cámara. Y no hay prisa: </w:t>
+      </w:r>
+      <w:r>
+        <w:rPr>
+          <w:b/>
+          <w:color w:val="960000"/>
+          <w:sz w:val="20"/>
+        </w:rPr>
+        <w:t>D-14 no bloquea a D-13</w:t>
+      </w:r>
+      <w:r>
+        <w:rPr>
+          <w:b w:val="0"/>
+          <w:color w:val="960000"/>
+          <w:sz w:val="20"/>
+        </w:rPr>
+        <w:t>, sólo es su alternativa.</w:t>
+      </w:r>
+    </w:p>
+    <w:p>
+      <w:pPr>
+        <w:pStyle w:val="ListBullet"/>
+        <w:spacing w:after="60"/>
+        <w:ind w:left="360"/>
+      </w:pPr>
+      <w:r>
+        <w:rPr>
+          <w:b w:val="0"/>
+          <w:sz w:val="21"/>
+        </w:rPr>
+        <w:t xml:space="preserve">Resultado: 🛑 </w:t>
+      </w:r>
+      <w:r>
+        <w:rPr>
+          <w:b/>
+          <w:sz w:val="21"/>
+        </w:rPr>
+        <w:t>NO SE FIRMA.</w:t>
+      </w:r>
+      <w:r>
+        <w:rPr>
+          <w:b w:val="0"/>
+          <w:sz w:val="21"/>
+        </w:rPr>
+        <w:t xml:space="preserve"> Falta: ______________________________________________</w:t>
+      </w:r>
+    </w:p>
+    <w:p>
+      <w:pPr>
+        <w:spacing w:after="80"/>
+      </w:pPr>
+    </w:p>
+    <w:p>
+      <w:pPr>
+        <w:spacing w:before="200" w:after="120"/>
+      </w:pPr>
+      <w:r>
+        <w:rPr>
+          <w:b/>
+          <w:color w:val="003366"/>
+          <w:sz w:val="23"/>
+        </w:rPr>
+        <w:t xml:space="preserve">C-6 · LOS </w:t>
+      </w:r>
+      <w:r>
+        <w:rPr>
+          <w:b/>
+          <w:color w:val="003366"/>
+          <w:sz w:val="23"/>
+        </w:rPr>
+        <w:t>DOS</w:t>
+      </w:r>
+      <w:r>
+        <w:rPr>
+          <w:b/>
+          <w:color w:val="003366"/>
+          <w:sz w:val="23"/>
+        </w:rPr>
+        <w:t xml:space="preserve"> </w:t>
+      </w:r>
+      <w:r>
+        <w:rPr>
+          <w:rFonts w:ascii="Consolas" w:hAnsi="Consolas"/>
+          <w:color w:val="003366"/>
+          <w:sz w:val="23"/>
+        </w:rPr>
+        <w:t>Arming Schedule</w:t>
+      </w:r>
+      <w:r>
+        <w:rPr>
+          <w:b/>
+          <w:color w:val="003366"/>
+          <w:sz w:val="23"/>
+        </w:rPr>
+        <w:t xml:space="preserve">, Y UN RELOJ QUE NADIE PONE EN HORA — 🎥 </w:t>
+      </w:r>
+      <w:r>
+        <w:rPr>
+          <w:b/>
+          <w:color w:val="003366"/>
+          <w:sz w:val="23"/>
+        </w:rPr>
+        <w:t>MEDIDA</w:t>
+      </w:r>
+    </w:p>
+    <w:p>
+      <w:pPr>
+        <w:spacing w:after="120"/>
+      </w:pPr>
+      <w:r>
+        <w:rPr>
+          <w:b/>
+          <w:sz w:val="21"/>
+        </w:rPr>
+        <w:t>El hallazgo que hay detrás, y es de los que no se ven en taller:</w:t>
+      </w:r>
+      <w:r>
+        <w:rPr>
+          <w:b w:val="0"/>
+          <w:sz w:val="21"/>
+        </w:rPr>
+        <w:t xml:space="preserve"> en esta cámara hay **dos</w:t>
+      </w:r>
+    </w:p>
+    <w:p>
+      <w:pPr>
+        <w:spacing w:after="120"/>
+      </w:pPr>
+      <w:r>
+        <w:rPr>
+          <w:b w:val="0"/>
+          <w:sz w:val="21"/>
+        </w:rPr>
+        <w:t>horarios de armado puestos en serie</w:t>
+      </w:r>
+      <w:r>
+        <w:rPr>
+          <w:b/>
+          <w:sz w:val="21"/>
+        </w:rPr>
+        <w:t xml:space="preserve">, y </w:t>
+      </w:r>
+      <w:r>
+        <w:rPr>
+          <w:b w:val="0"/>
+          <w:sz w:val="21"/>
+        </w:rPr>
+        <w:t>fuera de cualquiera de los dos el relé no cierra**:</w:t>
+      </w:r>
+    </w:p>
+    <w:tbl>
+      <w:tblPr>
+        <w:tblStyle w:val="TableGrid"/>
+        <w:tblW w:type="auto" w:w="0"/>
+        <w:tblLook w:firstColumn="1" w:firstRow="1" w:lastColumn="0" w:lastRow="0" w:noHBand="0" w:noVBand="1" w:val="04A0"/>
+      </w:tblPr>
+      <w:tblGrid>
+        <w:gridCol w:w="3120"/>
+        <w:gridCol w:w="3120"/>
+        <w:gridCol w:w="3120"/>
+      </w:tblGrid>
+      <w:tr>
+        <w:tc>
+          <w:tcPr>
+            <w:tcW w:type="dxa" w:w="3120"/>
+            <w:shd w:val="clear" w:fill="DCE6F1"/>
+          </w:tcPr>
+          <w:p>
+            <w:r/>
+            <w:r>
+              <w:rPr>
+                <w:b/>
+                <w:sz w:val="19"/>
+              </w:rPr>
+              <w:t>horario</w:t>
+            </w:r>
+          </w:p>
+        </w:tc>
+        <w:tc>
+          <w:tcPr>
+            <w:tcW w:type="dxa" w:w="3120"/>
+            <w:shd w:val="clear" w:fill="DCE6F1"/>
+          </w:tcPr>
+          <w:p>
+            <w:r/>
+            <w:r>
+              <w:rPr>
+                <w:b/>
+                <w:sz w:val="19"/>
+              </w:rPr>
+              <w:t>dónde vive</w:t>
+            </w:r>
+          </w:p>
+        </w:tc>
+        <w:tc>
+          <w:tcPr>
+            <w:tcW w:type="dxa" w:w="3120"/>
+            <w:shd w:val="clear" w:fill="DCE6F1"/>
+          </w:tcPr>
+          <w:p>
+            <w:r/>
+            <w:r>
+              <w:rPr>
+                <w:b/>
+                <w:sz w:val="19"/>
+              </w:rPr>
+              <w:t>verificado</w:t>
+            </w:r>
+          </w:p>
+        </w:tc>
+      </w:tr>
+      <w:tr>
+        <w:tc>
+          <w:tcPr>
+            <w:tcW w:type="dxa" w:w="3120"/>
+          </w:tcPr>
+          <w:p>
+            <w:r/>
+            <w:r>
+              <w:rPr>
+                <w:b w:val="0"/>
+                <w:sz w:val="19"/>
+              </w:rPr>
+              <w:t xml:space="preserve">el de </w:t>
+            </w:r>
+            <w:r>
+              <w:rPr>
+                <w:b/>
+                <w:sz w:val="19"/>
+              </w:rPr>
+              <w:t>la regla</w:t>
+            </w:r>
+          </w:p>
+        </w:tc>
+        <w:tc>
+          <w:tcPr>
+            <w:tcW w:type="dxa" w:w="3120"/>
+          </w:tcPr>
+          <w:p>
+            <w:r/>
+            <w:r>
+              <w:rPr>
+                <w:b w:val="0"/>
+                <w:sz w:val="19"/>
+              </w:rPr>
+              <w:t xml:space="preserve">*Intrusion Detection* → </w:t>
+            </w:r>
+            <w:r>
+              <w:rPr>
+                <w:rFonts w:ascii="Consolas" w:hAnsi="Consolas"/>
+                <w:sz w:val="19"/>
+              </w:rPr>
+              <w:t>Arming Schedule</w:t>
+            </w:r>
+          </w:p>
+        </w:tc>
+        <w:tc>
+          <w:tcPr>
+            <w:tcW w:type="dxa" w:w="3120"/>
+          </w:tcPr>
+          <w:p>
+            <w:r/>
+            <w:r>
+              <w:rPr>
+                <w:b w:val="0"/>
+                <w:sz w:val="19"/>
+              </w:rPr>
+              <w:t>manual PDF pág. 61 / impresa 49, paso 7</w:t>
+            </w:r>
+          </w:p>
+        </w:tc>
+      </w:tr>
+      <w:tr>
+        <w:tc>
+          <w:tcPr>
+            <w:tcW w:type="dxa" w:w="3120"/>
+          </w:tcPr>
+          <w:p>
+            <w:r/>
+            <w:r>
+              <w:rPr>
+                <w:b w:val="0"/>
+                <w:sz w:val="19"/>
+              </w:rPr>
+              <w:t xml:space="preserve">el de </w:t>
+            </w:r>
+            <w:r>
+              <w:rPr>
+                <w:b/>
+                <w:sz w:val="19"/>
+              </w:rPr>
+              <w:t>la salida</w:t>
+            </w:r>
+          </w:p>
+        </w:tc>
+        <w:tc>
+          <w:tcPr>
+            <w:tcW w:type="dxa" w:w="3120"/>
+          </w:tcPr>
+          <w:p>
+            <w:r/>
+            <w:r>
+              <w:rPr>
+                <w:rFonts w:ascii="Consolas" w:hAnsi="Consolas"/>
+                <w:sz w:val="19"/>
+              </w:rPr>
+              <w:t>Alarm Output</w:t>
+            </w:r>
+            <w:r>
+              <w:rPr>
+                <w:b w:val="0"/>
+                <w:sz w:val="19"/>
+              </w:rPr>
+              <w:t xml:space="preserve"> → </w:t>
+            </w:r>
+            <w:r>
+              <w:rPr>
+                <w:rFonts w:ascii="Consolas" w:hAnsi="Consolas"/>
+                <w:sz w:val="19"/>
+              </w:rPr>
+              <w:t>Automatic Alarm</w:t>
+            </w:r>
+            <w:r>
+              <w:rPr>
+                <w:b w:val="0"/>
+                <w:sz w:val="19"/>
+              </w:rPr>
+              <w:t xml:space="preserve"> → *set arming schedule*</w:t>
+            </w:r>
+          </w:p>
+        </w:tc>
+        <w:tc>
+          <w:tcPr>
+            <w:tcW w:type="dxa" w:w="3120"/>
+          </w:tcPr>
+          <w:p>
+            <w:r/>
+            <w:r>
+              <w:rPr>
+                <w:b w:val="0"/>
+                <w:sz w:val="19"/>
+              </w:rPr>
+              <w:t>manual PDF pág. 80 / impresa 68, paso 2</w:t>
+            </w:r>
+          </w:p>
+        </w:tc>
+      </w:tr>
+    </w:tbl>
+    <w:p>
+      <w:pPr>
+        <w:spacing w:after="120"/>
+      </w:pPr>
+    </w:p>
+    <w:p>
+      <w:pPr>
+        <w:spacing w:after="120"/>
+      </w:pPr>
+      <w:r>
+        <w:rPr>
+          <w:b/>
+          <w:sz w:val="21"/>
+        </w:rPr>
+        <w:t>Y el reloj sobre el que corren los dos no lo mantiene nadie.</w:t>
+      </w:r>
+      <w:r>
+        <w:rPr>
+          <w:b w:val="0"/>
+          <w:sz w:val="21"/>
+        </w:rPr>
+        <w:t xml:space="preserve"> La cámara </w:t>
+      </w:r>
+      <w:r>
+        <w:rPr>
+          <w:b/>
+          <w:sz w:val="21"/>
+        </w:rPr>
+        <w:t>sí trae cliente NTP</w:t>
+      </w:r>
+    </w:p>
+    <w:p>
+      <w:pPr>
+        <w:spacing w:after="120"/>
+      </w:pPr>
+      <w:r>
+        <w:rPr>
+          <w:b w:val="0"/>
+          <w:sz w:val="21"/>
+        </w:rPr>
+        <w:t>—</w:t>
+      </w:r>
+      <w:r>
+        <w:rPr>
+          <w:rFonts w:ascii="Consolas" w:hAnsi="Consolas"/>
+          <w:sz w:val="21"/>
+        </w:rPr>
+        <w:t>Configuration → System → System Settings → Time Settings</w:t>
+      </w:r>
+      <w:r>
+        <w:rPr>
+          <w:b w:val="0"/>
+          <w:sz w:val="21"/>
+        </w:rPr>
+        <w:t>, manual PDF pág. 87 / impresa 75— pero</w:t>
+      </w:r>
+    </w:p>
+    <w:p>
+      <w:pPr>
+        <w:spacing w:after="120"/>
+      </w:pPr>
+      <w:r>
+        <w:rPr>
+          <w:b w:val="0"/>
+          <w:sz w:val="21"/>
+        </w:rPr>
+        <w:t xml:space="preserve">en este diseño </w:t>
+      </w:r>
+      <w:r>
+        <w:rPr>
+          <w:b/>
+          <w:sz w:val="21"/>
+        </w:rPr>
+        <w:t>no tiene red a ningún sitio</w:t>
+      </w:r>
+      <w:r>
+        <w:rPr>
+          <w:b w:val="0"/>
+          <w:sz w:val="21"/>
+        </w:rPr>
+        <w:t xml:space="preserve"> (</w:t>
+      </w:r>
+      <w:r>
+        <w:rPr>
+          <w:rFonts w:ascii="Consolas" w:hAnsi="Consolas"/>
+          <w:sz w:val="21"/>
+        </w:rPr>
+        <w:t>DECISIONES.md</w:t>
+      </w:r>
+      <w:r>
+        <w:rPr>
+          <w:b w:val="0"/>
+          <w:sz w:val="21"/>
+        </w:rPr>
+        <w:t xml:space="preserve"> D-12: ni WiFi, ni servidor, ni ONVIF,</w:t>
+      </w:r>
+    </w:p>
+    <w:p>
+      <w:pPr>
+        <w:spacing w:after="120"/>
+      </w:pPr>
+      <w:r>
+        <w:rPr>
+          <w:b w:val="0"/>
+          <w:sz w:val="21"/>
+        </w:rPr>
+        <w:t>ni una sola línea del ESP32 que le hable). Lo que queda es *«Sync. with computer time»*, que es **una</w:t>
+      </w:r>
+    </w:p>
+    <w:p>
+      <w:pPr>
+        <w:spacing w:after="120"/>
+      </w:pPr>
+      <w:r>
+        <w:rPr>
+          <w:b w:val="0"/>
+          <w:sz w:val="21"/>
+        </w:rPr>
+        <w:t>puesta en hora de una vez, desde el portátil del que la configura</w:t>
+      </w:r>
+      <w:r>
+        <w:rPr>
+          <w:b/>
+          <w:sz w:val="21"/>
+        </w:rPr>
+        <w:t xml:space="preserve">. A partir de ahí </w:t>
+      </w:r>
+      <w:r>
+        <w:rPr>
+          <w:b w:val="0"/>
+          <w:sz w:val="21"/>
+        </w:rPr>
+        <w:t>deriva sola**,</w:t>
+      </w:r>
+    </w:p>
+    <w:p>
+      <w:pPr>
+        <w:spacing w:after="120"/>
+      </w:pPr>
+      <w:r>
+        <w:rPr>
+          <w:b w:val="0"/>
+          <w:sz w:val="21"/>
+        </w:rPr>
+        <w:t>y en un corte de alimentación puede perderse entera.</w:t>
+      </w:r>
+    </w:p>
+    <w:p>
+      <w:pPr>
+        <w:spacing w:after="160"/>
+        <w:ind w:left="360"/>
+        <w:shd w:val="clear" w:fill="FFF4E5"/>
+      </w:pPr>
+      <w:r>
+        <w:rPr>
+          <w:b w:val="0"/>
+          <w:color w:val="960000"/>
+          <w:sz w:val="20"/>
+        </w:rPr>
+        <w:t xml:space="preserve">🔴 </w:t>
+      </w:r>
+      <w:r>
+        <w:rPr>
+          <w:b/>
+          <w:color w:val="960000"/>
+          <w:sz w:val="20"/>
+        </w:rPr>
+        <w:t>Un horario que no es 24×7 sobre un reloj que deriva es una avería con fecha de aparición.</w:t>
+      </w:r>
+      <w:r>
+        <w:rPr>
+          <w:b w:val="0"/>
+          <w:color w:val="960000"/>
+          <w:sz w:val="20"/>
+        </w:rPr>
+        <w:t xml:space="preserve"> Si el armado va de 06:00 a 22:00 y el reloj se atrasa media hora, la cámara deja de ver a las 21:30 </w:t>
+      </w:r>
+      <w:r>
+        <w:rPr>
+          <w:b/>
+          <w:color w:val="960000"/>
+          <w:sz w:val="20"/>
+        </w:rPr>
+        <w:t>sin dar ningún síntoma</w:t>
+      </w:r>
+      <w:r>
+        <w:rPr>
+          <w:b w:val="0"/>
+          <w:color w:val="960000"/>
+          <w:sz w:val="20"/>
+        </w:rPr>
+        <w:t xml:space="preserve">. Por eso </w:t>
+      </w:r>
+      <w:r>
+        <w:rPr>
+          <w:rFonts w:ascii="Consolas" w:hAnsi="Consolas"/>
+          <w:color w:val="960000"/>
+          <w:sz w:val="20"/>
+        </w:rPr>
+        <w:t>DECISIONES.md</w:t>
+      </w:r>
+      <w:r>
+        <w:rPr>
+          <w:b w:val="0"/>
+          <w:color w:val="960000"/>
+          <w:sz w:val="20"/>
+        </w:rPr>
+        <w:t xml:space="preserve"> A-8 propone </w:t>
+      </w:r>
+      <w:r>
+        <w:rPr>
+          <w:b/>
+          <w:color w:val="960000"/>
+          <w:sz w:val="20"/>
+        </w:rPr>
+        <w:t>24×7 en los dos</w:t>
+      </w:r>
+      <w:r>
+        <w:rPr>
+          <w:b w:val="0"/>
+          <w:color w:val="960000"/>
+          <w:sz w:val="20"/>
+        </w:rPr>
+        <w:t>: es la única configuración que no depende del reloj.</w:t>
+      </w:r>
+    </w:p>
+    <w:p>
+      <w:pPr>
+        <w:spacing w:after="120"/>
+      </w:pPr>
+      <w:r>
+        <w:rPr>
+          <w:b w:val="0"/>
+          <w:sz w:val="21"/>
+        </w:rPr>
+        <w:t>*Procedimiento — y la segunda mitad NO es de taller:*</w:t>
+      </w:r>
+    </w:p>
+    <w:p>
+      <w:pPr>
+        <w:spacing w:after="200"/>
+        <w:ind w:left="288"/>
+        <w:shd w:val="clear" w:fill="F4F4F4"/>
+      </w:pPr>
+      <w:r>
+        <w:rPr>
+          <w:rFonts w:ascii="Consolas" w:hAnsi="Consolas"/>
+          <w:sz w:val="18"/>
+        </w:rPr>
+        <w:t xml:space="preserve">  PARTE 1, en taller (10 minutos)</w:t>
+        <w:br/>
+        <w:t xml:space="preserve">     Horario POR DEFECTO de la regla, tal como venia .... ____________________</w:t>
+        <w:br/>
+        <w:t xml:space="preserve">     Horario POR DEFECTO de la salida, tal como venia ... ____________________</w:t>
+        <w:br/>
+        <w:t xml:space="preserve">        (Si venian ya en "All day", se anota igual: es un dato, no un no-hallazgo.)</w:t>
+        <w:br/>
+        <w:t xml:space="preserve">     Se dejan los DOS en 24x7?  [ ] SI   [ ] NO, motivo: ____________________</w:t>
+        <w:br/>
+        <w:t xml:space="preserve">     Hora que marca la camara nada mas encenderla, antes de tocarla:</w:t>
+        <w:br/>
+        <w:t xml:space="preserve">        ______:______   del ______/______/________</w:t>
+        <w:br/>
+        <w:t xml:space="preserve">     Hora real en ese momento:  ______:______   del ______/______/________</w:t>
+        <w:br/>
+        <w:t xml:space="preserve">        Diferencia .......... ______</w:t>
+        <w:br/>
+        <w:br/>
+        <w:t xml:space="preserve">  PARTE 2, LA QUE NO SE PUEDE HACER EN TALLER  (hay que volver de madrugada)</w:t>
+        <w:br/>
+        <w:t xml:space="preserve">     Se pone la camara en hora, se anota, y SE LE QUITA LA ENERGIA un rato.</w:t>
+        <w:br/>
+        <w:t xml:space="preserve">        Hora puesta ______:______   Minutos sin energia ______</w:t>
+        <w:br/>
+        <w:t xml:space="preserve">     Al volver a darle energia:</w:t>
+        <w:br/>
+        <w:t xml:space="preserve">        Hora que marca ______:______   Hora real ______:______  Dif. ______</w:t>
+        <w:br/>
+        <w:t xml:space="preserve">        [ ] conservo la hora   [ ] la perdio   [ ] arranco en una fecha de fabrica</w:t>
+        <w:br/>
+        <w:t xml:space="preserve">     &gt;&gt;&gt; Y LA MEDIDA QUE DECIDE, DE MADRUGADA, CON LA CAMARA YA INSTALADA: &lt;&lt;&lt;</w:t>
+        <w:br/>
+        <w:t xml:space="preserve">        Fecha y hora reales del ensayo ......... ______/______  ______:______</w:t>
+        <w:br/>
+        <w:t xml:space="preserve">        Se provoca una deteccion de verdad delante de la camara.</w:t>
+        <w:br/>
+        <w:t xml:space="preserve">        Cerro el contacto 1A-1B?   [ ] SI   [ ] NO</w:t>
+        <w:br/>
+        <w:t xml:space="preserve">        Si NO cerro: es el horario de armado, y hay que decir CUAL de los dos:</w:t>
+        <w:br/>
+        <w:t xml:space="preserve">           [ ] el de la regla   [ ] el de la salida   [ ] no se pudo determinar</w:t>
+        <w:br/>
+        <w:br/>
+        <w:t xml:space="preserve">     Fecha en que se hara esta parte 2, si no se hace hoy: ____/____/______</w:t>
+        <w:br/>
+        <w:t xml:space="preserve">     Quien la hara: ______________________</w:t>
+      </w:r>
+    </w:p>
+    <w:p>
+      <w:pPr>
+        <w:spacing w:after="160"/>
+        <w:ind w:left="360"/>
+        <w:shd w:val="clear" w:fill="FFF4E5"/>
+      </w:pPr>
+      <w:r>
+        <w:rPr>
+          <w:b w:val="0"/>
+          <w:color w:val="960000"/>
+          <w:sz w:val="20"/>
+        </w:rPr>
+        <w:t xml:space="preserve">⚠️ </w:t>
+      </w:r>
+      <w:r>
+        <w:rPr>
+          <w:b/>
+          <w:color w:val="960000"/>
+          <w:sz w:val="20"/>
+        </w:rPr>
+        <w:t>La parte 2 no se firma con la parte 1.</w:t>
+      </w:r>
+      <w:r>
+        <w:rPr>
+          <w:b w:val="0"/>
+          <w:color w:val="960000"/>
+          <w:sz w:val="20"/>
+        </w:rPr>
+        <w:t xml:space="preserve"> Un ensayo de taller a las once de la mañana da </w:t>
+      </w:r>
+      <w:r>
+        <w:rPr>
+          <w:rFonts w:ascii="Consolas" w:hAnsi="Consolas"/>
+          <w:color w:val="960000"/>
+          <w:sz w:val="20"/>
+        </w:rPr>
+        <w:t>CUMPLE</w:t>
+      </w:r>
+      <w:r>
+        <w:rPr>
+          <w:b w:val="0"/>
+          <w:color w:val="960000"/>
+          <w:sz w:val="20"/>
+        </w:rPr>
+        <w:t xml:space="preserve"> con los dos horarios mal puestos y con el reloj cuatro horas atrasado. </w:t>
+      </w:r>
+      <w:r>
+        <w:rPr>
+          <w:b/>
+          <w:color w:val="960000"/>
+          <w:sz w:val="20"/>
+        </w:rPr>
+        <w:t>Si la parte 2 no se ejecuta, esta medida queda abierta y se dice así</w:t>
+      </w:r>
+      <w:r>
+        <w:rPr>
+          <w:b w:val="0"/>
+          <w:color w:val="960000"/>
+          <w:sz w:val="20"/>
+        </w:rPr>
+        <w:t xml:space="preserve"> — no se firma la mitad y se cuenta entera.</w:t>
+      </w:r>
+    </w:p>
+    <w:p>
+      <w:pPr>
+        <w:pStyle w:val="ListBullet"/>
+        <w:spacing w:after="60"/>
+        <w:ind w:left="360"/>
+      </w:pPr>
+      <w:r>
+        <w:rPr>
+          <w:b w:val="0"/>
+          <w:sz w:val="21"/>
+        </w:rPr>
+        <w:t xml:space="preserve">Resultado: 🎥 </w:t>
+      </w:r>
+      <w:r>
+        <w:rPr>
+          <w:b/>
+          <w:sz w:val="21"/>
+        </w:rPr>
+        <w:t>DATO ANOTADO</w:t>
+      </w:r>
+      <w:r>
+        <w:rPr>
+          <w:b w:val="0"/>
+          <w:sz w:val="21"/>
+        </w:rPr>
+        <w:t xml:space="preserve"> · parte 2 </w:t>
+      </w:r>
+      <w:r>
+        <w:rPr>
+          <w:rFonts w:ascii="Consolas" w:hAnsi="Consolas"/>
+          <w:sz w:val="21"/>
+        </w:rPr>
+        <w:t>[ ] EJECUTADA  [ ] PENDIENTE</w:t>
+      </w:r>
+    </w:p>
+    <w:p>
+      <w:pPr>
+        <w:pStyle w:val="ListBullet"/>
+        <w:spacing w:after="60"/>
+        <w:ind w:left="360"/>
+      </w:pPr>
+      <w:r>
+        <w:rPr>
+          <w:b w:val="0"/>
+          <w:sz w:val="21"/>
+        </w:rPr>
+        <w:t>Observación: ______________________________________________________________________</w:t>
+      </w:r>
+    </w:p>
+    <w:p>
+      <w:pPr>
+        <w:spacing w:after="80"/>
+      </w:pPr>
+    </w:p>
+    <w:p>
+      <w:pPr>
+        <w:spacing w:before="200" w:after="120"/>
+      </w:pPr>
+      <w:r>
+        <w:rPr>
+          <w:b/>
+          <w:color w:val="003366"/>
+          <w:sz w:val="23"/>
+        </w:rPr>
+        <w:t xml:space="preserve">C-7 · FALSOS POSITIVOS EN EL BARRIDO DE LA PLUMA — ✅ </w:t>
+      </w:r>
+      <w:r>
+        <w:rPr>
+          <w:b/>
+          <w:color w:val="003366"/>
+          <w:sz w:val="23"/>
+        </w:rPr>
+        <w:t>CON CRITERIO</w:t>
+      </w:r>
+    </w:p>
+    <w:p>
+      <w:pPr>
+        <w:spacing w:after="120"/>
+      </w:pPr>
+      <w:r>
+        <w:rPr>
+          <w:b/>
+          <w:sz w:val="21"/>
+        </w:rPr>
+        <w:t>Dónde apunta la cámara, que es lo que hace que esta medida sea distinta de la vieja 11.3:</w:t>
+      </w:r>
+      <w:r>
+        <w:rPr>
+          <w:b w:val="0"/>
+          <w:sz w:val="21"/>
+        </w:rPr>
+        <w:t xml:space="preserve"> la</w:t>
+      </w:r>
+    </w:p>
+    <w:p>
+      <w:pPr>
+        <w:spacing w:after="120"/>
+      </w:pPr>
+      <w:r>
+        <w:rPr>
+          <w:b w:val="0"/>
+          <w:sz w:val="21"/>
+        </w:rPr>
+        <w:t xml:space="preserve">región de *Intrusion Detection* va sobre </w:t>
+      </w:r>
+      <w:r>
+        <w:rPr>
+          <w:b/>
+          <w:sz w:val="21"/>
+        </w:rPr>
+        <w:t>el barrido de la pluma</w:t>
+      </w:r>
+      <w:r>
+        <w:rPr>
+          <w:b w:val="0"/>
+          <w:sz w:val="21"/>
+        </w:rPr>
+        <w:t xml:space="preserve"> —no sobre la zona de espera—</w:t>
+      </w:r>
+    </w:p>
+    <w:p>
+      <w:pPr>
+        <w:spacing w:after="120"/>
+      </w:pPr>
+      <w:r>
+        <w:rPr>
+          <w:b w:val="0"/>
+          <w:sz w:val="21"/>
+        </w:rPr>
+        <w:t>(</w:t>
+      </w:r>
+      <w:r>
+        <w:rPr>
+          <w:rFonts w:ascii="Consolas" w:hAnsi="Consolas"/>
+          <w:sz w:val="21"/>
+        </w:rPr>
+        <w:t>DECISIONES.md</w:t>
+      </w:r>
+      <w:r>
+        <w:rPr>
+          <w:b w:val="0"/>
+          <w:sz w:val="21"/>
+        </w:rPr>
+        <w:t xml:space="preserve"> D-13). Un vehículo que espera correctamente **para antes de la pluma y no entra en</w:t>
+      </w:r>
+    </w:p>
+    <w:p>
+      <w:pPr>
+        <w:spacing w:after="120"/>
+      </w:pPr>
+      <w:r>
+        <w:rPr>
+          <w:b w:val="0"/>
+          <w:sz w:val="21"/>
+        </w:rPr>
+        <w:t>la región**: si dispara, es un falso positivo.</w:t>
+      </w:r>
+    </w:p>
+    <w:p>
+      <w:pPr>
+        <w:spacing w:after="120"/>
+      </w:pPr>
+      <w:r>
+        <w:rPr>
+          <w:b/>
+          <w:sz w:val="21"/>
+        </w:rPr>
+        <w:t>Y aquí no se filtra por tipo de objetivo.</w:t>
+      </w:r>
+      <w:r>
+        <w:rPr>
+          <w:b w:val="0"/>
+          <w:sz w:val="21"/>
+        </w:rPr>
+        <w:t xml:space="preserve"> Bajo una pluma que baja importa igual una moto, una</w:t>
+      </w:r>
+    </w:p>
+    <w:p>
+      <w:pPr>
+        <w:spacing w:after="120"/>
+      </w:pPr>
+      <w:r>
+        <w:rPr>
+          <w:b w:val="0"/>
+          <w:sz w:val="21"/>
+        </w:rPr>
+        <w:t xml:space="preserve">persona o un perro grande, y además </w:t>
+      </w:r>
+      <w:r>
+        <w:rPr>
+          <w:rFonts w:ascii="Consolas" w:hAnsi="Consolas"/>
+          <w:sz w:val="21"/>
+        </w:rPr>
+        <w:t>Detection Target</w:t>
+      </w:r>
+      <w:r>
+        <w:rPr>
+          <w:b w:val="0"/>
+          <w:sz w:val="21"/>
+        </w:rPr>
+        <w:t xml:space="preserve"> </w:t>
+      </w:r>
+      <w:r>
+        <w:rPr>
+          <w:b/>
+          <w:sz w:val="21"/>
+        </w:rPr>
+        <w:t>no está documentado para Intrusión</w:t>
+      </w:r>
+      <w:r>
+        <w:rPr>
+          <w:b w:val="0"/>
+          <w:sz w:val="21"/>
+        </w:rPr>
+        <w:t xml:space="preserve"> en el</w:t>
+      </w:r>
+    </w:p>
+    <w:p>
+      <w:pPr>
+        <w:spacing w:after="120"/>
+      </w:pPr>
+      <w:r>
+        <w:rPr>
+          <w:b w:val="0"/>
+          <w:sz w:val="21"/>
+        </w:rPr>
+        <w:t xml:space="preserve">manual. El filtro que se usa es </w:t>
+      </w:r>
+      <w:r>
+        <w:rPr>
+          <w:b/>
+          <w:sz w:val="21"/>
+        </w:rPr>
+        <w:t>`Size Filter`</w:t>
+      </w:r>
+      <w:r>
+        <w:rPr>
+          <w:b w:val="0"/>
+          <w:sz w:val="21"/>
+        </w:rPr>
+        <w:t>, y su ajuste sale de este ensayo.</w:t>
+      </w:r>
+    </w:p>
+    <w:p>
+      <w:pPr>
+        <w:spacing w:after="120"/>
+      </w:pPr>
+      <w:r>
+        <w:rPr>
+          <w:b w:val="0"/>
+          <w:sz w:val="21"/>
+        </w:rPr>
+        <w:t>*Las cuatro condiciones, y ninguna se sustituye por otra:*</w:t>
+      </w:r>
+    </w:p>
+    <w:p>
+      <w:pPr>
+        <w:spacing w:after="200"/>
+        <w:ind w:left="288"/>
+        <w:shd w:val="clear" w:fill="F4F4F4"/>
+      </w:pPr>
+      <w:r>
+        <w:rPr>
+          <w:rFonts w:ascii="Consolas" w:hAnsi="Consolas"/>
+          <w:sz w:val="18"/>
+        </w:rPr>
+        <w:t xml:space="preserve">  Con la region ya dibujada sobre el barrido de la pluma y SIN filtro de objetivo.</w:t>
+        <w:br/>
+        <w:t xml:space="preserve">  Se cuentan DISPAROS DEL RELE en 15 minutos de observacion por condicion.</w:t>
+        <w:br/>
+        <w:br/>
+        <w:t xml:space="preserve">  a) FAROS DE NOCHE, un vehiculo pasando por el carril contrario y barriendo</w:t>
+        <w:br/>
+        <w:t xml:space="preserve">     la region con la luz, sin entrar en ella ......... ______ disparos falsos</w:t>
+        <w:br/>
+        <w:t xml:space="preserve">  b) REFLEJO IR SOBRE LA PROPIA PLUMA (la pluma pintada reflectante devuelve</w:t>
+        <w:br/>
+        <w:t xml:space="preserve">     los infrarrojos a la camara). Se ejerce SUBIENDO Y BAJANDO LA PLUMA de</w:t>
+        <w:br/>
+        <w:t xml:space="preserve">     noche, sin nada mas en la escena .................. ______ disparos falsos</w:t>
+        <w:br/>
+        <w:t xml:space="preserve">        -&gt; La pluma en movimiento ES un objeto que entra en la region.</w:t>
+        <w:br/>
+        <w:t xml:space="preserve">           Si dispara, NO es un defecto de la camara: es que la region esta</w:t>
+        <w:br/>
+        <w:t xml:space="preserve">           mal dibujada y hay que reencuadrarla. Se anota cual de las dos cosas.</w:t>
+        <w:br/>
+        <w:t xml:space="preserve">        [ ] se reencuadro la region   [ ] se dejo asi, motivo: ______________</w:t>
+        <w:br/>
+        <w:t xml:space="preserve">  c) SOMBRAS de dia, con el sol bajo, moviendose por la region ... ______</w:t>
+        <w:br/>
+        <w:t xml:space="preserve">  d) LLUVIA o manguera, de noche y con IR (es el peor caso: las gotas</w:t>
+        <w:br/>
+        <w:t xml:space="preserve">     iluminadas por el IR son objetos brillantes cerca del lente) .. ______</w:t>
+        <w:br/>
+        <w:br/>
+        <w:t xml:space="preserve">  AJUSTE FINAL AL QUE SE LLEGO:</w:t>
+        <w:br/>
+        <w:t xml:space="preserve">     Sensitivity ______   Size Filter minimo ______   maximo ______</w:t>
+        <w:br/>
+        <w:t xml:space="preserve">     Threshold ______     (tiene que seguir siendo el de C-3, o se rehace C-3)</w:t>
+        <w:br/>
+        <w:t xml:space="preserve">  &gt;&gt;&gt; SI SE TOCA EL Size Filter O LA Sensitivity DESPUES DE C-3, C-3 SE REPITE.</w:t>
+        <w:br/>
+        <w:t xml:space="preserve">      Los dos ajustes cambian el tiempo de respuesta.  [ ] se repitio C-3</w:t>
+      </w:r>
+    </w:p>
+    <w:p>
+      <w:pPr>
+        <w:pStyle w:val="ListBullet"/>
+        <w:spacing w:after="60"/>
+        <w:ind w:left="360"/>
+      </w:pPr>
+      <w:r>
+        <w:rPr>
+          <w:b/>
+          <w:sz w:val="21"/>
+        </w:rPr>
+        <w:t>Criterio:</w:t>
+      </w:r>
+      <w:r>
+        <w:rPr>
+          <w:b w:val="0"/>
+          <w:sz w:val="21"/>
+        </w:rPr>
+        <w:t xml:space="preserve"> </w:t>
+      </w:r>
+      <w:r>
+        <w:rPr>
+          <w:rFonts w:ascii="Consolas" w:hAnsi="Consolas"/>
+          <w:sz w:val="21"/>
+        </w:rPr>
+        <w:t>CUMPLE</w:t>
+      </w:r>
+      <w:r>
+        <w:rPr>
+          <w:b w:val="0"/>
+          <w:sz w:val="21"/>
+        </w:rPr>
+        <w:t xml:space="preserve"> = </w:t>
+      </w:r>
+      <w:r>
+        <w:rPr>
+          <w:b/>
+          <w:sz w:val="21"/>
+        </w:rPr>
+        <w:t>cero disparos falsos en las cuatro condiciones</w:t>
+      </w:r>
+      <w:r>
+        <w:rPr>
+          <w:b w:val="0"/>
+          <w:sz w:val="21"/>
+        </w:rPr>
+        <w:t xml:space="preserve"> con un ajuste que</w:t>
+      </w:r>
+    </w:p>
+    <w:p>
+      <w:pPr>
+        <w:spacing w:after="120"/>
+      </w:pPr>
+      <w:r>
+        <w:rPr>
+          <w:b/>
+          <w:sz w:val="21"/>
+        </w:rPr>
+        <w:t>sigue detectando un vehículo real</w:t>
+      </w:r>
+      <w:r>
+        <w:rPr>
+          <w:b w:val="0"/>
+          <w:sz w:val="21"/>
+        </w:rPr>
+        <w:t xml:space="preserve"> — y eso último se comprueba </w:t>
+      </w:r>
+      <w:r>
+        <w:rPr>
+          <w:b/>
+          <w:sz w:val="21"/>
+        </w:rPr>
+        <w:t>inmediatamente después</w:t>
+      </w:r>
+      <w:r>
+        <w:rPr>
+          <w:b w:val="0"/>
+          <w:sz w:val="21"/>
+        </w:rPr>
+        <w:t>, con</w:t>
+      </w:r>
+    </w:p>
+    <w:p>
+      <w:pPr>
+        <w:spacing w:after="120"/>
+      </w:pPr>
+      <w:r>
+        <w:rPr>
+          <w:b w:val="0"/>
+          <w:sz w:val="21"/>
+        </w:rPr>
+        <w:t>tres pasadas buenas: ¿las tres cerraron el contacto? ______ de 3.</w:t>
+      </w:r>
+    </w:p>
+    <w:p>
+      <w:pPr>
+        <w:spacing w:after="120"/>
+      </w:pPr>
+      <w:r>
+        <w:rPr>
+          <w:b w:val="0"/>
+          <w:sz w:val="21"/>
+        </w:rPr>
+        <w:t xml:space="preserve">*(Un </w:t>
+      </w:r>
+      <w:r>
+        <w:rPr>
+          <w:rFonts w:ascii="Consolas" w:hAnsi="Consolas"/>
+          <w:sz w:val="21"/>
+        </w:rPr>
+        <w:t>Size Filter</w:t>
+      </w:r>
+      <w:r>
+        <w:rPr>
+          <w:b w:val="0"/>
+          <w:sz w:val="21"/>
+        </w:rPr>
+        <w:t xml:space="preserve"> tan estrecho que no dispara nunca da cero falsos positivos y es inútil. Sin las</w:t>
+      </w:r>
+    </w:p>
+    <w:p>
+      <w:pPr>
+        <w:spacing w:after="120"/>
+      </w:pPr>
+      <w:r>
+        <w:rPr>
+          <w:b w:val="0"/>
+          <w:sz w:val="21"/>
+        </w:rPr>
+        <w:t>tres pasadas buenas, esta medida no vale.)*</w:t>
+      </w:r>
+    </w:p>
+    <w:p>
+      <w:pPr>
+        <w:pStyle w:val="ListBullet"/>
+        <w:spacing w:after="60"/>
+        <w:ind w:left="360"/>
+      </w:pPr>
+      <w:r>
+        <w:rPr>
+          <w:b w:val="0"/>
+          <w:sz w:val="21"/>
+        </w:rPr>
+        <w:t xml:space="preserve">Resultado: </w:t>
+      </w:r>
+      <w:r>
+        <w:rPr>
+          <w:rFonts w:ascii="Consolas" w:hAnsi="Consolas"/>
+          <w:sz w:val="21"/>
+        </w:rPr>
+        <w:t>[ ] CUMPLE  [ ] NO CUMPLE</w:t>
+      </w:r>
+      <w:r>
+        <w:rPr>
+          <w:b w:val="0"/>
+          <w:sz w:val="21"/>
+        </w:rPr>
+        <w:t xml:space="preserve"> — Observación: ______________________________</w:t>
+      </w:r>
+    </w:p>
+    <w:p>
+      <w:pPr>
+        <w:spacing w:after="80"/>
+      </w:pPr>
+    </w:p>
+    <w:p>
+      <w:pPr>
+        <w:spacing w:before="200" w:after="120"/>
+      </w:pPr>
+      <w:r>
+        <w:rPr>
+          <w:b/>
+          <w:color w:val="003366"/>
+          <w:sz w:val="23"/>
+        </w:rPr>
+        <w:t xml:space="preserve">C-8 · CONSUMO REAL, DE NOCHE Y CON LOS IR ENCENDIDOS — 🎥 </w:t>
+      </w:r>
+      <w:r>
+        <w:rPr>
+          <w:b/>
+          <w:color w:val="003366"/>
+          <w:sz w:val="23"/>
+        </w:rPr>
+        <w:t>MEDIDA</w:t>
+      </w:r>
+    </w:p>
+    <w:p>
+      <w:pPr>
+        <w:spacing w:after="120"/>
+      </w:pPr>
+      <w:r>
+        <w:rPr>
+          <w:b/>
+          <w:sz w:val="21"/>
+        </w:rPr>
+        <w:t>Por qué es una medida del sistema y no de la cámara:</w:t>
+      </w:r>
+      <w:r>
+        <w:rPr>
+          <w:b w:val="0"/>
+          <w:sz w:val="21"/>
+        </w:rPr>
+        <w:t xml:space="preserve"> el equipo va a batería. La ficha del</w:t>
+      </w:r>
+    </w:p>
+    <w:p>
+      <w:pPr>
+        <w:spacing w:after="120"/>
+      </w:pPr>
+      <w:r>
+        <w:rPr>
+          <w:b w:val="0"/>
+          <w:sz w:val="21"/>
+        </w:rPr>
+        <w:t xml:space="preserve">fabricante da </w:t>
+      </w:r>
+      <w:r>
+        <w:rPr>
+          <w:rFonts w:ascii="Consolas" w:hAnsi="Consolas"/>
+          <w:sz w:val="21"/>
+        </w:rPr>
+        <w:t>12 V DC</w:t>
+      </w:r>
+      <w:r>
+        <w:rPr>
+          <w:b w:val="0"/>
+          <w:sz w:val="21"/>
+        </w:rPr>
+        <w:t xml:space="preserve">, </w:t>
+      </w:r>
+      <w:r>
+        <w:rPr>
+          <w:b/>
+          <w:sz w:val="21"/>
+        </w:rPr>
+        <w:t>`1,08 A`, máx. `13 W`</w:t>
+      </w:r>
+      <w:r>
+        <w:rPr>
+          <w:b w:val="0"/>
+          <w:sz w:val="21"/>
+        </w:rPr>
+        <w:t>, y esa cifra sola decide el tamaño de la batería y</w:t>
+      </w:r>
+    </w:p>
+    <w:p>
+      <w:pPr>
+        <w:spacing w:after="120"/>
+      </w:pPr>
+      <w:r>
+        <w:rPr>
+          <w:b w:val="0"/>
+          <w:sz w:val="21"/>
+        </w:rPr>
+        <w:t>del panel de cada poste:</w:t>
+      </w:r>
+    </w:p>
+    <w:p>
+      <w:pPr>
+        <w:spacing w:after="200"/>
+        <w:ind w:left="288"/>
+        <w:shd w:val="clear" w:fill="F4F4F4"/>
+      </w:pPr>
+      <w:r>
+        <w:rPr>
+          <w:rFonts w:ascii="Consolas" w:hAnsi="Consolas"/>
+          <w:sz w:val="18"/>
+        </w:rPr>
+        <w:t xml:space="preserve">  Por poste, una camara:      13 W</w:t>
+        <w:br/>
+        <w:t xml:space="preserve">  En 24 h:                    13 W x 24 h  =  312 Wh</w:t>
+        <w:br/>
+        <w:t xml:space="preserve">  A 12 V, eso es:             312 / 12     =   26 Ah/dia   SOLO LA CAMARA</w:t>
+      </w:r>
+    </w:p>
+    <w:p>
+      <w:pPr>
+        <w:spacing w:after="120"/>
+      </w:pPr>
+      <w:r>
+        <w:rPr>
+          <w:b/>
+          <w:sz w:val="21"/>
+        </w:rPr>
+        <w:t>`13 W` es el máximo de la ficha, no el consumo medio</w:t>
+      </w:r>
+      <w:r>
+        <w:rPr>
+          <w:b w:val="0"/>
+          <w:sz w:val="21"/>
+        </w:rPr>
+        <w:t>, y el máximo incluye los IR a plena potencia.</w:t>
+      </w:r>
+    </w:p>
+    <w:p>
+      <w:pPr>
+        <w:spacing w:after="120"/>
+      </w:pPr>
+      <w:r>
+        <w:rPr>
+          <w:b w:val="0"/>
+          <w:sz w:val="21"/>
+        </w:rPr>
+        <w:t xml:space="preserve">Lo que hace falta es el consumo </w:t>
+      </w:r>
+      <w:r>
+        <w:rPr>
+          <w:b/>
+          <w:sz w:val="21"/>
+        </w:rPr>
+        <w:t>real</w:t>
+      </w:r>
+      <w:r>
+        <w:rPr>
+          <w:b w:val="0"/>
+          <w:sz w:val="21"/>
+        </w:rPr>
+        <w:t>, medido, en las dos condiciones — porque el número que</w:t>
+      </w:r>
+    </w:p>
+    <w:p>
+      <w:pPr>
+        <w:spacing w:after="120"/>
+      </w:pPr>
+      <w:r>
+        <w:rPr>
+          <w:b w:val="0"/>
+          <w:sz w:val="21"/>
+        </w:rPr>
+        <w:t xml:space="preserve">dimensiona la batería es el de </w:t>
+      </w:r>
+      <w:r>
+        <w:rPr>
+          <w:b/>
+          <w:sz w:val="21"/>
+        </w:rPr>
+        <w:t>la noche</w:t>
+      </w:r>
+      <w:r>
+        <w:rPr>
+          <w:b w:val="0"/>
+          <w:sz w:val="21"/>
+        </w:rPr>
+        <w:t>, que es cuando los IR están encendidos y el panel no da</w:t>
+      </w:r>
+    </w:p>
+    <w:p>
+      <w:pPr>
+        <w:spacing w:after="120"/>
+      </w:pPr>
+      <w:r>
+        <w:rPr>
+          <w:b w:val="0"/>
+          <w:sz w:val="21"/>
+        </w:rPr>
+        <w:t>nada.</w:t>
+      </w:r>
+    </w:p>
+    <w:p>
+      <w:pPr>
+        <w:spacing w:after="120"/>
+      </w:pPr>
+      <w:r>
+        <w:rPr>
+          <w:b w:val="0"/>
+          <w:sz w:val="21"/>
+        </w:rPr>
+        <w:t>*Procedimiento:* pinza amperimétrica de DC sobre el positivo, o fuente con lectura de corriente.</w:t>
+      </w:r>
+    </w:p>
+    <w:p>
+      <w:pPr>
+        <w:spacing w:after="120"/>
+      </w:pPr>
+      <w:r>
+        <w:rPr>
+          <w:b/>
+          <w:sz w:val="21"/>
+        </w:rPr>
+        <w:t>No se mide por PoE si el equipo va a ir a 12 V:</w:t>
+      </w:r>
+      <w:r>
+        <w:rPr>
+          <w:b w:val="0"/>
+          <w:sz w:val="21"/>
+        </w:rPr>
+        <w:t xml:space="preserve"> son dos caminos distintos y el número que</w:t>
+      </w:r>
+    </w:p>
+    <w:p>
+      <w:pPr>
+        <w:spacing w:after="120"/>
+      </w:pPr>
+      <w:r>
+        <w:rPr>
+          <w:b w:val="0"/>
+          <w:sz w:val="21"/>
+        </w:rPr>
+        <w:t>interesa es el de la batería.</w:t>
+      </w:r>
+    </w:p>
+    <w:p>
+      <w:pPr>
+        <w:spacing w:after="200"/>
+        <w:ind w:left="288"/>
+        <w:shd w:val="clear" w:fill="F4F4F4"/>
+      </w:pPr>
+      <w:r>
+        <w:rPr>
+          <w:rFonts w:ascii="Consolas" w:hAnsi="Consolas"/>
+          <w:sz w:val="18"/>
+        </w:rPr>
+        <w:t xml:space="preserve">  Tension de alimentacion durante la medida ......... ______ V</w:t>
+        <w:br/>
+        <w:br/>
+        <w:t xml:space="preserve">  a) DE DIA, con los IR APAGADOS, escena quieta ...... ______ A  = ______ W</w:t>
+        <w:br/>
+        <w:t xml:space="preserve">  b) DE DIA, con los IR APAGADOS, escena con movimiento y analitica corriendo</w:t>
+        <w:br/>
+        <w:t xml:space="preserve">                                                       ______ A  = ______ W</w:t>
+        <w:br/>
+        <w:t xml:space="preserve">  c) DE NOCHE, IR ENCENDIDOS, escena quieta ......... ______ A  = ______ W</w:t>
+        <w:br/>
+        <w:t xml:space="preserve">  d) DE NOCHE, IR ENCENDIDOS, con movimiento ........ ______ A  = ______ W</w:t>
+        <w:br/>
+        <w:t xml:space="preserve">  e) PICO al arrancar (el valor mas alto que se vea) . ______ A  = ______ W</w:t>
+        <w:br/>
+        <w:br/>
+        <w:t xml:space="preserve">  LA CUENTA QUE VA AL RESPONSABLE, hecha con los numeros de arriba y no con la ficha:</w:t>
+        <w:br/>
+        <w:t xml:space="preserve">     Horas de noche al dia que se asumen ............ ______ h</w:t>
+        <w:br/>
+        <w:t xml:space="preserve">     Consumo diario = (dia_W x horas_dia + noche_W x horas_noche) / 12 V</w:t>
+        <w:br/>
+        <w:t xml:space="preserve">                    = ____________________________________  = ______ Ah/dia</w:t>
+        <w:br/>
+        <w:t xml:space="preserve">     Por poste, sumando el resto del equipo ......... ______ Ah/dia</w:t>
+        <w:br/>
+        <w:t xml:space="preserve">     Bateria instalada hoy en el poste .............. ______ Ah</w:t>
+        <w:br/>
+        <w:t xml:space="preserve">     Dias de autonomia sin sol ...................... ______</w:t>
+      </w:r>
+    </w:p>
+    <w:p>
+      <w:pPr>
+        <w:spacing w:after="160"/>
+        <w:ind w:left="360"/>
+        <w:shd w:val="clear" w:fill="FFF4E5"/>
+      </w:pPr>
+      <w:r>
+        <w:rPr>
+          <w:b w:val="0"/>
+          <w:color w:val="960000"/>
+          <w:sz w:val="20"/>
+        </w:rPr>
+        <w:t xml:space="preserve">⚠️ </w:t>
+      </w:r>
+      <w:r>
+        <w:rPr>
+          <w:b/>
+          <w:color w:val="960000"/>
+          <w:sz w:val="20"/>
+        </w:rPr>
+        <w:t>Y una regla que ya está escrita y no se negocia con esta medida salga lo que salga: la cámara NO cuelga del `LM7805` de la tarjeta.</w:t>
+      </w:r>
+      <w:r>
+        <w:rPr>
+          <w:b w:val="0"/>
+          <w:color w:val="960000"/>
+          <w:sz w:val="20"/>
+        </w:rPr>
+        <w:t xml:space="preserve"> </w:t>
+      </w:r>
+      <w:r>
+        <w:rPr>
+          <w:rFonts w:ascii="Consolas" w:hAnsi="Consolas"/>
+          <w:color w:val="960000"/>
+          <w:sz w:val="20"/>
+        </w:rPr>
+        <w:t>1,08 A</w:t>
+      </w:r>
+      <w:r>
+        <w:rPr>
+          <w:b w:val="0"/>
+          <w:color w:val="960000"/>
+          <w:sz w:val="20"/>
+        </w:rPr>
+        <w:t xml:space="preserve"> por un regulador lineal de 12 a 5 V son 7,5 W de disipación. La cámara va </w:t>
+      </w:r>
+      <w:r>
+        <w:rPr>
+          <w:b/>
+          <w:color w:val="960000"/>
+          <w:sz w:val="20"/>
+        </w:rPr>
+        <w:t>directa a la batería</w:t>
+      </w:r>
+      <w:r>
+        <w:rPr>
+          <w:b w:val="0"/>
+          <w:color w:val="960000"/>
+          <w:sz w:val="20"/>
+        </w:rPr>
+        <w:t>, en su propio ramal y con su propio fusible.</w:t>
+      </w:r>
+    </w:p>
+    <w:p>
+      <w:pPr>
+        <w:pStyle w:val="ListBullet"/>
+        <w:spacing w:after="60"/>
+        <w:ind w:left="360"/>
+      </w:pPr>
+      <w:r>
+        <w:rPr>
+          <w:b w:val="0"/>
+          <w:sz w:val="21"/>
+        </w:rPr>
+        <w:t xml:space="preserve">Resultado: 🎥 </w:t>
+      </w:r>
+      <w:r>
+        <w:rPr>
+          <w:b/>
+          <w:sz w:val="21"/>
+        </w:rPr>
+        <w:t>DATO ANOTADO</w:t>
+      </w:r>
+      <w:r>
+        <w:rPr>
+          <w:b w:val="0"/>
+          <w:sz w:val="21"/>
+        </w:rPr>
+        <w:t xml:space="preserve"> — Observación: _____________________________________</w:t>
+      </w:r>
+    </w:p>
+    <w:p>
+      <w:pPr>
+        <w:spacing w:after="80"/>
+      </w:pPr>
+    </w:p>
+    <w:p>
+      <w:pPr>
+        <w:spacing w:before="200" w:after="120"/>
+      </w:pPr>
+      <w:r>
+        <w:rPr>
+          <w:b/>
+          <w:color w:val="003366"/>
+          <w:sz w:val="23"/>
+        </w:rPr>
+        <w:t>Lo que esta sección DEJA ABIERTO a propósito</w:t>
+      </w:r>
+    </w:p>
+    <w:p>
+      <w:pPr>
+        <w:spacing w:after="120"/>
+      </w:pPr>
+      <w:r>
+        <w:rPr>
+          <w:b/>
+          <w:sz w:val="21"/>
+        </w:rPr>
+        <w:t>No se escribe como paso lo que hoy no se puede medir.</w:t>
+      </w:r>
+      <w:r>
+        <w:rPr>
+          <w:b w:val="0"/>
+          <w:sz w:val="21"/>
+        </w:rPr>
+        <w:t xml:space="preserve"> Va aquí, con hueco, para que quien esté</w:t>
+      </w:r>
+    </w:p>
+    <w:p>
+      <w:pPr>
+        <w:spacing w:after="120"/>
+      </w:pPr>
+      <w:r>
+        <w:rPr>
+          <w:b w:val="0"/>
+          <w:sz w:val="21"/>
+        </w:rPr>
+        <w:t>delante pueda contestarlo si resulta que sí puede — y para que se vea que falta si no:</w:t>
+      </w:r>
+    </w:p>
+    <w:p>
+      <w:pPr>
+        <w:pStyle w:val="ListBullet"/>
+        <w:spacing w:after="60"/>
+        <w:ind w:left="360"/>
+      </w:pPr>
+      <w:r>
+        <w:rPr>
+          <w:b/>
+          <w:sz w:val="21"/>
+        </w:rPr>
+        <w:t>¿Cuál es el tiempo de respuesta aceptable?</w:t>
+      </w:r>
+      <w:r>
+        <w:rPr>
+          <w:b w:val="0"/>
+          <w:sz w:val="21"/>
+        </w:rPr>
+        <w:t xml:space="preserve"> (</w:t>
+      </w:r>
+      <w:r>
+        <w:rPr>
+          <w:rFonts w:ascii="Consolas" w:hAnsi="Consolas"/>
+          <w:sz w:val="21"/>
+        </w:rPr>
+        <w:t>C-3</w:t>
+      </w:r>
+      <w:r>
+        <w:rPr>
+          <w:b w:val="0"/>
+          <w:sz w:val="21"/>
+        </w:rPr>
+        <w:t xml:space="preserve">). Es una </w:t>
+      </w:r>
+      <w:r>
+        <w:rPr>
+          <w:b/>
+          <w:sz w:val="21"/>
+        </w:rPr>
+        <w:t>decisión vial</w:t>
+      </w:r>
+      <w:r>
+        <w:rPr>
+          <w:b w:val="0"/>
+          <w:sz w:val="21"/>
+        </w:rPr>
+        <w:t>, del responsable,</w:t>
+      </w:r>
+    </w:p>
+    <w:p>
+      <w:pPr>
+        <w:spacing w:after="120"/>
+      </w:pPr>
+      <w:r>
+        <w:rPr>
+          <w:b w:val="0"/>
+          <w:sz w:val="21"/>
+        </w:rPr>
+        <w:t>y no la puede tomar quien ejecuta el banco. Hoy no existe. Decidido: ______ s por ______________</w:t>
+      </w:r>
+    </w:p>
+    <w:p>
+      <w:pPr>
+        <w:pStyle w:val="ListBullet"/>
+        <w:spacing w:after="60"/>
+        <w:ind w:left="360"/>
+      </w:pPr>
+      <w:r>
+        <w:rPr>
+          <w:b/>
+          <w:sz w:val="21"/>
+        </w:rPr>
+        <w:t>¿Se compran las microSD y se activa la grabación?</w:t>
+      </w:r>
+      <w:r>
+        <w:rPr>
+          <w:b w:val="0"/>
+          <w:sz w:val="21"/>
+        </w:rPr>
+        <w:t xml:space="preserve"> (</w:t>
+      </w:r>
+      <w:r>
+        <w:rPr>
+          <w:rFonts w:ascii="Consolas" w:hAnsi="Consolas"/>
+          <w:sz w:val="21"/>
+        </w:rPr>
+        <w:t>DECISIONES.md</w:t>
+      </w:r>
+      <w:r>
+        <w:rPr>
+          <w:b w:val="0"/>
+          <w:sz w:val="21"/>
+        </w:rPr>
+        <w:t xml:space="preserve"> A-0). No toca firmware y es</w:t>
+      </w:r>
+    </w:p>
+    <w:p>
+      <w:pPr>
+        <w:spacing w:after="120"/>
+      </w:pPr>
+      <w:r>
+        <w:rPr>
+          <w:b w:val="0"/>
+          <w:sz w:val="21"/>
+        </w:rPr>
+        <w:t xml:space="preserve">lo único de las cámaras que da valor </w:t>
+      </w:r>
+      <w:r>
+        <w:rPr>
+          <w:b/>
+          <w:sz w:val="21"/>
+        </w:rPr>
+        <w:t>sin escribir una línea de código</w:t>
+      </w:r>
+      <w:r>
+        <w:rPr>
+          <w:b w:val="0"/>
+          <w:sz w:val="21"/>
+        </w:rPr>
+        <w:t>. Decidido: __________</w:t>
+      </w:r>
+    </w:p>
+    <w:p>
+      <w:pPr>
+        <w:pStyle w:val="ListBullet"/>
+        <w:spacing w:after="60"/>
+        <w:ind w:left="360"/>
+      </w:pPr>
+      <w:r>
+        <w:rPr>
+          <w:b/>
+          <w:sz w:val="21"/>
+        </w:rPr>
+        <w:t>¿Qué significa el segundo bit?</w:t>
+      </w:r>
+      <w:r>
+        <w:rPr>
+          <w:b w:val="0"/>
+          <w:sz w:val="21"/>
+        </w:rPr>
+        <w:t xml:space="preserve"> (</w:t>
+      </w:r>
+      <w:r>
+        <w:rPr>
+          <w:rFonts w:ascii="Consolas" w:hAnsi="Consolas"/>
+          <w:sz w:val="21"/>
+        </w:rPr>
+        <w:t>A-1</w:t>
+      </w:r>
+      <w:r>
+        <w:rPr>
+          <w:b w:val="0"/>
+          <w:sz w:val="21"/>
+        </w:rPr>
+        <w:t>). Uno está tomado —presencia antes de bajar la pluma—;</w:t>
+      </w:r>
+    </w:p>
+    <w:p>
+      <w:pPr>
+        <w:spacing w:after="120"/>
+      </w:pPr>
+      <w:r>
+        <w:rPr>
+          <w:b w:val="0"/>
+          <w:sz w:val="21"/>
+        </w:rPr>
+        <w:t xml:space="preserve">el otro, no. </w:t>
+      </w:r>
+      <w:r>
+        <w:rPr>
+          <w:b/>
+          <w:sz w:val="21"/>
+        </w:rPr>
+        <w:t>Ninguna medida de esta sección lo decide</w:t>
+      </w:r>
+      <w:r>
+        <w:rPr>
+          <w:b w:val="0"/>
+          <w:sz w:val="21"/>
+        </w:rPr>
+        <w:t>, y por eso no se pregunta aquí.</w:t>
+      </w:r>
+    </w:p>
+    <w:p>
+      <w:pPr>
+        <w:pStyle w:val="ListBullet"/>
+        <w:spacing w:after="60"/>
+        <w:ind w:left="360"/>
+      </w:pPr>
+      <w:r>
+        <w:rPr>
+          <w:b/>
+          <w:sz w:val="21"/>
+        </w:rPr>
+        <w:t>La corriente mínima de conmutación del contacto y su material.</w:t>
+      </w:r>
+      <w:r>
+        <w:rPr>
+          <w:b w:val="0"/>
+          <w:sz w:val="21"/>
+        </w:rPr>
+        <w:t xml:space="preserve"> No está en ninguna fuente, y</w:t>
+      </w:r>
+    </w:p>
+    <w:p>
+      <w:pPr>
+        <w:spacing w:after="120"/>
+      </w:pPr>
+      <w:r>
+        <w:rPr>
+          <w:b/>
+          <w:sz w:val="21"/>
+        </w:rPr>
+        <w:t>no se puede medir en una tarde</w:t>
+      </w:r>
+      <w:r>
+        <w:rPr>
+          <w:b w:val="0"/>
+          <w:sz w:val="21"/>
+        </w:rPr>
+        <w:t>: es un fallo de envejecimiento, de meses. Se anota como riesgo</w:t>
+      </w:r>
+    </w:p>
+    <w:p>
+      <w:pPr>
+        <w:spacing w:after="120"/>
+      </w:pPr>
+      <w:r>
+        <w:rPr>
+          <w:b w:val="0"/>
+          <w:sz w:val="21"/>
+        </w:rPr>
+        <w:t xml:space="preserve">conocido, no como ensayo. *(El equipo le pide al contacto </w:t>
+      </w:r>
+      <w:r>
+        <w:rPr>
+          <w:rFonts w:ascii="Consolas" w:hAnsi="Consolas"/>
+          <w:sz w:val="21"/>
+        </w:rPr>
+        <w:t>3,3 V / 330 µA</w:t>
+      </w:r>
+      <w:r>
+        <w:rPr>
+          <w:b w:val="0"/>
+          <w:sz w:val="21"/>
+        </w:rPr>
+        <w:t>, que es régimen de</w:t>
+      </w:r>
+    </w:p>
+    <w:p>
+      <w:pPr>
+        <w:spacing w:after="120"/>
+      </w:pPr>
+      <w:r>
+        <w:rPr>
+          <w:b w:val="0"/>
+          <w:sz w:val="21"/>
+        </w:rPr>
+        <w:t>carga seca.)*</w:t>
       </w:r>
     </w:p>
     <w:p>
@@ -34144,6 +40901,16 @@
         <w:br/>
         <w:t>Seccion 11 — Camaras de demanda .......................  ___ / 2</w:t>
         <w:br/>
+        <w:t>Seccion 14 — Las 8 medidas de la camara Hikvision ....  NO PUNTUA</w:t>
+        <w:br/>
+        <w:t xml:space="preserve">   Son C-1 a C-8 y NO entran en el denominador: no son pruebas del equipo, son</w:t>
+        <w:br/>
+        <w:t xml:space="preserve">   datos de un componente que aun no esta integrado. Llevan hueco de respuesta</w:t>
+        <w:br/>
+        <w:t xml:space="preserve">   y solo tres llevan casilla CUMPLE/NO CUMPLE. Sus datos van al bloque de</w:t>
+        <w:br/>
+        <w:t xml:space="preserve">   abajo "DATOS MEDIDOS - CAMARA".</w:t>
+        <w:br/>
         <w:t>Seccion 12 — Telemetria y ordenes .....................  ___ / 4    (3 + 12.7)</w:t>
         <w:br/>
         <w:t xml:space="preserve">                                                         -----------------</w:t>
@@ -34172,9 +40939,15 @@
         <w:br/>
         <w:t>NO EJECUTABLES EN ESTA RONDA  (no se firman, no se cuentan)</w:t>
         <w:br/>
-        <w:t xml:space="preserve">   APLAZADAS ... 13   Seccion 6 entera (6) . 8.9 . 9.12 . 9.13 . 11.3 . 12.1 . 12.5 . 12.6</w:t>
+        <w:t xml:space="preserve">   APLAZADAS ... 12   Seccion 6 entera (6) . 8.9 . 9.12 . 9.13 . 12.1 . 12.5 . 12.6</w:t>
         <w:br/>
-        <w:t xml:space="preserve">                      (12 heredadas de la revision anterior + 8.9, que es nueva)</w:t>
+        <w:t xml:space="preserve">                      (11 heredadas de la revision anterior + 8.9, que es nueva)</w:t>
+        <w:br/>
+        <w:t xml:space="preserve">                      11.3 YA NO ESTA AQUI: el 05/09 se compraron las camaras, o sea</w:t>
+        <w:br/>
+        <w:t xml:space="preserve">                      que su motivo -"falta la camara real"- caduco. Se muda a C-7</w:t>
+        <w:br/>
+        <w:t xml:space="preserve">                      de la Seccion 14. No se firma en la 11, se mide en la 14.</w:t>
         <w:br/>
         <w:t xml:space="preserve">   RETIRADAS ... 21   1.2 . 4.1 . 4.3 . 5.6 . 5.7 . 7.2 . 7.3 . 7.4 . 7.10 . 7.11</w:t>
         <w:br/>
@@ -34257,6 +41030,135 @@
         <w:t xml:space="preserve">     Si las resistencias difieren de estas, NO son las mismas placas o algo cambio:</w:t>
         <w:br/>
         <w:t xml:space="preserve">     eso es un hallazgo por si solo y se anota antes de seguir.</w:t>
+      </w:r>
+    </w:p>
+    <w:p>
+      <w:pPr>
+        <w:spacing w:before="200" w:after="120"/>
+      </w:pPr>
+      <w:r>
+        <w:rPr>
+          <w:b/>
+          <w:color w:val="003366"/>
+          <w:sz w:val="23"/>
+        </w:rPr>
+        <w:t xml:space="preserve">🎥 DATOS MEDIDOS — CÁMARA </w:t>
+      </w:r>
+      <w:r>
+        <w:rPr>
+          <w:rFonts w:ascii="Consolas" w:hAnsi="Consolas"/>
+          <w:color w:val="003366"/>
+          <w:sz w:val="23"/>
+        </w:rPr>
+        <w:t>DS-2CD2683G2-IZS</w:t>
+      </w:r>
+      <w:r>
+        <w:rPr>
+          <w:b/>
+          <w:color w:val="003366"/>
+          <w:sz w:val="23"/>
+        </w:rPr>
+        <w:t xml:space="preserve"> (se copian de la §14)</w:t>
+      </w:r>
+    </w:p>
+    <w:p>
+      <w:pPr>
+        <w:spacing w:after="120"/>
+      </w:pPr>
+      <w:r>
+        <w:rPr>
+          <w:b/>
+          <w:sz w:val="21"/>
+        </w:rPr>
+        <w:t>No cuentan como `CUMPLE`/`NO CUMPLE`.</w:t>
+      </w:r>
+      <w:r>
+        <w:rPr>
+          <w:b w:val="0"/>
+          <w:sz w:val="21"/>
+        </w:rPr>
+        <w:t xml:space="preserve"> Son los cinco números de la §14 que salen de esta sesión y</w:t>
+      </w:r>
+    </w:p>
+    <w:p>
+      <w:pPr>
+        <w:spacing w:after="120"/>
+      </w:pPr>
+      <w:r>
+        <w:rPr>
+          <w:b w:val="0"/>
+          <w:sz w:val="21"/>
+        </w:rPr>
+        <w:t>entran en una decisión de diseño, de firmware o de energía. **El resto de las respuestas se queda en</w:t>
+      </w:r>
+    </w:p>
+    <w:p>
+      <w:pPr>
+        <w:spacing w:after="120"/>
+      </w:pPr>
+      <w:r>
+        <w:rPr>
+          <w:b w:val="0"/>
+          <w:sz w:val="21"/>
+        </w:rPr>
+        <w:t>la §14 y no se duplica aquí** — dos copias de un dato son dos datos que acaban discrepando.</w:t>
+      </w:r>
+    </w:p>
+    <w:p>
+      <w:pPr>
+        <w:spacing w:after="200"/>
+        <w:ind w:left="288"/>
+        <w:shd w:val="clear" w:fill="F4F4F4"/>
+      </w:pPr>
+      <w:r>
+        <w:rPr>
+          <w:rFonts w:ascii="Consolas" w:hAnsi="Consolas"/>
+          <w:sz w:val="18"/>
+        </w:rPr>
+        <w:t xml:space="preserve">  C-1  Existe "Trigger Alarm Output" en Intrusion Detection?</w:t>
+        <w:br/>
+        <w:t xml:space="preserve">          [ ] SI -&gt; el diseno D-13 sigue en pie</w:t>
+        <w:br/>
+        <w:t xml:space="preserve">          [ ] NO -&gt; PARAR. Se cae el bit por poste; queda la via D-14 (grabacion)</w:t>
+        <w:br/>
+        <w:t xml:space="preserve">          [ ] no se pudo mirar, motivo: ______________________________________</w:t>
+        <w:br/>
+        <w:br/>
+        <w:t xml:space="preserve">  C-2  Delay minimo que ofrece la camara ......... ______      (elegido ______)</w:t>
+        <w:br/>
+        <w:t xml:space="preserve">       Duracion medida del pulso del rele ........ ______ s</w:t>
+        <w:br/>
+        <w:t xml:space="preserve">          -&gt; Si NO es ~1 s, hay CINCO comentarios del firmware y DOS packs del</w:t>
+        <w:br/>
+        <w:t xml:space="preserve">             banco (PULSO_RELE_MS = 1000) apoyados en un numero falso. Se anota</w:t>
+        <w:br/>
+        <w:t xml:space="preserve">             aqui y se arregla fuera de banco. NO se toca firmware en la sesion.</w:t>
+        <w:br/>
+        <w:br/>
+        <w:t xml:space="preserve">  C-3  Peor caso de las 30 pasadas ............... ______ s</w:t>
+        <w:br/>
+        <w:t xml:space="preserve">       Pasadas que NO cerraron el contacto ....... ______ de 30</w:t>
+        <w:br/>
+        <w:br/>
+        <w:t xml:space="preserve">  C-4  Es contacto seco, sin tension propia?  [ ] SI   [ ] NO</w:t>
+        <w:br/>
+        <w:t xml:space="preserve">       Da algun pulso al arrancar o reiniciar? [ ] NO  [ ] SI -&gt; ______ pulsos</w:t>
+        <w:br/>
+        <w:t xml:space="preserve">          -&gt; Un pulso en el arranque es una peticion de paso que nadie hizo.</w:t>
+        <w:br/>
+        <w:br/>
+        <w:t xml:space="preserve">  C-8  Consumo de NOCHE con IR encendidos ........ ______ A a ______ V</w:t>
+        <w:br/>
+        <w:t xml:space="preserve">       Consumo diario calculado .................. ______ Ah/dia</w:t>
+        <w:br/>
+        <w:t xml:space="preserve">          (la ficha dice 13 W max -&gt; 26 Ah/dia; este es el numero real)</w:t>
+        <w:br/>
+        <w:br/>
+        <w:t xml:space="preserve">  QUEDA ABIERTO Y SE DICE ASI:</w:t>
+        <w:br/>
+        <w:t xml:space="preserve">       C-5 (entrada de alarma) ... [ ] BLOQUEADA, falta el diagrama de cable</w:t>
+        <w:br/>
+        <w:t xml:space="preserve">       C-6 parte 2 (madrugada) ... [ ] EJECUTADA   [ ] PENDIENTE, fecha ________</w:t>
       </w:r>
     </w:p>
     <w:p>

--- a/05_Funcional/3_Protocolo_Pruebas_Rigurosas.docx
+++ b/05_Funcional/3_Protocolo_Pruebas_Rigurosas.docx
@@ -940,7 +940,14 @@
                 <w:b w:val="0"/>
                 <w:sz w:val="19"/>
               </w:rPr>
-              <w:t xml:space="preserve"> p10/p12) pasan a ser entradas de cámara</w:t>
+              <w:t xml:space="preserve"> p10/p12) pasan a ser </w:t>
+            </w:r>
+            <w:r>
+              <w:rPr>
+                <w:b/>
+                <w:sz w:val="19"/>
+              </w:rPr>
+              <w:t>entradas de cámara</w:t>
             </w:r>
           </w:p>
         </w:tc>
@@ -950,6 +957,13 @@
           </w:tcPr>
           <w:p>
             <w:r/>
+            <w:r>
+              <w:rPr>
+                <w:b w:val="0"/>
+                <w:sz w:val="19"/>
+              </w:rPr>
+              <w:t>~~</w:t>
+            </w:r>
             <w:r>
               <w:rPr>
                 <w:rFonts w:ascii="Consolas" w:hAnsi="Consolas"/>
@@ -976,14 +990,21 @@
                 <w:b w:val="0"/>
                 <w:sz w:val="19"/>
               </w:rPr>
-              <w:t xml:space="preserve"> — </w:t>
+              <w:t xml:space="preserve">~~ → </w:t>
             </w:r>
             <w:r>
               <w:rPr>
                 <w:b/>
                 <w:sz w:val="19"/>
               </w:rPr>
-              <w:t>MEDIDO</w:t>
+              <w:t>se cita el símbolo, §4.sexies:</w:t>
+            </w:r>
+            <w:r>
+              <w:rPr>
+                <w:b w:val="0"/>
+                <w:sz w:val="19"/>
+              </w:rPr>
+              <w:t xml:space="preserve"> `grep -n "bool botonAceptar\</w:t>
             </w:r>
           </w:p>
         </w:tc>
@@ -995,24 +1016,239 @@
             <w:r/>
             <w:r>
               <w:rPr>
+                <w:b w:val="0"/>
+                <w:sz w:val="19"/>
+              </w:rPr>
+              <w:t xml:space="preserve">bool botonCancelar" Maestro/src/botones.cpp Esclavo/src/botones.cpp` — </w:t>
+            </w:r>
+            <w:r>
+              <w:rPr>
                 <w:b/>
                 <w:sz w:val="19"/>
               </w:rPr>
-              <w:t>No se puede aceptar ni cancelar nada.</w:t>
+              <w:t>RE-MEDIDO el 05/09</w:t>
             </w:r>
             <w:r>
               <w:rPr>
                 <w:b w:val="0"/>
                 <w:sz w:val="19"/>
               </w:rPr>
-              <w:t xml:space="preserve"> Todo paso que diga *«pulse Botón 3»*, *«confirme»*, *«entre en CONFIGURACION»* o *«recorra el menú»* </w:t>
+              <w:t xml:space="preserve"> *(los números viejos ya no señalaban ahí)*</w:t>
+            </w:r>
+          </w:p>
+        </w:tc>
+      </w:tr>
+      <w:tr>
+        <w:tc>
+          <w:tcPr>
+            <w:tcW w:type="dxa" w:w="3120"/>
+          </w:tcPr>
+          <w:p>
+            <w:r/>
+            <w:r>
+              <w:rPr>
+                <w:b w:val="0"/>
+                <w:sz w:val="19"/>
+              </w:rPr>
+              <w:t xml:space="preserve">🔴 </w:t>
             </w:r>
             <w:r>
               <w:rPr>
                 <w:b/>
                 <w:sz w:val="19"/>
               </w:rPr>
-              <w:t>no se puede ejecutar</w:t>
+              <w:t>PERO `botonArriba()` y `botonAbajo()` NO están muertos — y esta fila faltaba.</w:t>
+            </w:r>
+            <w:r>
+              <w:rPr>
+                <w:b w:val="0"/>
+                <w:sz w:val="19"/>
+              </w:rPr>
+              <w:t xml:space="preserve"> Devuelven </w:t>
+            </w:r>
+            <w:r>
+              <w:rPr>
+                <w:rFonts w:ascii="Consolas" w:hAnsi="Consolas"/>
+                <w:sz w:val="19"/>
+              </w:rPr>
+              <w:t>consumir(0)</w:t>
+            </w:r>
+            <w:r>
+              <w:rPr>
+                <w:b w:val="0"/>
+                <w:sz w:val="19"/>
+              </w:rPr>
+              <w:t>/</w:t>
+            </w:r>
+            <w:r>
+              <w:rPr>
+                <w:rFonts w:ascii="Consolas" w:hAnsi="Consolas"/>
+                <w:sz w:val="19"/>
+              </w:rPr>
+              <w:t>consumir(1)</w:t>
+            </w:r>
+            <w:r>
+              <w:rPr>
+                <w:b w:val="0"/>
+                <w:sz w:val="19"/>
+              </w:rPr>
+              <w:t xml:space="preserve">, alimentados por </w:t>
+            </w:r>
+            <w:r>
+              <w:rPr>
+                <w:rFonts w:ascii="Consolas" w:hAnsi="Consolas"/>
+                <w:sz w:val="19"/>
+              </w:rPr>
+              <w:t>digitalRead(b.pin) == HIGH</w:t>
+            </w:r>
+            <w:r>
+              <w:rPr>
+                <w:b w:val="0"/>
+                <w:sz w:val="19"/>
+              </w:rPr>
+              <w:t xml:space="preserve"> sobre </w:t>
+            </w:r>
+            <w:r>
+              <w:rPr>
+                <w:rFonts w:ascii="Consolas" w:hAnsi="Consolas"/>
+                <w:sz w:val="19"/>
+              </w:rPr>
+              <w:t>BOTON1</w:t>
+            </w:r>
+            <w:r>
+              <w:rPr>
+                <w:b w:val="0"/>
+                <w:sz w:val="19"/>
+              </w:rPr>
+              <w:t>=</w:t>
+            </w:r>
+            <w:r>
+              <w:rPr>
+                <w:rFonts w:ascii="Consolas" w:hAnsi="Consolas"/>
+                <w:sz w:val="19"/>
+              </w:rPr>
+              <w:t>PB9</w:t>
+            </w:r>
+            <w:r>
+              <w:rPr>
+                <w:b w:val="0"/>
+                <w:sz w:val="19"/>
+              </w:rPr>
+              <w:t xml:space="preserve"> (</w:t>
+            </w:r>
+            <w:r>
+              <w:rPr>
+                <w:rFonts w:ascii="Consolas" w:hAnsi="Consolas"/>
+                <w:sz w:val="19"/>
+              </w:rPr>
+              <w:t>J16</w:t>
+            </w:r>
+            <w:r>
+              <w:rPr>
+                <w:b w:val="0"/>
+                <w:sz w:val="19"/>
+              </w:rPr>
+              <w:t xml:space="preserve"> p5) y </w:t>
+            </w:r>
+            <w:r>
+              <w:rPr>
+                <w:rFonts w:ascii="Consolas" w:hAnsi="Consolas"/>
+                <w:sz w:val="19"/>
+              </w:rPr>
+              <w:t>BOTON2</w:t>
+            </w:r>
+            <w:r>
+              <w:rPr>
+                <w:b w:val="0"/>
+                <w:sz w:val="19"/>
+              </w:rPr>
+              <w:t>=</w:t>
+            </w:r>
+            <w:r>
+              <w:rPr>
+                <w:rFonts w:ascii="Consolas" w:hAnsi="Consolas"/>
+                <w:sz w:val="19"/>
+              </w:rPr>
+              <w:t>PB13</w:t>
+            </w:r>
+            <w:r>
+              <w:rPr>
+                <w:b w:val="0"/>
+                <w:sz w:val="19"/>
+              </w:rPr>
+              <w:t xml:space="preserve"> (</w:t>
+            </w:r>
+            <w:r>
+              <w:rPr>
+                <w:rFonts w:ascii="Consolas" w:hAnsi="Consolas"/>
+                <w:sz w:val="19"/>
+              </w:rPr>
+              <w:t>J16</w:t>
+            </w:r>
+            <w:r>
+              <w:rPr>
+                <w:b w:val="0"/>
+                <w:sz w:val="19"/>
+              </w:rPr>
+              <w:t xml:space="preserve"> p8)</w:t>
+            </w:r>
+          </w:p>
+        </w:tc>
+        <w:tc>
+          <w:tcPr>
+            <w:tcW w:type="dxa" w:w="3120"/>
+          </w:tcPr>
+          <w:p>
+            <w:r/>
+            <w:r>
+              <w:rPr>
+                <w:b w:val="0"/>
+                <w:sz w:val="19"/>
+              </w:rPr>
+              <w:t>`grep -rn "botonArriba\</w:t>
+            </w:r>
+          </w:p>
+        </w:tc>
+        <w:tc>
+          <w:tcPr>
+            <w:tcW w:type="dxa" w:w="3120"/>
+          </w:tcPr>
+          <w:p>
+            <w:r/>
+            <w:r>
+              <w:rPr>
+                <w:b w:val="0"/>
+                <w:sz w:val="19"/>
+              </w:rPr>
+              <w:t>botonAbajo" Maestro/src Esclavo/src</w:t>
+            </w:r>
+            <w:r>
+              <w:rPr>
+                <w:rFonts w:ascii="Consolas" w:hAnsi="Consolas"/>
+                <w:sz w:val="19"/>
+              </w:rPr>
+              <w:t xml:space="preserve"> — **MEDIDO el 05/09**: tienen llamadores vivos en </w:t>
+            </w:r>
+            <w:r>
+              <w:rPr>
+                <w:b w:val="0"/>
+                <w:sz w:val="19"/>
+              </w:rPr>
+              <w:t>menu.cpp</w:t>
+            </w:r>
+            <w:r>
+              <w:rPr>
+                <w:rFonts w:ascii="Consolas" w:hAnsi="Consolas"/>
+                <w:sz w:val="19"/>
+              </w:rPr>
+              <w:t xml:space="preserve"> y </w:t>
+            </w:r>
+            <w:r>
+              <w:rPr>
+                <w:b w:val="0"/>
+                <w:sz w:val="19"/>
+              </w:rPr>
+              <w:t>modo_hora.cpp` de las dos puntas</w:t>
             </w:r>
           </w:p>
         </w:tc>
@@ -1790,7 +2026,39 @@
           <w:color w:val="960000"/>
           <w:sz w:val="20"/>
         </w:rPr>
-        <w:t xml:space="preserve"> (</w:t>
+        <w:t xml:space="preserve">. La regla *«con el menú abierto el mando se ignora»* no está rota: </w:t>
+      </w:r>
+      <w:r>
+        <w:rPr>
+          <w:b/>
+          <w:color w:val="960000"/>
+          <w:sz w:val="20"/>
+        </w:rPr>
+        <w:t>se quedó sin sujeto</w:t>
+      </w:r>
+      <w:r>
+        <w:rPr>
+          <w:b w:val="0"/>
+          <w:color w:val="960000"/>
+          <w:sz w:val="20"/>
+        </w:rPr>
+        <w:t xml:space="preserve">. &gt; ✅ </w:t>
+      </w:r>
+      <w:r>
+        <w:rPr>
+          <w:b/>
+          <w:color w:val="960000"/>
+          <w:sz w:val="20"/>
+        </w:rPr>
+        <w:t>RE-MEDIDO EL 05/09 y CONFIRMADO — se conserva tal cual, y ahora citado por símbolo</w:t>
+      </w:r>
+      <w:r>
+        <w:rPr>
+          <w:b w:val="0"/>
+          <w:color w:val="960000"/>
+          <w:sz w:val="20"/>
+        </w:rPr>
+        <w:t xml:space="preserve"> &gt; *(la cita vieja </w:t>
       </w:r>
       <w:r>
         <w:rPr>
@@ -1806,31 +2074,159 @@
           <w:color w:val="960000"/>
           <w:sz w:val="20"/>
         </w:rPr>
-        <w:t xml:space="preserve">, </w:t>
-      </w:r>
-      <w:r>
-        <w:rPr>
-          <w:b/>
-          <w:color w:val="960000"/>
-          <w:sz w:val="20"/>
-        </w:rPr>
-        <w:t>MEDIDO</w:t>
-      </w:r>
-      <w:r>
-        <w:rPr>
-          <w:b w:val="0"/>
-          <w:color w:val="960000"/>
-          <w:sz w:val="20"/>
-        </w:rPr>
-        <w:t xml:space="preserve">). La regla *«con el menú abierto el mando se ignora»* no está rota: </w:t>
-      </w:r>
-      <w:r>
-        <w:rPr>
-          <w:b/>
-          <w:color w:val="960000"/>
-          <w:sz w:val="20"/>
-        </w:rPr>
-        <w:t>se quedó sin sujeto</w:t>
+        <w:t xml:space="preserve"> ya no señalaba ahí)*: &gt; </w:t>
+      </w:r>
+      <w:r>
+        <w:rPr>
+          <w:rFonts w:ascii="Consolas" w:hAnsi="Consolas"/>
+          <w:color w:val="960000"/>
+          <w:sz w:val="20"/>
+        </w:rPr>
+        <w:t>menu_estaAbierto()</w:t>
+      </w:r>
+      <w:r>
+        <w:rPr>
+          <w:b w:val="0"/>
+          <w:color w:val="960000"/>
+          <w:sz w:val="20"/>
+        </w:rPr>
+        <w:t xml:space="preserve"> devuelve </w:t>
+      </w:r>
+      <w:r>
+        <w:rPr>
+          <w:rFonts w:ascii="Consolas" w:hAnsi="Consolas"/>
+          <w:color w:val="960000"/>
+          <w:sz w:val="20"/>
+        </w:rPr>
+        <w:t>pantalla != P_MENU</w:t>
+      </w:r>
+      <w:r>
+        <w:rPr>
+          <w:b w:val="0"/>
+          <w:color w:val="960000"/>
+          <w:sz w:val="20"/>
+        </w:rPr>
+        <w:t xml:space="preserve">, y </w:t>
+      </w:r>
+      <w:r>
+        <w:rPr>
+          <w:rFonts w:ascii="Consolas" w:hAnsi="Consolas"/>
+          <w:color w:val="960000"/>
+          <w:sz w:val="20"/>
+        </w:rPr>
+        <w:t>pantalla</w:t>
+      </w:r>
+      <w:r>
+        <w:rPr>
+          <w:b w:val="0"/>
+          <w:color w:val="960000"/>
+          <w:sz w:val="20"/>
+        </w:rPr>
+        <w:t xml:space="preserve"> sólo cambia con </w:t>
+      </w:r>
+      <w:r>
+        <w:rPr>
+          <w:rFonts w:ascii="Consolas" w:hAnsi="Consolas"/>
+          <w:color w:val="960000"/>
+          <w:sz w:val="20"/>
+        </w:rPr>
+        <w:t>botonAceptar()</w:t>
+      </w:r>
+      <w:r>
+        <w:rPr>
+          <w:b w:val="0"/>
+          <w:color w:val="960000"/>
+          <w:sz w:val="20"/>
+        </w:rPr>
+        <w:t xml:space="preserve">. &gt; </w:t>
+      </w:r>
+      <w:r>
+        <w:rPr>
+          <w:b/>
+          <w:color w:val="960000"/>
+          <w:sz w:val="20"/>
+        </w:rPr>
+        <w:t>El propio firmware lo lleva escrito al lado</w:t>
+      </w:r>
+      <w:r>
+        <w:rPr>
+          <w:b w:val="0"/>
+          <w:color w:val="960000"/>
+          <w:sz w:val="20"/>
+        </w:rPr>
+        <w:t xml:space="preserve"> — </w:t>
+      </w:r>
+      <w:r>
+        <w:rPr>
+          <w:rFonts w:ascii="Consolas" w:hAnsi="Consolas"/>
+          <w:color w:val="960000"/>
+          <w:sz w:val="20"/>
+        </w:rPr>
+        <w:t>grep -n "menu_estaAbierto" Maestro/src/botones.cpp Esclavo/src/botones.cpp Esclavo/src/mando.cpp Esclavo/src/menu.cpp</w:t>
+      </w:r>
+      <w:r>
+        <w:rPr>
+          <w:b w:val="0"/>
+          <w:color w:val="960000"/>
+          <w:sz w:val="20"/>
+        </w:rPr>
+        <w:t xml:space="preserve">: &gt; *«no puede bajar del listado, asi que menu_estaAbierto() es siempre falso y el mando deja…»*. &gt; </w:t>
+      </w:r>
+      <w:r>
+        <w:rPr>
+          <w:b/>
+          <w:color w:val="960000"/>
+          <w:sz w:val="20"/>
+        </w:rPr>
+        <w:t>Y con `D-1` la consecuencia práctica se apaga sola</w:t>
+      </w:r>
+      <w:r>
+        <w:rPr>
+          <w:b w:val="0"/>
+          <w:color w:val="960000"/>
+          <w:sz w:val="20"/>
+        </w:rPr>
+        <w:t xml:space="preserve">: sin mando montado nadie compone una &gt; secuencia — pero la inhibición sigue </w:t>
+      </w:r>
+      <w:r>
+        <w:rPr>
+          <w:b/>
+          <w:color w:val="960000"/>
+          <w:sz w:val="20"/>
+        </w:rPr>
+        <w:t>sin sujeto</w:t>
+      </w:r>
+      <w:r>
+        <w:rPr>
+          <w:b w:val="0"/>
+          <w:color w:val="960000"/>
+          <w:sz w:val="20"/>
+        </w:rPr>
+        <w:t xml:space="preserve">, no restaurada, y eso importa el día que &gt; alguien cablee algo en </w:t>
+      </w:r>
+      <w:r>
+        <w:rPr>
+          <w:rFonts w:ascii="Consolas" w:hAnsi="Consolas"/>
+          <w:color w:val="960000"/>
+          <w:sz w:val="20"/>
+        </w:rPr>
+        <w:t>p5</w:t>
+      </w:r>
+      <w:r>
+        <w:rPr>
+          <w:b w:val="0"/>
+          <w:color w:val="960000"/>
+          <w:sz w:val="20"/>
+        </w:rPr>
+        <w:t>/</w:t>
+      </w:r>
+      <w:r>
+        <w:rPr>
+          <w:rFonts w:ascii="Consolas" w:hAnsi="Consolas"/>
+          <w:color w:val="960000"/>
+          <w:sz w:val="20"/>
+        </w:rPr>
+        <w:t>p8</w:t>
       </w:r>
       <w:r>
         <w:rPr>
